--- a/spa/docx/005.content.docx
+++ b/spa/docx/005.content.docx
@@ -411,138 +411,102 @@
           <w:lang w:val="es_ES" w:bidi="es_ES"/>
         </w:rPr>
       </w:r>
-      <w:hyperlink r:id="rId13">
-        <w:r>
-          <w:rPr>
-            <w:lang w:val="es_ES" w:bidi="es_ES"/>
-          </w:rPr>
-          <w:rPr>
-            <w:color w:val="0000EE"/>
-            <w:u w:val="single"/>
-          </w:rPr>
-          <w:t>2 Crónicas 24:23–24</w:t>
-        </w:r>
-      </w:hyperlink>
-    </w:p>
-    <w:p>
-      <w:pPr>
-        <w:pStyle w:val="ListBullet"/>
-        <w:spacing w:line="240" w:lineRule="auto"/>
-        <w:ind w:left="720"/>
-      </w:pPr>
-      <w:r>
-        <w:rPr>
-          <w:lang w:val="es_ES" w:bidi="es_ES"/>
-        </w:rPr>
-      </w:r>
-      <w:hyperlink r:id="rId14">
-        <w:r>
-          <w:rPr>
-            <w:lang w:val="es_ES" w:bidi="es_ES"/>
-          </w:rPr>
-          <w:rPr>
-            <w:color w:val="0000EE"/>
-            <w:u w:val="single"/>
-          </w:rPr>
-          <w:t>Hechos 9:1–2</w:t>
-        </w:r>
-      </w:hyperlink>
-    </w:p>
-    <w:p>
-      <w:pPr>
-        <w:pStyle w:val="ListBullet"/>
-        <w:spacing w:line="240" w:lineRule="auto"/>
-        <w:ind w:left="720"/>
-      </w:pPr>
-      <w:r>
-        <w:rPr>
-          <w:lang w:val="es_ES" w:bidi="es_ES"/>
-        </w:rPr>
-      </w:r>
-      <w:hyperlink r:id="rId15">
-        <w:r>
-          <w:rPr>
-            <w:lang w:val="es_ES" w:bidi="es_ES"/>
-          </w:rPr>
-          <w:rPr>
-            <w:color w:val="0000EE"/>
-            <w:u w:val="single"/>
-          </w:rPr>
-          <w:t>Hechos 9:3</w:t>
-        </w:r>
-      </w:hyperlink>
-    </w:p>
-    <w:p>
-      <w:pPr>
-        <w:pStyle w:val="ListBullet"/>
-        <w:spacing w:line="240" w:lineRule="auto"/>
-        <w:ind w:left="720"/>
-      </w:pPr>
-      <w:r>
-        <w:rPr>
-          <w:lang w:val="es_ES" w:bidi="es_ES"/>
-        </w:rPr>
-      </w:r>
-      <w:hyperlink r:id="rId16">
-        <w:r>
-          <w:rPr>
-            <w:lang w:val="es_ES" w:bidi="es_ES"/>
-          </w:rPr>
-          <w:rPr>
-            <w:color w:val="0000EE"/>
-            <w:u w:val="single"/>
-          </w:rPr>
-          <w:t>Hechos 26:12</w:t>
-        </w:r>
-      </w:hyperlink>
-    </w:p>
-    <w:p>
-      <w:pPr>
-        <w:pStyle w:val="ListBullet"/>
-        <w:spacing w:line="240" w:lineRule="auto"/>
-        <w:ind w:left="720"/>
-      </w:pPr>
-      <w:r>
-        <w:rPr>
-          <w:lang w:val="es_ES" w:bidi="es_ES"/>
-        </w:rPr>
-      </w:r>
-      <w:hyperlink r:id="rId17">
-        <w:r>
-          <w:rPr>
-            <w:lang w:val="es_ES" w:bidi="es_ES"/>
-          </w:rPr>
-          <w:rPr>
-            <w:color w:val="0000EE"/>
-            <w:u w:val="single"/>
-          </w:rPr>
-          <w:t>Gálatas 1:15–17</w:t>
-        </w:r>
-      </w:hyperlink>
-    </w:p>
-    <w:p>
-      <w:pPr>
-        <w:pStyle w:val="ListBullet"/>
-        <w:spacing w:line="240" w:lineRule="auto"/>
-        <w:ind w:left="720"/>
-      </w:pPr>
-      <w:r>
-        <w:rPr>
-          <w:lang w:val="es_ES" w:bidi="es_ES"/>
-        </w:rPr>
-      </w:r>
-      <w:hyperlink r:id="rId18">
-        <w:r>
-          <w:rPr>
-            <w:lang w:val="es_ES" w:bidi="es_ES"/>
-          </w:rPr>
-          <w:rPr>
-            <w:color w:val="0000EE"/>
-            <w:u w:val="single"/>
-          </w:rPr>
-          <w:t>Génesis 14:15–16</w:t>
-        </w:r>
-      </w:hyperlink>
+      <w:r>
+        <w:rPr>
+          <w:lang w:val="es_ES" w:bidi="es_ES"/>
+        </w:rPr>
+        <w:t>2 Crónicas 24:23–24</w:t>
+      </w:r>
+    </w:p>
+    <w:p>
+      <w:pPr>
+        <w:pStyle w:val="ListBullet"/>
+        <w:spacing w:line="240" w:lineRule="auto"/>
+        <w:ind w:left="720"/>
+      </w:pPr>
+      <w:r>
+        <w:rPr>
+          <w:lang w:val="es_ES" w:bidi="es_ES"/>
+        </w:rPr>
+      </w:r>
+      <w:r>
+        <w:rPr>
+          <w:lang w:val="es_ES" w:bidi="es_ES"/>
+        </w:rPr>
+        <w:t>Hechos 9:1–2</w:t>
+      </w:r>
+    </w:p>
+    <w:p>
+      <w:pPr>
+        <w:pStyle w:val="ListBullet"/>
+        <w:spacing w:line="240" w:lineRule="auto"/>
+        <w:ind w:left="720"/>
+      </w:pPr>
+      <w:r>
+        <w:rPr>
+          <w:lang w:val="es_ES" w:bidi="es_ES"/>
+        </w:rPr>
+      </w:r>
+      <w:r>
+        <w:rPr>
+          <w:lang w:val="es_ES" w:bidi="es_ES"/>
+        </w:rPr>
+        <w:t>Hechos 9:3</w:t>
+      </w:r>
+    </w:p>
+    <w:p>
+      <w:pPr>
+        <w:pStyle w:val="ListBullet"/>
+        <w:spacing w:line="240" w:lineRule="auto"/>
+        <w:ind w:left="720"/>
+      </w:pPr>
+      <w:r>
+        <w:rPr>
+          <w:lang w:val="es_ES" w:bidi="es_ES"/>
+        </w:rPr>
+      </w:r>
+      <w:r>
+        <w:rPr>
+          <w:lang w:val="es_ES" w:bidi="es_ES"/>
+        </w:rPr>
+        <w:t>Hechos 26:12</w:t>
+      </w:r>
+    </w:p>
+    <w:p>
+      <w:pPr>
+        <w:pStyle w:val="ListBullet"/>
+        <w:spacing w:line="240" w:lineRule="auto"/>
+        <w:ind w:left="720"/>
+      </w:pPr>
+      <w:r>
+        <w:rPr>
+          <w:lang w:val="es_ES" w:bidi="es_ES"/>
+        </w:rPr>
+      </w:r>
+      <w:r>
+        <w:rPr>
+          <w:lang w:val="es_ES" w:bidi="es_ES"/>
+        </w:rPr>
+        <w:t>Gálatas 1:15–17</w:t>
+      </w:r>
+    </w:p>
+    <w:p>
+      <w:pPr>
+        <w:pStyle w:val="ListBullet"/>
+        <w:spacing w:line="240" w:lineRule="auto"/>
+        <w:ind w:left="720"/>
+      </w:pPr>
+      <w:r>
+        <w:rPr>
+          <w:lang w:val="es_ES" w:bidi="es_ES"/>
+        </w:rPr>
+      </w:r>
+      <w:r>
+        <w:rPr>
+          <w:lang w:val="es_ES" w:bidi="es_ES"/>
+        </w:rPr>
+        <w:t>Génesis 14:15–16</w:t>
+      </w:r>
     </w:p>
     <w:p>
       <w:pPr>
@@ -772,114 +736,84 @@
           <w:lang w:val="es_ES" w:bidi="es_ES"/>
         </w:rPr>
       </w:r>
-      <w:hyperlink r:id="rId19">
-        <w:r>
-          <w:rPr>
-            <w:lang w:val="es_ES" w:bidi="es_ES"/>
-          </w:rPr>
-          <w:rPr>
-            <w:color w:val="0000EE"/>
-            <w:u w:val="single"/>
-          </w:rPr>
-          <w:t>1 Crónicas 12:35</w:t>
-        </w:r>
-      </w:hyperlink>
-    </w:p>
-    <w:p>
-      <w:pPr>
-        <w:pStyle w:val="ListBullet"/>
-        <w:spacing w:line="240" w:lineRule="auto"/>
-        <w:ind w:left="720"/>
-      </w:pPr>
-      <w:r>
-        <w:rPr>
-          <w:lang w:val="es_ES" w:bidi="es_ES"/>
-        </w:rPr>
-      </w:r>
-      <w:hyperlink r:id="rId20">
-        <w:r>
-          <w:rPr>
-            <w:lang w:val="es_ES" w:bidi="es_ES"/>
-          </w:rPr>
-          <w:rPr>
-            <w:color w:val="0000EE"/>
-            <w:u w:val="single"/>
-          </w:rPr>
-          <w:t>1 Reyes 4:25</w:t>
-        </w:r>
-      </w:hyperlink>
-    </w:p>
-    <w:p>
-      <w:pPr>
-        <w:pStyle w:val="ListBullet"/>
-        <w:spacing w:line="240" w:lineRule="auto"/>
-        <w:ind w:left="720"/>
-      </w:pPr>
-      <w:r>
-        <w:rPr>
-          <w:lang w:val="es_ES" w:bidi="es_ES"/>
-        </w:rPr>
-      </w:r>
-      <w:hyperlink r:id="rId21">
-        <w:r>
-          <w:rPr>
-            <w:lang w:val="es_ES" w:bidi="es_ES"/>
-          </w:rPr>
-          <w:rPr>
-            <w:color w:val="0000EE"/>
-            <w:u w:val="single"/>
-          </w:rPr>
-          <w:t>Éxodo 1:1–5</w:t>
-        </w:r>
-      </w:hyperlink>
-    </w:p>
-    <w:p>
-      <w:pPr>
-        <w:pStyle w:val="ListBullet"/>
-        <w:spacing w:line="240" w:lineRule="auto"/>
-        <w:ind w:left="720"/>
-      </w:pPr>
-      <w:r>
-        <w:rPr>
-          <w:lang w:val="es_ES" w:bidi="es_ES"/>
-        </w:rPr>
-      </w:r>
-      <w:hyperlink r:id="rId22">
-        <w:r>
-          <w:rPr>
-            <w:lang w:val="es_ES" w:bidi="es_ES"/>
-          </w:rPr>
-          <w:rPr>
-            <w:color w:val="0000EE"/>
-            <w:u w:val="single"/>
-          </w:rPr>
-          <w:t>Génesis 14:14</w:t>
-        </w:r>
-      </w:hyperlink>
-    </w:p>
-    <w:p>
-      <w:pPr>
-        <w:pStyle w:val="ListBullet"/>
-        <w:spacing w:line="240" w:lineRule="auto"/>
-        <w:ind w:left="720"/>
-      </w:pPr>
-      <w:r>
-        <w:rPr>
-          <w:lang w:val="es_ES" w:bidi="es_ES"/>
-        </w:rPr>
-      </w:r>
-      <w:hyperlink r:id="rId23">
-        <w:r>
-          <w:rPr>
-            <w:lang w:val="es_ES" w:bidi="es_ES"/>
-          </w:rPr>
-          <w:rPr>
-            <w:color w:val="0000EE"/>
-            <w:u w:val="single"/>
-          </w:rPr>
-          <w:t>Génesis 30:6</w:t>
-        </w:r>
-      </w:hyperlink>
+      <w:r>
+        <w:rPr>
+          <w:lang w:val="es_ES" w:bidi="es_ES"/>
+        </w:rPr>
+        <w:t>1 Crónicas 12:35</w:t>
+      </w:r>
+    </w:p>
+    <w:p>
+      <w:pPr>
+        <w:pStyle w:val="ListBullet"/>
+        <w:spacing w:line="240" w:lineRule="auto"/>
+        <w:ind w:left="720"/>
+      </w:pPr>
+      <w:r>
+        <w:rPr>
+          <w:lang w:val="es_ES" w:bidi="es_ES"/>
+        </w:rPr>
+      </w:r>
+      <w:r>
+        <w:rPr>
+          <w:lang w:val="es_ES" w:bidi="es_ES"/>
+        </w:rPr>
+        <w:t>1 Reyes 4:25</w:t>
+      </w:r>
+    </w:p>
+    <w:p>
+      <w:pPr>
+        <w:pStyle w:val="ListBullet"/>
+        <w:spacing w:line="240" w:lineRule="auto"/>
+        <w:ind w:left="720"/>
+      </w:pPr>
+      <w:r>
+        <w:rPr>
+          <w:lang w:val="es_ES" w:bidi="es_ES"/>
+        </w:rPr>
+      </w:r>
+      <w:r>
+        <w:rPr>
+          <w:lang w:val="es_ES" w:bidi="es_ES"/>
+        </w:rPr>
+        <w:t>Éxodo 1:1–5</w:t>
+      </w:r>
+    </w:p>
+    <w:p>
+      <w:pPr>
+        <w:pStyle w:val="ListBullet"/>
+        <w:spacing w:line="240" w:lineRule="auto"/>
+        <w:ind w:left="720"/>
+      </w:pPr>
+      <w:r>
+        <w:rPr>
+          <w:lang w:val="es_ES" w:bidi="es_ES"/>
+        </w:rPr>
+      </w:r>
+      <w:r>
+        <w:rPr>
+          <w:lang w:val="es_ES" w:bidi="es_ES"/>
+        </w:rPr>
+        <w:t>Génesis 14:14</w:t>
+      </w:r>
+    </w:p>
+    <w:p>
+      <w:pPr>
+        <w:pStyle w:val="ListBullet"/>
+        <w:spacing w:line="240" w:lineRule="auto"/>
+        <w:ind w:left="720"/>
+      </w:pPr>
+      <w:r>
+        <w:rPr>
+          <w:lang w:val="es_ES" w:bidi="es_ES"/>
+        </w:rPr>
+      </w:r>
+      <w:r>
+        <w:rPr>
+          <w:lang w:val="es_ES" w:bidi="es_ES"/>
+        </w:rPr>
+        <w:t>Génesis 30:6</w:t>
+      </w:r>
     </w:p>
     <w:p>
       <w:pPr>
@@ -1151,114 +1085,84 @@
           <w:lang w:val="es_ES" w:bidi="es_ES"/>
         </w:rPr>
       </w:r>
-      <w:hyperlink r:id="rId24">
-        <w:r>
-          <w:rPr>
-            <w:lang w:val="es_ES" w:bidi="es_ES"/>
-          </w:rPr>
-          <w:rPr>
-            <w:color w:val="0000EE"/>
-            <w:u w:val="single"/>
-          </w:rPr>
-          <w:t>Daniel 1:6–7</w:t>
-        </w:r>
-      </w:hyperlink>
-    </w:p>
-    <w:p>
-      <w:pPr>
-        <w:pStyle w:val="ListBullet"/>
-        <w:spacing w:line="240" w:lineRule="auto"/>
-        <w:ind w:left="720"/>
-      </w:pPr>
-      <w:r>
-        <w:rPr>
-          <w:lang w:val="es_ES" w:bidi="es_ES"/>
-        </w:rPr>
-      </w:r>
-      <w:hyperlink r:id="rId25">
-        <w:r>
-          <w:rPr>
-            <w:lang w:val="es_ES" w:bidi="es_ES"/>
-          </w:rPr>
-          <w:rPr>
-            <w:color w:val="0000EE"/>
-            <w:u w:val="single"/>
-          </w:rPr>
-          <w:t>Daniel 5:29</w:t>
-        </w:r>
-      </w:hyperlink>
-    </w:p>
-    <w:p>
-      <w:pPr>
-        <w:pStyle w:val="ListBullet"/>
-        <w:spacing w:line="240" w:lineRule="auto"/>
-        <w:ind w:left="720"/>
-      </w:pPr>
-      <w:r>
-        <w:rPr>
-          <w:lang w:val="es_ES" w:bidi="es_ES"/>
-        </w:rPr>
-      </w:r>
-      <w:hyperlink r:id="rId26">
-        <w:r>
-          <w:rPr>
-            <w:lang w:val="es_ES" w:bidi="es_ES"/>
-          </w:rPr>
-          <w:rPr>
-            <w:color w:val="0000EE"/>
-            <w:u w:val="single"/>
-          </w:rPr>
-          <w:t>Daniel 7:28</w:t>
-        </w:r>
-      </w:hyperlink>
-    </w:p>
-    <w:p>
-      <w:pPr>
-        <w:pStyle w:val="ListBullet"/>
-        <w:spacing w:line="240" w:lineRule="auto"/>
-        <w:ind w:left="720"/>
-      </w:pPr>
-      <w:r>
-        <w:rPr>
-          <w:lang w:val="es_ES" w:bidi="es_ES"/>
-        </w:rPr>
-      </w:r>
-      <w:hyperlink r:id="rId27">
-        <w:r>
-          <w:rPr>
-            <w:lang w:val="es_ES" w:bidi="es_ES"/>
-          </w:rPr>
-          <w:rPr>
-            <w:color w:val="0000EE"/>
-            <w:u w:val="single"/>
-          </w:rPr>
-          <w:t>Ezequiel 14:12–14</w:t>
-        </w:r>
-      </w:hyperlink>
-    </w:p>
-    <w:p>
-      <w:pPr>
-        <w:pStyle w:val="ListBullet"/>
-        <w:spacing w:line="240" w:lineRule="auto"/>
-        <w:ind w:left="720"/>
-      </w:pPr>
-      <w:r>
-        <w:rPr>
-          <w:lang w:val="es_ES" w:bidi="es_ES"/>
-        </w:rPr>
-      </w:r>
-      <w:hyperlink r:id="rId28">
-        <w:r>
-          <w:rPr>
-            <w:lang w:val="es_ES" w:bidi="es_ES"/>
-          </w:rPr>
-          <w:rPr>
-            <w:color w:val="0000EE"/>
-            <w:u w:val="single"/>
-          </w:rPr>
-          <w:t>Mateo 24:15</w:t>
-        </w:r>
-      </w:hyperlink>
+      <w:r>
+        <w:rPr>
+          <w:lang w:val="es_ES" w:bidi="es_ES"/>
+        </w:rPr>
+        <w:t>Daniel 1:6–7</w:t>
+      </w:r>
+    </w:p>
+    <w:p>
+      <w:pPr>
+        <w:pStyle w:val="ListBullet"/>
+        <w:spacing w:line="240" w:lineRule="auto"/>
+        <w:ind w:left="720"/>
+      </w:pPr>
+      <w:r>
+        <w:rPr>
+          <w:lang w:val="es_ES" w:bidi="es_ES"/>
+        </w:rPr>
+      </w:r>
+      <w:r>
+        <w:rPr>
+          <w:lang w:val="es_ES" w:bidi="es_ES"/>
+        </w:rPr>
+        <w:t>Daniel 5:29</w:t>
+      </w:r>
+    </w:p>
+    <w:p>
+      <w:pPr>
+        <w:pStyle w:val="ListBullet"/>
+        <w:spacing w:line="240" w:lineRule="auto"/>
+        <w:ind w:left="720"/>
+      </w:pPr>
+      <w:r>
+        <w:rPr>
+          <w:lang w:val="es_ES" w:bidi="es_ES"/>
+        </w:rPr>
+      </w:r>
+      <w:r>
+        <w:rPr>
+          <w:lang w:val="es_ES" w:bidi="es_ES"/>
+        </w:rPr>
+        <w:t>Daniel 7:28</w:t>
+      </w:r>
+    </w:p>
+    <w:p>
+      <w:pPr>
+        <w:pStyle w:val="ListBullet"/>
+        <w:spacing w:line="240" w:lineRule="auto"/>
+        <w:ind w:left="720"/>
+      </w:pPr>
+      <w:r>
+        <w:rPr>
+          <w:lang w:val="es_ES" w:bidi="es_ES"/>
+        </w:rPr>
+      </w:r>
+      <w:r>
+        <w:rPr>
+          <w:lang w:val="es_ES" w:bidi="es_ES"/>
+        </w:rPr>
+        <w:t>Ezequiel 14:12–14</w:t>
+      </w:r>
+    </w:p>
+    <w:p>
+      <w:pPr>
+        <w:pStyle w:val="ListBullet"/>
+        <w:spacing w:line="240" w:lineRule="auto"/>
+        <w:ind w:left="720"/>
+      </w:pPr>
+      <w:r>
+        <w:rPr>
+          <w:lang w:val="es_ES" w:bidi="es_ES"/>
+        </w:rPr>
+      </w:r>
+      <w:r>
+        <w:rPr>
+          <w:lang w:val="es_ES" w:bidi="es_ES"/>
+        </w:rPr>
+        <w:t>Mateo 24:15</w:t>
+      </w:r>
     </w:p>
     <w:p>
       <w:pPr>
@@ -1494,90 +1398,66 @@
           <w:lang w:val="es_ES" w:bidi="es_ES"/>
         </w:rPr>
       </w:r>
-      <w:hyperlink r:id="rId29">
-        <w:r>
-          <w:rPr>
-            <w:lang w:val="es_ES" w:bidi="es_ES"/>
-          </w:rPr>
-          <w:rPr>
-            <w:color w:val="0000EE"/>
-            <w:u w:val="single"/>
-          </w:rPr>
-          <w:t>Esdras 4:4–6</w:t>
-        </w:r>
-      </w:hyperlink>
-    </w:p>
-    <w:p>
-      <w:pPr>
-        <w:pStyle w:val="ListBullet"/>
-        <w:spacing w:line="240" w:lineRule="auto"/>
-        <w:ind w:left="720"/>
-      </w:pPr>
-      <w:r>
-        <w:rPr>
-          <w:lang w:val="es_ES" w:bidi="es_ES"/>
-        </w:rPr>
-      </w:r>
-      <w:hyperlink r:id="rId30">
-        <w:r>
-          <w:rPr>
-            <w:lang w:val="es_ES" w:bidi="es_ES"/>
-          </w:rPr>
-          <w:rPr>
-            <w:color w:val="0000EE"/>
-            <w:u w:val="single"/>
-          </w:rPr>
-          <w:t>Hageo 1:1</w:t>
-        </w:r>
-      </w:hyperlink>
-    </w:p>
-    <w:p>
-      <w:pPr>
-        <w:pStyle w:val="ListBullet"/>
-        <w:spacing w:line="240" w:lineRule="auto"/>
-        <w:ind w:left="720"/>
-      </w:pPr>
-      <w:r>
-        <w:rPr>
-          <w:lang w:val="es_ES" w:bidi="es_ES"/>
-        </w:rPr>
-      </w:r>
-      <w:hyperlink r:id="rId31">
-        <w:r>
-          <w:rPr>
-            <w:lang w:val="es_ES" w:bidi="es_ES"/>
-          </w:rPr>
-          <w:rPr>
-            <w:color w:val="0000EE"/>
-            <w:u w:val="single"/>
-          </w:rPr>
-          <w:t>Nehemías 12:22</w:t>
-        </w:r>
-      </w:hyperlink>
-    </w:p>
-    <w:p>
-      <w:pPr>
-        <w:pStyle w:val="ListBullet"/>
-        <w:spacing w:line="240" w:lineRule="auto"/>
-        <w:ind w:left="720"/>
-      </w:pPr>
-      <w:r>
-        <w:rPr>
-          <w:lang w:val="es_ES" w:bidi="es_ES"/>
-        </w:rPr>
-      </w:r>
-      <w:hyperlink r:id="rId32">
-        <w:r>
-          <w:rPr>
-            <w:lang w:val="es_ES" w:bidi="es_ES"/>
-          </w:rPr>
-          <w:rPr>
-            <w:color w:val="0000EE"/>
-            <w:u w:val="single"/>
-          </w:rPr>
-          <w:t>Zacarías 1:1</w:t>
-        </w:r>
-      </w:hyperlink>
+      <w:r>
+        <w:rPr>
+          <w:lang w:val="es_ES" w:bidi="es_ES"/>
+        </w:rPr>
+        <w:t>Esdras 4:4–6</w:t>
+      </w:r>
+    </w:p>
+    <w:p>
+      <w:pPr>
+        <w:pStyle w:val="ListBullet"/>
+        <w:spacing w:line="240" w:lineRule="auto"/>
+        <w:ind w:left="720"/>
+      </w:pPr>
+      <w:r>
+        <w:rPr>
+          <w:lang w:val="es_ES" w:bidi="es_ES"/>
+        </w:rPr>
+      </w:r>
+      <w:r>
+        <w:rPr>
+          <w:lang w:val="es_ES" w:bidi="es_ES"/>
+        </w:rPr>
+        <w:t>Hageo 1:1</w:t>
+      </w:r>
+    </w:p>
+    <w:p>
+      <w:pPr>
+        <w:pStyle w:val="ListBullet"/>
+        <w:spacing w:line="240" w:lineRule="auto"/>
+        <w:ind w:left="720"/>
+      </w:pPr>
+      <w:r>
+        <w:rPr>
+          <w:lang w:val="es_ES" w:bidi="es_ES"/>
+        </w:rPr>
+      </w:r>
+      <w:r>
+        <w:rPr>
+          <w:lang w:val="es_ES" w:bidi="es_ES"/>
+        </w:rPr>
+        <w:t>Nehemías 12:22</w:t>
+      </w:r>
+    </w:p>
+    <w:p>
+      <w:pPr>
+        <w:pStyle w:val="ListBullet"/>
+        <w:spacing w:line="240" w:lineRule="auto"/>
+        <w:ind w:left="720"/>
+      </w:pPr>
+      <w:r>
+        <w:rPr>
+          <w:lang w:val="es_ES" w:bidi="es_ES"/>
+        </w:rPr>
+      </w:r>
+      <w:r>
+        <w:rPr>
+          <w:lang w:val="es_ES" w:bidi="es_ES"/>
+        </w:rPr>
+        <w:t>Zacarías 1:1</w:t>
+      </w:r>
     </w:p>
     <w:p>
       <w:pPr>
@@ -1994,186 +1874,138 @@
           <w:lang w:val="es_ES" w:bidi="es_ES"/>
         </w:rPr>
       </w:r>
-      <w:hyperlink r:id="rId33">
-        <w:r>
-          <w:rPr>
-            <w:lang w:val="es_ES" w:bidi="es_ES"/>
-          </w:rPr>
-          <w:rPr>
-            <w:color w:val="0000EE"/>
-            <w:u w:val="single"/>
-          </w:rPr>
-          <w:t>1 Samuel 17:12–13</w:t>
-        </w:r>
-      </w:hyperlink>
-    </w:p>
-    <w:p>
-      <w:pPr>
-        <w:pStyle w:val="ListBullet"/>
-        <w:spacing w:line="240" w:lineRule="auto"/>
-        <w:ind w:left="720"/>
-      </w:pPr>
-      <w:r>
-        <w:rPr>
-          <w:lang w:val="es_ES" w:bidi="es_ES"/>
-        </w:rPr>
-      </w:r>
-      <w:hyperlink r:id="rId34">
-        <w:r>
-          <w:rPr>
-            <w:lang w:val="es_ES" w:bidi="es_ES"/>
-          </w:rPr>
-          <w:rPr>
-            <w:color w:val="0000EE"/>
-            <w:u w:val="single"/>
-          </w:rPr>
-          <w:t>1 Samuel 20:34</w:t>
-        </w:r>
-      </w:hyperlink>
-    </w:p>
-    <w:p>
-      <w:pPr>
-        <w:pStyle w:val="ListBullet"/>
-        <w:spacing w:line="240" w:lineRule="auto"/>
-        <w:ind w:left="720"/>
-      </w:pPr>
-      <w:r>
-        <w:rPr>
-          <w:lang w:val="es_ES" w:bidi="es_ES"/>
-        </w:rPr>
-      </w:r>
-      <w:hyperlink r:id="rId35">
-        <w:r>
-          <w:rPr>
-            <w:lang w:val="es_ES" w:bidi="es_ES"/>
-          </w:rPr>
-          <w:rPr>
-            <w:color w:val="0000EE"/>
-            <w:u w:val="single"/>
-          </w:rPr>
-          <w:t>2 Samuel 5:2</w:t>
-        </w:r>
-      </w:hyperlink>
-    </w:p>
-    <w:p>
-      <w:pPr>
-        <w:pStyle w:val="ListBullet"/>
-        <w:spacing w:line="240" w:lineRule="auto"/>
-        <w:ind w:left="720"/>
-      </w:pPr>
-      <w:r>
-        <w:rPr>
-          <w:lang w:val="es_ES" w:bidi="es_ES"/>
-        </w:rPr>
-      </w:r>
-      <w:hyperlink r:id="rId36">
-        <w:r>
-          <w:rPr>
-            <w:lang w:val="es_ES" w:bidi="es_ES"/>
-          </w:rPr>
-          <w:rPr>
-            <w:color w:val="0000EE"/>
-            <w:u w:val="single"/>
-          </w:rPr>
-          <w:t>2 Timoteo 2:8</w:t>
-        </w:r>
-      </w:hyperlink>
-    </w:p>
-    <w:p>
-      <w:pPr>
-        <w:pStyle w:val="ListBullet"/>
-        <w:spacing w:line="240" w:lineRule="auto"/>
-        <w:ind w:left="720"/>
-      </w:pPr>
-      <w:r>
-        <w:rPr>
-          <w:lang w:val="es_ES" w:bidi="es_ES"/>
-        </w:rPr>
-      </w:r>
-      <w:hyperlink r:id="rId37">
-        <w:r>
-          <w:rPr>
-            <w:lang w:val="es_ES" w:bidi="es_ES"/>
-          </w:rPr>
-          <w:rPr>
-            <w:color w:val="0000EE"/>
-            <w:u w:val="single"/>
-          </w:rPr>
-          <w:t>Hechos 2:25</w:t>
-        </w:r>
-      </w:hyperlink>
-    </w:p>
-    <w:p>
-      <w:pPr>
-        <w:pStyle w:val="ListBullet"/>
-        <w:spacing w:line="240" w:lineRule="auto"/>
-        <w:ind w:left="720"/>
-      </w:pPr>
-      <w:r>
-        <w:rPr>
-          <w:lang w:val="es_ES" w:bidi="es_ES"/>
-        </w:rPr>
-      </w:r>
-      <w:hyperlink r:id="rId38">
-        <w:r>
-          <w:rPr>
-            <w:lang w:val="es_ES" w:bidi="es_ES"/>
-          </w:rPr>
-          <w:rPr>
-            <w:color w:val="0000EE"/>
-            <w:u w:val="single"/>
-          </w:rPr>
-          <w:t>Hechos 13:22</w:t>
-        </w:r>
-      </w:hyperlink>
-    </w:p>
-    <w:p>
-      <w:pPr>
-        <w:pStyle w:val="ListBullet"/>
-        <w:spacing w:line="240" w:lineRule="auto"/>
-        <w:ind w:left="720"/>
-      </w:pPr>
-      <w:r>
-        <w:rPr>
-          <w:lang w:val="es_ES" w:bidi="es_ES"/>
-        </w:rPr>
-      </w:r>
-      <w:hyperlink r:id="rId39">
-        <w:r>
-          <w:rPr>
-            <w:lang w:val="es_ES" w:bidi="es_ES"/>
-          </w:rPr>
-          <w:rPr>
-            <w:color w:val="0000EE"/>
-            <w:u w:val="single"/>
-          </w:rPr>
-          <w:t>Lucas 1:32</w:t>
-        </w:r>
-      </w:hyperlink>
-    </w:p>
-    <w:p>
-      <w:pPr>
-        <w:pStyle w:val="ListBullet"/>
-        <w:spacing w:line="240" w:lineRule="auto"/>
-        <w:ind w:left="720"/>
-      </w:pPr>
-      <w:r>
-        <w:rPr>
-          <w:lang w:val="es_ES" w:bidi="es_ES"/>
-        </w:rPr>
-      </w:r>
-      <w:hyperlink r:id="rId40">
-        <w:r>
-          <w:rPr>
-            <w:lang w:val="es_ES" w:bidi="es_ES"/>
-          </w:rPr>
-          <w:rPr>
-            <w:color w:val="0000EE"/>
-            <w:u w:val="single"/>
-          </w:rPr>
-          <w:t>Marcos 2:26</w:t>
-        </w:r>
-      </w:hyperlink>
+      <w:r>
+        <w:rPr>
+          <w:lang w:val="es_ES" w:bidi="es_ES"/>
+        </w:rPr>
+        <w:t>1 Samuel 17:12–13</w:t>
+      </w:r>
+    </w:p>
+    <w:p>
+      <w:pPr>
+        <w:pStyle w:val="ListBullet"/>
+        <w:spacing w:line="240" w:lineRule="auto"/>
+        <w:ind w:left="720"/>
+      </w:pPr>
+      <w:r>
+        <w:rPr>
+          <w:lang w:val="es_ES" w:bidi="es_ES"/>
+        </w:rPr>
+      </w:r>
+      <w:r>
+        <w:rPr>
+          <w:lang w:val="es_ES" w:bidi="es_ES"/>
+        </w:rPr>
+        <w:t>1 Samuel 20:34</w:t>
+      </w:r>
+    </w:p>
+    <w:p>
+      <w:pPr>
+        <w:pStyle w:val="ListBullet"/>
+        <w:spacing w:line="240" w:lineRule="auto"/>
+        <w:ind w:left="720"/>
+      </w:pPr>
+      <w:r>
+        <w:rPr>
+          <w:lang w:val="es_ES" w:bidi="es_ES"/>
+        </w:rPr>
+      </w:r>
+      <w:r>
+        <w:rPr>
+          <w:lang w:val="es_ES" w:bidi="es_ES"/>
+        </w:rPr>
+        <w:t>2 Samuel 5:2</w:t>
+      </w:r>
+    </w:p>
+    <w:p>
+      <w:pPr>
+        <w:pStyle w:val="ListBullet"/>
+        <w:spacing w:line="240" w:lineRule="auto"/>
+        <w:ind w:left="720"/>
+      </w:pPr>
+      <w:r>
+        <w:rPr>
+          <w:lang w:val="es_ES" w:bidi="es_ES"/>
+        </w:rPr>
+      </w:r>
+      <w:r>
+        <w:rPr>
+          <w:lang w:val="es_ES" w:bidi="es_ES"/>
+        </w:rPr>
+        <w:t>2 Timoteo 2:8</w:t>
+      </w:r>
+    </w:p>
+    <w:p>
+      <w:pPr>
+        <w:pStyle w:val="ListBullet"/>
+        <w:spacing w:line="240" w:lineRule="auto"/>
+        <w:ind w:left="720"/>
+      </w:pPr>
+      <w:r>
+        <w:rPr>
+          <w:lang w:val="es_ES" w:bidi="es_ES"/>
+        </w:rPr>
+      </w:r>
+      <w:r>
+        <w:rPr>
+          <w:lang w:val="es_ES" w:bidi="es_ES"/>
+        </w:rPr>
+        <w:t>Hechos 2:25</w:t>
+      </w:r>
+    </w:p>
+    <w:p>
+      <w:pPr>
+        <w:pStyle w:val="ListBullet"/>
+        <w:spacing w:line="240" w:lineRule="auto"/>
+        <w:ind w:left="720"/>
+      </w:pPr>
+      <w:r>
+        <w:rPr>
+          <w:lang w:val="es_ES" w:bidi="es_ES"/>
+        </w:rPr>
+      </w:r>
+      <w:r>
+        <w:rPr>
+          <w:lang w:val="es_ES" w:bidi="es_ES"/>
+        </w:rPr>
+        <w:t>Hechos 13:22</w:t>
+      </w:r>
+    </w:p>
+    <w:p>
+      <w:pPr>
+        <w:pStyle w:val="ListBullet"/>
+        <w:spacing w:line="240" w:lineRule="auto"/>
+        <w:ind w:left="720"/>
+      </w:pPr>
+      <w:r>
+        <w:rPr>
+          <w:lang w:val="es_ES" w:bidi="es_ES"/>
+        </w:rPr>
+      </w:r>
+      <w:r>
+        <w:rPr>
+          <w:lang w:val="es_ES" w:bidi="es_ES"/>
+        </w:rPr>
+        <w:t>Lucas 1:32</w:t>
+      </w:r>
+    </w:p>
+    <w:p>
+      <w:pPr>
+        <w:pStyle w:val="ListBullet"/>
+        <w:spacing w:line="240" w:lineRule="auto"/>
+        <w:ind w:left="720"/>
+      </w:pPr>
+      <w:r>
+        <w:rPr>
+          <w:lang w:val="es_ES" w:bidi="es_ES"/>
+        </w:rPr>
+      </w:r>
+      <w:r>
+        <w:rPr>
+          <w:lang w:val="es_ES" w:bidi="es_ES"/>
+        </w:rPr>
+        <w:t>Marcos 2:26</w:t>
+      </w:r>
     </w:p>
     <w:p>
       <w:pPr>
@@ -2883,186 +2715,138 @@
           <w:lang w:val="es_ES" w:bidi="es_ES"/>
         </w:rPr>
       </w:r>
-      <w:hyperlink r:id="rId41">
-        <w:r>
-          <w:rPr>
-            <w:lang w:val="es_ES" w:bidi="es_ES"/>
-          </w:rPr>
-          <w:rPr>
-            <w:color w:val="0000EE"/>
-            <w:u w:val="single"/>
-          </w:rPr>
-          <w:t>1 Juan 1:8</w:t>
-        </w:r>
-      </w:hyperlink>
-    </w:p>
-    <w:p>
-      <w:pPr>
-        <w:pStyle w:val="ListBullet"/>
-        <w:spacing w:line="240" w:lineRule="auto"/>
-        <w:ind w:left="720"/>
-      </w:pPr>
-      <w:r>
-        <w:rPr>
-          <w:lang w:val="es_ES" w:bidi="es_ES"/>
-        </w:rPr>
-      </w:r>
-      <w:hyperlink r:id="rId42">
-        <w:r>
-          <w:rPr>
-            <w:lang w:val="es_ES" w:bidi="es_ES"/>
-          </w:rPr>
-          <w:rPr>
-            <w:color w:val="0000EE"/>
-            <w:u w:val="single"/>
-          </w:rPr>
-          <w:t>1 Timoteo 2:14</w:t>
-        </w:r>
-      </w:hyperlink>
-    </w:p>
-    <w:p>
-      <w:pPr>
-        <w:pStyle w:val="ListBullet"/>
-        <w:spacing w:line="240" w:lineRule="auto"/>
-        <w:ind w:left="720"/>
-      </w:pPr>
-      <w:r>
-        <w:rPr>
-          <w:lang w:val="es_ES" w:bidi="es_ES"/>
-        </w:rPr>
-      </w:r>
-      <w:hyperlink r:id="rId43">
-        <w:r>
-          <w:rPr>
-            <w:lang w:val="es_ES" w:bidi="es_ES"/>
-          </w:rPr>
-          <w:rPr>
-            <w:color w:val="0000EE"/>
-            <w:u w:val="single"/>
-          </w:rPr>
-          <w:t>2 Tesalonicenses 2:3–4</w:t>
-        </w:r>
-      </w:hyperlink>
-    </w:p>
-    <w:p>
-      <w:pPr>
-        <w:pStyle w:val="ListBullet"/>
-        <w:spacing w:line="240" w:lineRule="auto"/>
-        <w:ind w:left="720"/>
-      </w:pPr>
-      <w:r>
-        <w:rPr>
-          <w:lang w:val="es_ES" w:bidi="es_ES"/>
-        </w:rPr>
-      </w:r>
-      <w:hyperlink r:id="rId44">
-        <w:r>
-          <w:rPr>
-            <w:lang w:val="es_ES" w:bidi="es_ES"/>
-          </w:rPr>
-          <w:rPr>
-            <w:color w:val="0000EE"/>
-            <w:u w:val="single"/>
-          </w:rPr>
-          <w:t>Génesis 3:12–13</w:t>
-        </w:r>
-      </w:hyperlink>
-    </w:p>
-    <w:p>
-      <w:pPr>
-        <w:pStyle w:val="ListBullet"/>
-        <w:spacing w:line="240" w:lineRule="auto"/>
-        <w:ind w:left="720"/>
-      </w:pPr>
-      <w:r>
-        <w:rPr>
-          <w:lang w:val="es_ES" w:bidi="es_ES"/>
-        </w:rPr>
-      </w:r>
-      <w:hyperlink r:id="rId45">
-        <w:r>
-          <w:rPr>
-            <w:lang w:val="es_ES" w:bidi="es_ES"/>
-          </w:rPr>
-          <w:rPr>
-            <w:color w:val="0000EE"/>
-            <w:u w:val="single"/>
-          </w:rPr>
-          <w:t>Génesis 31:26–28</w:t>
-        </w:r>
-      </w:hyperlink>
-    </w:p>
-    <w:p>
-      <w:pPr>
-        <w:pStyle w:val="ListBullet"/>
-        <w:spacing w:line="240" w:lineRule="auto"/>
-        <w:ind w:left="720"/>
-      </w:pPr>
-      <w:r>
-        <w:rPr>
-          <w:lang w:val="es_ES" w:bidi="es_ES"/>
-        </w:rPr>
-      </w:r>
-      <w:hyperlink r:id="rId46">
-        <w:r>
-          <w:rPr>
-            <w:lang w:val="es_ES" w:bidi="es_ES"/>
-          </w:rPr>
-          <w:rPr>
-            <w:color w:val="0000EE"/>
-            <w:u w:val="single"/>
-          </w:rPr>
-          <w:t>Levítico 19:11–12</w:t>
-        </w:r>
-      </w:hyperlink>
-    </w:p>
-    <w:p>
-      <w:pPr>
-        <w:pStyle w:val="ListBullet"/>
-        <w:spacing w:line="240" w:lineRule="auto"/>
-        <w:ind w:left="720"/>
-      </w:pPr>
-      <w:r>
-        <w:rPr>
-          <w:lang w:val="es_ES" w:bidi="es_ES"/>
-        </w:rPr>
-      </w:r>
-      <w:hyperlink r:id="rId47">
-        <w:r>
-          <w:rPr>
-            <w:lang w:val="es_ES" w:bidi="es_ES"/>
-          </w:rPr>
-          <w:rPr>
-            <w:color w:val="0000EE"/>
-            <w:u w:val="single"/>
-          </w:rPr>
-          <w:t>Mateo 27:64</w:t>
-        </w:r>
-      </w:hyperlink>
-    </w:p>
-    <w:p>
-      <w:pPr>
-        <w:pStyle w:val="ListBullet"/>
-        <w:spacing w:line="240" w:lineRule="auto"/>
-        <w:ind w:left="720"/>
-      </w:pPr>
-      <w:r>
-        <w:rPr>
-          <w:lang w:val="es_ES" w:bidi="es_ES"/>
-        </w:rPr>
-      </w:r>
-      <w:hyperlink r:id="rId48">
-        <w:r>
-          <w:rPr>
-            <w:lang w:val="es_ES" w:bidi="es_ES"/>
-          </w:rPr>
-          <w:rPr>
-            <w:color w:val="0000EE"/>
-            <w:u w:val="single"/>
-          </w:rPr>
-          <w:t>Miqueas 6:11</w:t>
-        </w:r>
-      </w:hyperlink>
+      <w:r>
+        <w:rPr>
+          <w:lang w:val="es_ES" w:bidi="es_ES"/>
+        </w:rPr>
+        <w:t>1 Juan 1:8</w:t>
+      </w:r>
+    </w:p>
+    <w:p>
+      <w:pPr>
+        <w:pStyle w:val="ListBullet"/>
+        <w:spacing w:line="240" w:lineRule="auto"/>
+        <w:ind w:left="720"/>
+      </w:pPr>
+      <w:r>
+        <w:rPr>
+          <w:lang w:val="es_ES" w:bidi="es_ES"/>
+        </w:rPr>
+      </w:r>
+      <w:r>
+        <w:rPr>
+          <w:lang w:val="es_ES" w:bidi="es_ES"/>
+        </w:rPr>
+        <w:t>1 Timoteo 2:14</w:t>
+      </w:r>
+    </w:p>
+    <w:p>
+      <w:pPr>
+        <w:pStyle w:val="ListBullet"/>
+        <w:spacing w:line="240" w:lineRule="auto"/>
+        <w:ind w:left="720"/>
+      </w:pPr>
+      <w:r>
+        <w:rPr>
+          <w:lang w:val="es_ES" w:bidi="es_ES"/>
+        </w:rPr>
+      </w:r>
+      <w:r>
+        <w:rPr>
+          <w:lang w:val="es_ES" w:bidi="es_ES"/>
+        </w:rPr>
+        <w:t>2 Tesalonicenses 2:3–4</w:t>
+      </w:r>
+    </w:p>
+    <w:p>
+      <w:pPr>
+        <w:pStyle w:val="ListBullet"/>
+        <w:spacing w:line="240" w:lineRule="auto"/>
+        <w:ind w:left="720"/>
+      </w:pPr>
+      <w:r>
+        <w:rPr>
+          <w:lang w:val="es_ES" w:bidi="es_ES"/>
+        </w:rPr>
+      </w:r>
+      <w:r>
+        <w:rPr>
+          <w:lang w:val="es_ES" w:bidi="es_ES"/>
+        </w:rPr>
+        <w:t>Génesis 3:12–13</w:t>
+      </w:r>
+    </w:p>
+    <w:p>
+      <w:pPr>
+        <w:pStyle w:val="ListBullet"/>
+        <w:spacing w:line="240" w:lineRule="auto"/>
+        <w:ind w:left="720"/>
+      </w:pPr>
+      <w:r>
+        <w:rPr>
+          <w:lang w:val="es_ES" w:bidi="es_ES"/>
+        </w:rPr>
+      </w:r>
+      <w:r>
+        <w:rPr>
+          <w:lang w:val="es_ES" w:bidi="es_ES"/>
+        </w:rPr>
+        <w:t>Génesis 31:26–28</w:t>
+      </w:r>
+    </w:p>
+    <w:p>
+      <w:pPr>
+        <w:pStyle w:val="ListBullet"/>
+        <w:spacing w:line="240" w:lineRule="auto"/>
+        <w:ind w:left="720"/>
+      </w:pPr>
+      <w:r>
+        <w:rPr>
+          <w:lang w:val="es_ES" w:bidi="es_ES"/>
+        </w:rPr>
+      </w:r>
+      <w:r>
+        <w:rPr>
+          <w:lang w:val="es_ES" w:bidi="es_ES"/>
+        </w:rPr>
+        <w:t>Levítico 19:11–12</w:t>
+      </w:r>
+    </w:p>
+    <w:p>
+      <w:pPr>
+        <w:pStyle w:val="ListBullet"/>
+        <w:spacing w:line="240" w:lineRule="auto"/>
+        <w:ind w:left="720"/>
+      </w:pPr>
+      <w:r>
+        <w:rPr>
+          <w:lang w:val="es_ES" w:bidi="es_ES"/>
+        </w:rPr>
+      </w:r>
+      <w:r>
+        <w:rPr>
+          <w:lang w:val="es_ES" w:bidi="es_ES"/>
+        </w:rPr>
+        <w:t>Mateo 27:64</w:t>
+      </w:r>
+    </w:p>
+    <w:p>
+      <w:pPr>
+        <w:pStyle w:val="ListBullet"/>
+        <w:spacing w:line="240" w:lineRule="auto"/>
+        <w:ind w:left="720"/>
+      </w:pPr>
+      <w:r>
+        <w:rPr>
+          <w:lang w:val="es_ES" w:bidi="es_ES"/>
+        </w:rPr>
+      </w:r>
+      <w:r>
+        <w:rPr>
+          <w:lang w:val="es_ES" w:bidi="es_ES"/>
+        </w:rPr>
+        <w:t>Miqueas 6:11</w:t>
+      </w:r>
     </w:p>
     <w:p>
       <w:pPr>
@@ -3368,162 +3152,120 @@
           <w:lang w:val="es_ES" w:bidi="es_ES"/>
         </w:rPr>
       </w:r>
-      <w:hyperlink r:id="rId49">
-        <w:r>
-          <w:rPr>
-            <w:lang w:val="es_ES" w:bidi="es_ES"/>
-          </w:rPr>
-          <w:rPr>
-            <w:color w:val="0000EE"/>
-            <w:u w:val="single"/>
-          </w:rPr>
-          <w:t>Génesis 14:19–20</w:t>
-        </w:r>
-      </w:hyperlink>
-    </w:p>
-    <w:p>
-      <w:pPr>
-        <w:pStyle w:val="ListBullet"/>
-        <w:spacing w:line="240" w:lineRule="auto"/>
-        <w:ind w:left="720"/>
-      </w:pPr>
-      <w:r>
-        <w:rPr>
-          <w:lang w:val="es_ES" w:bidi="es_ES"/>
-        </w:rPr>
-      </w:r>
-      <w:hyperlink r:id="rId50">
-        <w:r>
-          <w:rPr>
-            <w:lang w:val="es_ES" w:bidi="es_ES"/>
-          </w:rPr>
-          <w:rPr>
-            <w:color w:val="0000EE"/>
-            <w:u w:val="single"/>
-          </w:rPr>
-          <w:t>Génesis 28:20–22</w:t>
-        </w:r>
-      </w:hyperlink>
-    </w:p>
-    <w:p>
-      <w:pPr>
-        <w:pStyle w:val="ListBullet"/>
-        <w:spacing w:line="240" w:lineRule="auto"/>
-        <w:ind w:left="720"/>
-      </w:pPr>
-      <w:r>
-        <w:rPr>
-          <w:lang w:val="es_ES" w:bidi="es_ES"/>
-        </w:rPr>
-      </w:r>
-      <w:hyperlink r:id="rId51">
-        <w:r>
-          <w:rPr>
-            <w:lang w:val="es_ES" w:bidi="es_ES"/>
-          </w:rPr>
-          <w:rPr>
-            <w:color w:val="0000EE"/>
-            <w:u w:val="single"/>
-          </w:rPr>
-          <w:t>Hebreos 7:4–6</w:t>
-        </w:r>
-      </w:hyperlink>
-    </w:p>
-    <w:p>
-      <w:pPr>
-        <w:pStyle w:val="ListBullet"/>
-        <w:spacing w:line="240" w:lineRule="auto"/>
-        <w:ind w:left="720"/>
-      </w:pPr>
-      <w:r>
-        <w:rPr>
-          <w:lang w:val="es_ES" w:bidi="es_ES"/>
-        </w:rPr>
-      </w:r>
-      <w:hyperlink r:id="rId52">
-        <w:r>
-          <w:rPr>
-            <w:lang w:val="es_ES" w:bidi="es_ES"/>
-          </w:rPr>
-          <w:rPr>
-            <w:color w:val="0000EE"/>
-            <w:u w:val="single"/>
-          </w:rPr>
-          <w:t>Isaías 6:13</w:t>
-        </w:r>
-      </w:hyperlink>
-    </w:p>
-    <w:p>
-      <w:pPr>
-        <w:pStyle w:val="ListBullet"/>
-        <w:spacing w:line="240" w:lineRule="auto"/>
-        <w:ind w:left="720"/>
-      </w:pPr>
-      <w:r>
-        <w:rPr>
-          <w:lang w:val="es_ES" w:bidi="es_ES"/>
-        </w:rPr>
-      </w:r>
-      <w:hyperlink r:id="rId53">
-        <w:r>
-          <w:rPr>
-            <w:lang w:val="es_ES" w:bidi="es_ES"/>
-          </w:rPr>
-          <w:rPr>
-            <w:color w:val="0000EE"/>
-            <w:u w:val="single"/>
-          </w:rPr>
-          <w:t>Lucas 11:42</w:t>
-        </w:r>
-      </w:hyperlink>
-    </w:p>
-    <w:p>
-      <w:pPr>
-        <w:pStyle w:val="ListBullet"/>
-        <w:spacing w:line="240" w:lineRule="auto"/>
-        <w:ind w:left="720"/>
-      </w:pPr>
-      <w:r>
-        <w:rPr>
-          <w:lang w:val="es_ES" w:bidi="es_ES"/>
-        </w:rPr>
-      </w:r>
-      <w:hyperlink r:id="rId54">
-        <w:r>
-          <w:rPr>
-            <w:lang w:val="es_ES" w:bidi="es_ES"/>
-          </w:rPr>
-          <w:rPr>
-            <w:color w:val="0000EE"/>
-            <w:u w:val="single"/>
-          </w:rPr>
-          <w:t>Lucas 18:11–12</w:t>
-        </w:r>
-      </w:hyperlink>
-    </w:p>
-    <w:p>
-      <w:pPr>
-        <w:pStyle w:val="ListBullet"/>
-        <w:spacing w:line="240" w:lineRule="auto"/>
-        <w:ind w:left="720"/>
-      </w:pPr>
-      <w:r>
-        <w:rPr>
-          <w:lang w:val="es_ES" w:bidi="es_ES"/>
-        </w:rPr>
-      </w:r>
-      <w:hyperlink r:id="rId55">
-        <w:r>
-          <w:rPr>
-            <w:lang w:val="es_ES" w:bidi="es_ES"/>
-          </w:rPr>
-          <w:rPr>
-            <w:color w:val="0000EE"/>
-            <w:u w:val="single"/>
-          </w:rPr>
-          <w:t>Mateo 23:23–24</w:t>
-        </w:r>
-      </w:hyperlink>
+      <w:r>
+        <w:rPr>
+          <w:lang w:val="es_ES" w:bidi="es_ES"/>
+        </w:rPr>
+        <w:t>Génesis 14:19–20</w:t>
+      </w:r>
+    </w:p>
+    <w:p>
+      <w:pPr>
+        <w:pStyle w:val="ListBullet"/>
+        <w:spacing w:line="240" w:lineRule="auto"/>
+        <w:ind w:left="720"/>
+      </w:pPr>
+      <w:r>
+        <w:rPr>
+          <w:lang w:val="es_ES" w:bidi="es_ES"/>
+        </w:rPr>
+      </w:r>
+      <w:r>
+        <w:rPr>
+          <w:lang w:val="es_ES" w:bidi="es_ES"/>
+        </w:rPr>
+        <w:t>Génesis 28:20–22</w:t>
+      </w:r>
+    </w:p>
+    <w:p>
+      <w:pPr>
+        <w:pStyle w:val="ListBullet"/>
+        <w:spacing w:line="240" w:lineRule="auto"/>
+        <w:ind w:left="720"/>
+      </w:pPr>
+      <w:r>
+        <w:rPr>
+          <w:lang w:val="es_ES" w:bidi="es_ES"/>
+        </w:rPr>
+      </w:r>
+      <w:r>
+        <w:rPr>
+          <w:lang w:val="es_ES" w:bidi="es_ES"/>
+        </w:rPr>
+        <w:t>Hebreos 7:4–6</w:t>
+      </w:r>
+    </w:p>
+    <w:p>
+      <w:pPr>
+        <w:pStyle w:val="ListBullet"/>
+        <w:spacing w:line="240" w:lineRule="auto"/>
+        <w:ind w:left="720"/>
+      </w:pPr>
+      <w:r>
+        <w:rPr>
+          <w:lang w:val="es_ES" w:bidi="es_ES"/>
+        </w:rPr>
+      </w:r>
+      <w:r>
+        <w:rPr>
+          <w:lang w:val="es_ES" w:bidi="es_ES"/>
+        </w:rPr>
+        <w:t>Isaías 6:13</w:t>
+      </w:r>
+    </w:p>
+    <w:p>
+      <w:pPr>
+        <w:pStyle w:val="ListBullet"/>
+        <w:spacing w:line="240" w:lineRule="auto"/>
+        <w:ind w:left="720"/>
+      </w:pPr>
+      <w:r>
+        <w:rPr>
+          <w:lang w:val="es_ES" w:bidi="es_ES"/>
+        </w:rPr>
+      </w:r>
+      <w:r>
+        <w:rPr>
+          <w:lang w:val="es_ES" w:bidi="es_ES"/>
+        </w:rPr>
+        <w:t>Lucas 11:42</w:t>
+      </w:r>
+    </w:p>
+    <w:p>
+      <w:pPr>
+        <w:pStyle w:val="ListBullet"/>
+        <w:spacing w:line="240" w:lineRule="auto"/>
+        <w:ind w:left="720"/>
+      </w:pPr>
+      <w:r>
+        <w:rPr>
+          <w:lang w:val="es_ES" w:bidi="es_ES"/>
+        </w:rPr>
+      </w:r>
+      <w:r>
+        <w:rPr>
+          <w:lang w:val="es_ES" w:bidi="es_ES"/>
+        </w:rPr>
+        <w:t>Lucas 18:11–12</w:t>
+      </w:r>
+    </w:p>
+    <w:p>
+      <w:pPr>
+        <w:pStyle w:val="ListBullet"/>
+        <w:spacing w:line="240" w:lineRule="auto"/>
+        <w:ind w:left="720"/>
+      </w:pPr>
+      <w:r>
+        <w:rPr>
+          <w:lang w:val="es_ES" w:bidi="es_ES"/>
+        </w:rPr>
+      </w:r>
+      <w:r>
+        <w:rPr>
+          <w:lang w:val="es_ES" w:bidi="es_ES"/>
+        </w:rPr>
+        <w:t>Mateo 23:23–24</w:t>
+      </w:r>
     </w:p>
     <w:p>
       <w:pPr>
@@ -3774,138 +3516,102 @@
           <w:lang w:val="es_ES" w:bidi="es_ES"/>
         </w:rPr>
       </w:r>
-      <w:hyperlink r:id="rId56">
-        <w:r>
-          <w:rPr>
-            <w:lang w:val="es_ES" w:bidi="es_ES"/>
-          </w:rPr>
-          <w:rPr>
-            <w:color w:val="0000EE"/>
-            <w:u w:val="single"/>
-          </w:rPr>
-          <w:t>1 Crónicas 16:24</w:t>
-        </w:r>
-      </w:hyperlink>
-    </w:p>
-    <w:p>
-      <w:pPr>
-        <w:pStyle w:val="ListBullet"/>
-        <w:spacing w:line="240" w:lineRule="auto"/>
-        <w:ind w:left="720"/>
-      </w:pPr>
-      <w:r>
-        <w:rPr>
-          <w:lang w:val="es_ES" w:bidi="es_ES"/>
-        </w:rPr>
-      </w:r>
-      <w:hyperlink r:id="rId57">
-        <w:r>
-          <w:rPr>
-            <w:lang w:val="es_ES" w:bidi="es_ES"/>
-          </w:rPr>
-          <w:rPr>
-            <w:color w:val="0000EE"/>
-            <w:u w:val="single"/>
-          </w:rPr>
-          <w:t>1 Corintios 15:31–32</w:t>
-        </w:r>
-      </w:hyperlink>
-    </w:p>
-    <w:p>
-      <w:pPr>
-        <w:pStyle w:val="ListBullet"/>
-        <w:spacing w:line="240" w:lineRule="auto"/>
-        <w:ind w:left="720"/>
-      </w:pPr>
-      <w:r>
-        <w:rPr>
-          <w:lang w:val="es_ES" w:bidi="es_ES"/>
-        </w:rPr>
-      </w:r>
-      <w:hyperlink r:id="rId58">
-        <w:r>
-          <w:rPr>
-            <w:lang w:val="es_ES" w:bidi="es_ES"/>
-          </w:rPr>
-          <w:rPr>
-            <w:color w:val="0000EE"/>
-            <w:u w:val="single"/>
-          </w:rPr>
-          <w:t>1 Samuel 24:17–18</w:t>
-        </w:r>
-      </w:hyperlink>
-    </w:p>
-    <w:p>
-      <w:pPr>
-        <w:pStyle w:val="ListBullet"/>
-        <w:spacing w:line="240" w:lineRule="auto"/>
-        <w:ind w:left="720"/>
-      </w:pPr>
-      <w:r>
-        <w:rPr>
-          <w:lang w:val="es_ES" w:bidi="es_ES"/>
-        </w:rPr>
-      </w:r>
-      <w:hyperlink r:id="rId59">
-        <w:r>
-          <w:rPr>
-            <w:lang w:val="es_ES" w:bidi="es_ES"/>
-          </w:rPr>
-          <w:rPr>
-            <w:color w:val="0000EE"/>
-            <w:u w:val="single"/>
-          </w:rPr>
-          <w:t>Amós 2:16</w:t>
-        </w:r>
-      </w:hyperlink>
-    </w:p>
-    <w:p>
-      <w:pPr>
-        <w:pStyle w:val="ListBullet"/>
-        <w:spacing w:line="240" w:lineRule="auto"/>
-        <w:ind w:left="720"/>
-      </w:pPr>
-      <w:r>
-        <w:rPr>
-          <w:lang w:val="es_ES" w:bidi="es_ES"/>
-        </w:rPr>
-      </w:r>
-      <w:hyperlink r:id="rId60">
-        <w:r>
-          <w:rPr>
-            <w:lang w:val="es_ES" w:bidi="es_ES"/>
-          </w:rPr>
-          <w:rPr>
-            <w:color w:val="0000EE"/>
-            <w:u w:val="single"/>
-          </w:rPr>
-          <w:t>Ezequiel 5:11–12</w:t>
-        </w:r>
-      </w:hyperlink>
-    </w:p>
-    <w:p>
-      <w:pPr>
-        <w:pStyle w:val="ListBullet"/>
-        <w:spacing w:line="240" w:lineRule="auto"/>
-        <w:ind w:left="720"/>
-      </w:pPr>
-      <w:r>
-        <w:rPr>
-          <w:lang w:val="es_ES" w:bidi="es_ES"/>
-        </w:rPr>
-      </w:r>
-      <w:hyperlink r:id="rId61">
-        <w:r>
-          <w:rPr>
-            <w:lang w:val="es_ES" w:bidi="es_ES"/>
-          </w:rPr>
-          <w:rPr>
-            <w:color w:val="0000EE"/>
-            <w:u w:val="single"/>
-          </w:rPr>
-          <w:t>Mateo 7:21–23</w:t>
-        </w:r>
-      </w:hyperlink>
+      <w:r>
+        <w:rPr>
+          <w:lang w:val="es_ES" w:bidi="es_ES"/>
+        </w:rPr>
+        <w:t>1 Crónicas 16:24</w:t>
+      </w:r>
+    </w:p>
+    <w:p>
+      <w:pPr>
+        <w:pStyle w:val="ListBullet"/>
+        <w:spacing w:line="240" w:lineRule="auto"/>
+        <w:ind w:left="720"/>
+      </w:pPr>
+      <w:r>
+        <w:rPr>
+          <w:lang w:val="es_ES" w:bidi="es_ES"/>
+        </w:rPr>
+      </w:r>
+      <w:r>
+        <w:rPr>
+          <w:lang w:val="es_ES" w:bidi="es_ES"/>
+        </w:rPr>
+        <w:t>1 Corintios 15:31–32</w:t>
+      </w:r>
+    </w:p>
+    <w:p>
+      <w:pPr>
+        <w:pStyle w:val="ListBullet"/>
+        <w:spacing w:line="240" w:lineRule="auto"/>
+        <w:ind w:left="720"/>
+      </w:pPr>
+      <w:r>
+        <w:rPr>
+          <w:lang w:val="es_ES" w:bidi="es_ES"/>
+        </w:rPr>
+      </w:r>
+      <w:r>
+        <w:rPr>
+          <w:lang w:val="es_ES" w:bidi="es_ES"/>
+        </w:rPr>
+        <w:t>1 Samuel 24:17–18</w:t>
+      </w:r>
+    </w:p>
+    <w:p>
+      <w:pPr>
+        <w:pStyle w:val="ListBullet"/>
+        <w:spacing w:line="240" w:lineRule="auto"/>
+        <w:ind w:left="720"/>
+      </w:pPr>
+      <w:r>
+        <w:rPr>
+          <w:lang w:val="es_ES" w:bidi="es_ES"/>
+        </w:rPr>
+      </w:r>
+      <w:r>
+        <w:rPr>
+          <w:lang w:val="es_ES" w:bidi="es_ES"/>
+        </w:rPr>
+        <w:t>Amós 2:16</w:t>
+      </w:r>
+    </w:p>
+    <w:p>
+      <w:pPr>
+        <w:pStyle w:val="ListBullet"/>
+        <w:spacing w:line="240" w:lineRule="auto"/>
+        <w:ind w:left="720"/>
+      </w:pPr>
+      <w:r>
+        <w:rPr>
+          <w:lang w:val="es_ES" w:bidi="es_ES"/>
+        </w:rPr>
+      </w:r>
+      <w:r>
+        <w:rPr>
+          <w:lang w:val="es_ES" w:bidi="es_ES"/>
+        </w:rPr>
+        <w:t>Ezequiel 5:11–12</w:t>
+      </w:r>
+    </w:p>
+    <w:p>
+      <w:pPr>
+        <w:pStyle w:val="ListBullet"/>
+        <w:spacing w:line="240" w:lineRule="auto"/>
+        <w:ind w:left="720"/>
+      </w:pPr>
+      <w:r>
+        <w:rPr>
+          <w:lang w:val="es_ES" w:bidi="es_ES"/>
+        </w:rPr>
+      </w:r>
+      <w:r>
+        <w:rPr>
+          <w:lang w:val="es_ES" w:bidi="es_ES"/>
+        </w:rPr>
+        <w:t>Mateo 7:21–23</w:t>
+      </w:r>
     </w:p>
     <w:p>
       <w:pPr>
@@ -4139,138 +3845,102 @@
           <w:lang w:val="es_ES" w:bidi="es_ES"/>
         </w:rPr>
       </w:r>
-      <w:hyperlink r:id="rId62">
-        <w:r>
-          <w:rPr>
-            <w:lang w:val="es_ES" w:bidi="es_ES"/>
-          </w:rPr>
-          <w:rPr>
-            <w:color w:val="0000EE"/>
-            <w:u w:val="single"/>
-          </w:rPr>
-          <w:t>1 Crónicas 15:13–15</w:t>
-        </w:r>
-      </w:hyperlink>
-    </w:p>
-    <w:p>
-      <w:pPr>
-        <w:pStyle w:val="ListBullet"/>
-        <w:spacing w:line="240" w:lineRule="auto"/>
-        <w:ind w:left="720"/>
-      </w:pPr>
-      <w:r>
-        <w:rPr>
-          <w:lang w:val="es_ES" w:bidi="es_ES"/>
-        </w:rPr>
-      </w:r>
-      <w:hyperlink r:id="rId63">
-        <w:r>
-          <w:rPr>
-            <w:lang w:val="es_ES" w:bidi="es_ES"/>
-          </w:rPr>
-          <w:rPr>
-            <w:color w:val="0000EE"/>
-            <w:u w:val="single"/>
-          </w:rPr>
-          <w:t>1 Reyes 8:57–58</w:t>
-        </w:r>
-      </w:hyperlink>
-    </w:p>
-    <w:p>
-      <w:pPr>
-        <w:pStyle w:val="ListBullet"/>
-        <w:spacing w:line="240" w:lineRule="auto"/>
-        <w:ind w:left="720"/>
-      </w:pPr>
-      <w:r>
-        <w:rPr>
-          <w:lang w:val="es_ES" w:bidi="es_ES"/>
-        </w:rPr>
-      </w:r>
-      <w:hyperlink r:id="rId64">
-        <w:r>
-          <w:rPr>
-            <w:lang w:val="es_ES" w:bidi="es_ES"/>
-          </w:rPr>
-          <w:rPr>
-            <w:color w:val="0000EE"/>
-            <w:u w:val="single"/>
-          </w:rPr>
-          <w:t>Hechos 17:5–7</w:t>
-        </w:r>
-      </w:hyperlink>
-    </w:p>
-    <w:p>
-      <w:pPr>
-        <w:pStyle w:val="ListBullet"/>
-        <w:spacing w:line="240" w:lineRule="auto"/>
-        <w:ind w:left="720"/>
-      </w:pPr>
-      <w:r>
-        <w:rPr>
-          <w:lang w:val="es_ES" w:bidi="es_ES"/>
-        </w:rPr>
-      </w:r>
-      <w:hyperlink r:id="rId65">
-        <w:r>
-          <w:rPr>
-            <w:lang w:val="es_ES" w:bidi="es_ES"/>
-          </w:rPr>
-          <w:rPr>
-            <w:color w:val="0000EE"/>
-            <w:u w:val="single"/>
-          </w:rPr>
-          <w:t>Daniel 2:13</w:t>
-        </w:r>
-      </w:hyperlink>
-    </w:p>
-    <w:p>
-      <w:pPr>
-        <w:pStyle w:val="ListBullet"/>
-        <w:spacing w:line="240" w:lineRule="auto"/>
-        <w:ind w:left="720"/>
-      </w:pPr>
-      <w:r>
-        <w:rPr>
-          <w:lang w:val="es_ES" w:bidi="es_ES"/>
-        </w:rPr>
-      </w:r>
-      <w:hyperlink r:id="rId66">
-        <w:r>
-          <w:rPr>
-            <w:lang w:val="es_ES" w:bidi="es_ES"/>
-          </w:rPr>
-          <w:rPr>
-            <w:color w:val="0000EE"/>
-            <w:u w:val="single"/>
-          </w:rPr>
-          <w:t>Ester 1:22</w:t>
-        </w:r>
-      </w:hyperlink>
-    </w:p>
-    <w:p>
-      <w:pPr>
-        <w:pStyle w:val="ListBullet"/>
-        <w:spacing w:line="240" w:lineRule="auto"/>
-        <w:ind w:left="720"/>
-      </w:pPr>
-      <w:r>
-        <w:rPr>
-          <w:lang w:val="es_ES" w:bidi="es_ES"/>
-        </w:rPr>
-      </w:r>
-      <w:hyperlink r:id="rId67">
-        <w:r>
-          <w:rPr>
-            <w:lang w:val="es_ES" w:bidi="es_ES"/>
-          </w:rPr>
-          <w:rPr>
-            <w:color w:val="0000EE"/>
-            <w:u w:val="single"/>
-          </w:rPr>
-          <w:t>Lucas 2:1</w:t>
-        </w:r>
-      </w:hyperlink>
+      <w:r>
+        <w:rPr>
+          <w:lang w:val="es_ES" w:bidi="es_ES"/>
+        </w:rPr>
+        <w:t>1 Crónicas 15:13–15</w:t>
+      </w:r>
+    </w:p>
+    <w:p>
+      <w:pPr>
+        <w:pStyle w:val="ListBullet"/>
+        <w:spacing w:line="240" w:lineRule="auto"/>
+        <w:ind w:left="720"/>
+      </w:pPr>
+      <w:r>
+        <w:rPr>
+          <w:lang w:val="es_ES" w:bidi="es_ES"/>
+        </w:rPr>
+      </w:r>
+      <w:r>
+        <w:rPr>
+          <w:lang w:val="es_ES" w:bidi="es_ES"/>
+        </w:rPr>
+        <w:t>1 Reyes 8:57–58</w:t>
+      </w:r>
+    </w:p>
+    <w:p>
+      <w:pPr>
+        <w:pStyle w:val="ListBullet"/>
+        <w:spacing w:line="240" w:lineRule="auto"/>
+        <w:ind w:left="720"/>
+      </w:pPr>
+      <w:r>
+        <w:rPr>
+          <w:lang w:val="es_ES" w:bidi="es_ES"/>
+        </w:rPr>
+      </w:r>
+      <w:r>
+        <w:rPr>
+          <w:lang w:val="es_ES" w:bidi="es_ES"/>
+        </w:rPr>
+        <w:t>Hechos 17:5–7</w:t>
+      </w:r>
+    </w:p>
+    <w:p>
+      <w:pPr>
+        <w:pStyle w:val="ListBullet"/>
+        <w:spacing w:line="240" w:lineRule="auto"/>
+        <w:ind w:left="720"/>
+      </w:pPr>
+      <w:r>
+        <w:rPr>
+          <w:lang w:val="es_ES" w:bidi="es_ES"/>
+        </w:rPr>
+      </w:r>
+      <w:r>
+        <w:rPr>
+          <w:lang w:val="es_ES" w:bidi="es_ES"/>
+        </w:rPr>
+        <w:t>Daniel 2:13</w:t>
+      </w:r>
+    </w:p>
+    <w:p>
+      <w:pPr>
+        <w:pStyle w:val="ListBullet"/>
+        <w:spacing w:line="240" w:lineRule="auto"/>
+        <w:ind w:left="720"/>
+      </w:pPr>
+      <w:r>
+        <w:rPr>
+          <w:lang w:val="es_ES" w:bidi="es_ES"/>
+        </w:rPr>
+      </w:r>
+      <w:r>
+        <w:rPr>
+          <w:lang w:val="es_ES" w:bidi="es_ES"/>
+        </w:rPr>
+        <w:t>Ester 1:22</w:t>
+      </w:r>
+    </w:p>
+    <w:p>
+      <w:pPr>
+        <w:pStyle w:val="ListBullet"/>
+        <w:spacing w:line="240" w:lineRule="auto"/>
+        <w:ind w:left="720"/>
+      </w:pPr>
+      <w:r>
+        <w:rPr>
+          <w:lang w:val="es_ES" w:bidi="es_ES"/>
+        </w:rPr>
+      </w:r>
+      <w:r>
+        <w:rPr>
+          <w:lang w:val="es_ES" w:bidi="es_ES"/>
+        </w:rPr>
+        <w:t>Lucas 2:1</w:t>
+      </w:r>
     </w:p>
     <w:p>
       <w:pPr>
@@ -4498,162 +4168,120 @@
           <w:lang w:val="es_ES" w:bidi="es_ES"/>
         </w:rPr>
       </w:r>
-      <w:hyperlink r:id="rId68">
-        <w:r>
-          <w:rPr>
-            <w:lang w:val="es_ES" w:bidi="es_ES"/>
-          </w:rPr>
-          <w:rPr>
-            <w:color w:val="0000EE"/>
-            <w:u w:val="single"/>
-          </w:rPr>
-          <w:t>1 Crónicas 15:11–12</w:t>
-        </w:r>
-      </w:hyperlink>
-    </w:p>
-    <w:p>
-      <w:pPr>
-        <w:pStyle w:val="ListBullet"/>
-        <w:spacing w:line="240" w:lineRule="auto"/>
-        <w:ind w:left="720"/>
-      </w:pPr>
-      <w:r>
-        <w:rPr>
-          <w:lang w:val="es_ES" w:bidi="es_ES"/>
-        </w:rPr>
-      </w:r>
-      <w:hyperlink r:id="rId69">
-        <w:r>
-          <w:rPr>
-            <w:lang w:val="es_ES" w:bidi="es_ES"/>
-          </w:rPr>
-          <w:rPr>
-            <w:color w:val="0000EE"/>
-            <w:u w:val="single"/>
-          </w:rPr>
-          <w:t>1 Corintios 6:9–11</w:t>
-        </w:r>
-      </w:hyperlink>
-    </w:p>
-    <w:p>
-      <w:pPr>
-        <w:pStyle w:val="ListBullet"/>
-        <w:spacing w:line="240" w:lineRule="auto"/>
-        <w:ind w:left="720"/>
-      </w:pPr>
-      <w:r>
-        <w:rPr>
-          <w:lang w:val="es_ES" w:bidi="es_ES"/>
-        </w:rPr>
-      </w:r>
-      <w:hyperlink r:id="rId70">
-        <w:r>
-          <w:rPr>
-            <w:lang w:val="es_ES" w:bidi="es_ES"/>
-          </w:rPr>
-          <w:rPr>
-            <w:color w:val="0000EE"/>
-            <w:u w:val="single"/>
-          </w:rPr>
-          <w:t>1 Reyes 7:51</w:t>
-        </w:r>
-      </w:hyperlink>
-    </w:p>
-    <w:p>
-      <w:pPr>
-        <w:pStyle w:val="ListBullet"/>
-        <w:spacing w:line="240" w:lineRule="auto"/>
-        <w:ind w:left="720"/>
-      </w:pPr>
-      <w:r>
-        <w:rPr>
-          <w:lang w:val="es_ES" w:bidi="es_ES"/>
-        </w:rPr>
-      </w:r>
-      <w:hyperlink r:id="rId71">
-        <w:r>
-          <w:rPr>
-            <w:lang w:val="es_ES" w:bidi="es_ES"/>
-          </w:rPr>
-          <w:rPr>
-            <w:color w:val="0000EE"/>
-            <w:u w:val="single"/>
-          </w:rPr>
-          <w:t>1 Timoteo 4:5</w:t>
-        </w:r>
-      </w:hyperlink>
-    </w:p>
-    <w:p>
-      <w:pPr>
-        <w:pStyle w:val="ListBullet"/>
-        <w:spacing w:line="240" w:lineRule="auto"/>
-        <w:ind w:left="720"/>
-      </w:pPr>
-      <w:r>
-        <w:rPr>
-          <w:lang w:val="es_ES" w:bidi="es_ES"/>
-        </w:rPr>
-      </w:r>
-      <w:hyperlink r:id="rId72">
-        <w:r>
-          <w:rPr>
-            <w:lang w:val="es_ES" w:bidi="es_ES"/>
-          </w:rPr>
-          <w:rPr>
-            <w:color w:val="0000EE"/>
-            <w:u w:val="single"/>
-          </w:rPr>
-          <w:t>2 Crónicas 2:4–5</w:t>
-        </w:r>
-      </w:hyperlink>
-    </w:p>
-    <w:p>
-      <w:pPr>
-        <w:pStyle w:val="ListBullet"/>
-        <w:spacing w:line="240" w:lineRule="auto"/>
-        <w:ind w:left="720"/>
-      </w:pPr>
-      <w:r>
-        <w:rPr>
-          <w:lang w:val="es_ES" w:bidi="es_ES"/>
-        </w:rPr>
-      </w:r>
-      <w:hyperlink r:id="rId73">
-        <w:r>
-          <w:rPr>
-            <w:lang w:val="es_ES" w:bidi="es_ES"/>
-          </w:rPr>
-          <w:rPr>
-            <w:color w:val="0000EE"/>
-            <w:u w:val="single"/>
-          </w:rPr>
-          <w:t>Juan 17:18–19</w:t>
-        </w:r>
-      </w:hyperlink>
-    </w:p>
-    <w:p>
-      <w:pPr>
-        <w:pStyle w:val="ListBullet"/>
-        <w:spacing w:line="240" w:lineRule="auto"/>
-        <w:ind w:left="720"/>
-      </w:pPr>
-      <w:r>
-        <w:rPr>
-          <w:lang w:val="es_ES" w:bidi="es_ES"/>
-        </w:rPr>
-      </w:r>
-      <w:hyperlink r:id="rId74">
-        <w:r>
-          <w:rPr>
-            <w:lang w:val="es_ES" w:bidi="es_ES"/>
-          </w:rPr>
-          <w:rPr>
-            <w:color w:val="0000EE"/>
-            <w:u w:val="single"/>
-          </w:rPr>
-          <w:t>Lucas 2:22–24</w:t>
-        </w:r>
-      </w:hyperlink>
+      <w:r>
+        <w:rPr>
+          <w:lang w:val="es_ES" w:bidi="es_ES"/>
+        </w:rPr>
+        <w:t>1 Crónicas 15:11–12</w:t>
+      </w:r>
+    </w:p>
+    <w:p>
+      <w:pPr>
+        <w:pStyle w:val="ListBullet"/>
+        <w:spacing w:line="240" w:lineRule="auto"/>
+        <w:ind w:left="720"/>
+      </w:pPr>
+      <w:r>
+        <w:rPr>
+          <w:lang w:val="es_ES" w:bidi="es_ES"/>
+        </w:rPr>
+      </w:r>
+      <w:r>
+        <w:rPr>
+          <w:lang w:val="es_ES" w:bidi="es_ES"/>
+        </w:rPr>
+        <w:t>1 Corintios 6:9–11</w:t>
+      </w:r>
+    </w:p>
+    <w:p>
+      <w:pPr>
+        <w:pStyle w:val="ListBullet"/>
+        <w:spacing w:line="240" w:lineRule="auto"/>
+        <w:ind w:left="720"/>
+      </w:pPr>
+      <w:r>
+        <w:rPr>
+          <w:lang w:val="es_ES" w:bidi="es_ES"/>
+        </w:rPr>
+      </w:r>
+      <w:r>
+        <w:rPr>
+          <w:lang w:val="es_ES" w:bidi="es_ES"/>
+        </w:rPr>
+        <w:t>1 Reyes 7:51</w:t>
+      </w:r>
+    </w:p>
+    <w:p>
+      <w:pPr>
+        <w:pStyle w:val="ListBullet"/>
+        <w:spacing w:line="240" w:lineRule="auto"/>
+        <w:ind w:left="720"/>
+      </w:pPr>
+      <w:r>
+        <w:rPr>
+          <w:lang w:val="es_ES" w:bidi="es_ES"/>
+        </w:rPr>
+      </w:r>
+      <w:r>
+        <w:rPr>
+          <w:lang w:val="es_ES" w:bidi="es_ES"/>
+        </w:rPr>
+        <w:t>1 Timoteo 4:5</w:t>
+      </w:r>
+    </w:p>
+    <w:p>
+      <w:pPr>
+        <w:pStyle w:val="ListBullet"/>
+        <w:spacing w:line="240" w:lineRule="auto"/>
+        <w:ind w:left="720"/>
+      </w:pPr>
+      <w:r>
+        <w:rPr>
+          <w:lang w:val="es_ES" w:bidi="es_ES"/>
+        </w:rPr>
+      </w:r>
+      <w:r>
+        <w:rPr>
+          <w:lang w:val="es_ES" w:bidi="es_ES"/>
+        </w:rPr>
+        <w:t>2 Crónicas 2:4–5</w:t>
+      </w:r>
+    </w:p>
+    <w:p>
+      <w:pPr>
+        <w:pStyle w:val="ListBullet"/>
+        <w:spacing w:line="240" w:lineRule="auto"/>
+        <w:ind w:left="720"/>
+      </w:pPr>
+      <w:r>
+        <w:rPr>
+          <w:lang w:val="es_ES" w:bidi="es_ES"/>
+        </w:rPr>
+      </w:r>
+      <w:r>
+        <w:rPr>
+          <w:lang w:val="es_ES" w:bidi="es_ES"/>
+        </w:rPr>
+        <w:t>Juan 17:18–19</w:t>
+      </w:r>
+    </w:p>
+    <w:p>
+      <w:pPr>
+        <w:pStyle w:val="ListBullet"/>
+        <w:spacing w:line="240" w:lineRule="auto"/>
+        <w:ind w:left="720"/>
+      </w:pPr>
+      <w:r>
+        <w:rPr>
+          <w:lang w:val="es_ES" w:bidi="es_ES"/>
+        </w:rPr>
+      </w:r>
+      <w:r>
+        <w:rPr>
+          <w:lang w:val="es_ES" w:bidi="es_ES"/>
+        </w:rPr>
+        <w:t>Lucas 2:22–24</w:t>
+      </w:r>
     </w:p>
     <w:p>
       <w:pPr>
@@ -4891,90 +4519,66 @@
           <w:lang w:val="es_ES" w:bidi="es_ES"/>
         </w:rPr>
       </w:r>
-      <w:hyperlink r:id="rId75">
-        <w:r>
-          <w:rPr>
-            <w:lang w:val="es_ES" w:bidi="es_ES"/>
-          </w:rPr>
-          <w:rPr>
-            <w:color w:val="0000EE"/>
-            <w:u w:val="single"/>
-          </w:rPr>
-          <w:t>Proverbios 8:30</w:t>
-        </w:r>
-      </w:hyperlink>
-    </w:p>
-    <w:p>
-      <w:pPr>
-        <w:pStyle w:val="ListBullet"/>
-        <w:spacing w:line="240" w:lineRule="auto"/>
-        <w:ind w:left="720"/>
-      </w:pPr>
-      <w:r>
-        <w:rPr>
-          <w:lang w:val="es_ES" w:bidi="es_ES"/>
-        </w:rPr>
-      </w:r>
-      <w:hyperlink r:id="rId76">
-        <w:r>
-          <w:rPr>
-            <w:lang w:val="es_ES" w:bidi="es_ES"/>
-          </w:rPr>
-          <w:rPr>
-            <w:color w:val="0000EE"/>
-            <w:u w:val="single"/>
-          </w:rPr>
-          <w:t>Salmo 1:2</w:t>
-        </w:r>
-      </w:hyperlink>
-    </w:p>
-    <w:p>
-      <w:pPr>
-        <w:pStyle w:val="ListBullet"/>
-        <w:spacing w:line="240" w:lineRule="auto"/>
-        <w:ind w:left="720"/>
-      </w:pPr>
-      <w:r>
-        <w:rPr>
-          <w:lang w:val="es_ES" w:bidi="es_ES"/>
-        </w:rPr>
-      </w:r>
-      <w:hyperlink r:id="rId77">
-        <w:r>
-          <w:rPr>
-            <w:lang w:val="es_ES" w:bidi="es_ES"/>
-          </w:rPr>
-          <w:rPr>
-            <w:color w:val="0000EE"/>
-            <w:u w:val="single"/>
-          </w:rPr>
-          <w:t>Salmos 119:69–70</w:t>
-        </w:r>
-      </w:hyperlink>
-    </w:p>
-    <w:p>
-      <w:pPr>
-        <w:pStyle w:val="ListBullet"/>
-        <w:spacing w:line="240" w:lineRule="auto"/>
-        <w:ind w:left="720"/>
-      </w:pPr>
-      <w:r>
-        <w:rPr>
-          <w:lang w:val="es_ES" w:bidi="es_ES"/>
-        </w:rPr>
-      </w:r>
-      <w:hyperlink r:id="rId78">
-        <w:r>
-          <w:rPr>
-            <w:lang w:val="es_ES" w:bidi="es_ES"/>
-          </w:rPr>
-          <w:rPr>
-            <w:color w:val="0000EE"/>
-            <w:u w:val="single"/>
-          </w:rPr>
-          <w:t>Cantar de los Cantares 1:3</w:t>
-        </w:r>
-      </w:hyperlink>
+      <w:r>
+        <w:rPr>
+          <w:lang w:val="es_ES" w:bidi="es_ES"/>
+        </w:rPr>
+        <w:t>Proverbios 8:30</w:t>
+      </w:r>
+    </w:p>
+    <w:p>
+      <w:pPr>
+        <w:pStyle w:val="ListBullet"/>
+        <w:spacing w:line="240" w:lineRule="auto"/>
+        <w:ind w:left="720"/>
+      </w:pPr>
+      <w:r>
+        <w:rPr>
+          <w:lang w:val="es_ES" w:bidi="es_ES"/>
+        </w:rPr>
+      </w:r>
+      <w:r>
+        <w:rPr>
+          <w:lang w:val="es_ES" w:bidi="es_ES"/>
+        </w:rPr>
+        <w:t>Salmo 1:2</w:t>
+      </w:r>
+    </w:p>
+    <w:p>
+      <w:pPr>
+        <w:pStyle w:val="ListBullet"/>
+        <w:spacing w:line="240" w:lineRule="auto"/>
+        <w:ind w:left="720"/>
+      </w:pPr>
+      <w:r>
+        <w:rPr>
+          <w:lang w:val="es_ES" w:bidi="es_ES"/>
+        </w:rPr>
+      </w:r>
+      <w:r>
+        <w:rPr>
+          <w:lang w:val="es_ES" w:bidi="es_ES"/>
+        </w:rPr>
+        <w:t>Salmos 119:69–70</w:t>
+      </w:r>
+    </w:p>
+    <w:p>
+      <w:pPr>
+        <w:pStyle w:val="ListBullet"/>
+        <w:spacing w:line="240" w:lineRule="auto"/>
+        <w:ind w:left="720"/>
+      </w:pPr>
+      <w:r>
+        <w:rPr>
+          <w:lang w:val="es_ES" w:bidi="es_ES"/>
+        </w:rPr>
+      </w:r>
+      <w:r>
+        <w:rPr>
+          <w:lang w:val="es_ES" w:bidi="es_ES"/>
+        </w:rPr>
+        <w:t>Cantar de los Cantares 1:3</w:t>
+      </w:r>
     </w:p>
     <w:p>
       <w:pPr>
@@ -5186,90 +4790,66 @@
           <w:lang w:val="es_ES" w:bidi="es_ES"/>
         </w:rPr>
       </w:r>
-      <w:hyperlink r:id="rId79">
-        <w:r>
-          <w:rPr>
-            <w:lang w:val="es_ES" w:bidi="es_ES"/>
-          </w:rPr>
-          <w:rPr>
-            <w:color w:val="0000EE"/>
-            <w:u w:val="single"/>
-          </w:rPr>
-          <w:t>Jueces 16:4–5</w:t>
-        </w:r>
-      </w:hyperlink>
-    </w:p>
-    <w:p>
-      <w:pPr>
-        <w:pStyle w:val="ListBullet"/>
-        <w:spacing w:line="240" w:lineRule="auto"/>
-        <w:ind w:left="720"/>
-      </w:pPr>
-      <w:r>
-        <w:rPr>
-          <w:lang w:val="es_ES" w:bidi="es_ES"/>
-        </w:rPr>
-      </w:r>
-      <w:hyperlink r:id="rId80">
-        <w:r>
-          <w:rPr>
-            <w:lang w:val="es_ES" w:bidi="es_ES"/>
-          </w:rPr>
-          <w:rPr>
-            <w:color w:val="0000EE"/>
-            <w:u w:val="single"/>
-          </w:rPr>
-          <w:t>Jueces 16:6–7</w:t>
-        </w:r>
-      </w:hyperlink>
-    </w:p>
-    <w:p>
-      <w:pPr>
-        <w:pStyle w:val="ListBullet"/>
-        <w:spacing w:line="240" w:lineRule="auto"/>
-        <w:ind w:left="720"/>
-      </w:pPr>
-      <w:r>
-        <w:rPr>
-          <w:lang w:val="es_ES" w:bidi="es_ES"/>
-        </w:rPr>
-      </w:r>
-      <w:hyperlink r:id="rId81">
-        <w:r>
-          <w:rPr>
-            <w:lang w:val="es_ES" w:bidi="es_ES"/>
-          </w:rPr>
-          <w:rPr>
-            <w:color w:val="0000EE"/>
-            <w:u w:val="single"/>
-          </w:rPr>
-          <w:t>Jueces 16:10</w:t>
-        </w:r>
-      </w:hyperlink>
-    </w:p>
-    <w:p>
-      <w:pPr>
-        <w:pStyle w:val="ListBullet"/>
-        <w:spacing w:line="240" w:lineRule="auto"/>
-        <w:ind w:left="720"/>
-      </w:pPr>
-      <w:r>
-        <w:rPr>
-          <w:lang w:val="es_ES" w:bidi="es_ES"/>
-        </w:rPr>
-      </w:r>
-      <w:hyperlink r:id="rId82">
-        <w:r>
-          <w:rPr>
-            <w:lang w:val="es_ES" w:bidi="es_ES"/>
-          </w:rPr>
-          <w:rPr>
-            <w:color w:val="0000EE"/>
-            <w:u w:val="single"/>
-          </w:rPr>
-          <w:t>Jueces 16:18</w:t>
-        </w:r>
-      </w:hyperlink>
+      <w:r>
+        <w:rPr>
+          <w:lang w:val="es_ES" w:bidi="es_ES"/>
+        </w:rPr>
+        <w:t>Jueces 16:4–5</w:t>
+      </w:r>
+    </w:p>
+    <w:p>
+      <w:pPr>
+        <w:pStyle w:val="ListBullet"/>
+        <w:spacing w:line="240" w:lineRule="auto"/>
+        <w:ind w:left="720"/>
+      </w:pPr>
+      <w:r>
+        <w:rPr>
+          <w:lang w:val="es_ES" w:bidi="es_ES"/>
+        </w:rPr>
+      </w:r>
+      <w:r>
+        <w:rPr>
+          <w:lang w:val="es_ES" w:bidi="es_ES"/>
+        </w:rPr>
+        <w:t>Jueces 16:6–7</w:t>
+      </w:r>
+    </w:p>
+    <w:p>
+      <w:pPr>
+        <w:pStyle w:val="ListBullet"/>
+        <w:spacing w:line="240" w:lineRule="auto"/>
+        <w:ind w:left="720"/>
+      </w:pPr>
+      <w:r>
+        <w:rPr>
+          <w:lang w:val="es_ES" w:bidi="es_ES"/>
+        </w:rPr>
+      </w:r>
+      <w:r>
+        <w:rPr>
+          <w:lang w:val="es_ES" w:bidi="es_ES"/>
+        </w:rPr>
+        <w:t>Jueces 16:10</w:t>
+      </w:r>
+    </w:p>
+    <w:p>
+      <w:pPr>
+        <w:pStyle w:val="ListBullet"/>
+        <w:spacing w:line="240" w:lineRule="auto"/>
+        <w:ind w:left="720"/>
+      </w:pPr>
+      <w:r>
+        <w:rPr>
+          <w:lang w:val="es_ES" w:bidi="es_ES"/>
+        </w:rPr>
+      </w:r>
+      <w:r>
+        <w:rPr>
+          <w:lang w:val="es_ES" w:bidi="es_ES"/>
+        </w:rPr>
+        <w:t>Jueces 16:18</w:t>
+      </w:r>
     </w:p>
     <w:p>
       <w:pPr>
@@ -5634,114 +5214,84 @@
           <w:lang w:val="es_ES" w:bidi="es_ES"/>
         </w:rPr>
       </w:r>
-      <w:hyperlink r:id="rId83">
-        <w:r>
-          <w:rPr>
-            <w:lang w:val="es_ES" w:bidi="es_ES"/>
-          </w:rPr>
-          <w:rPr>
-            <w:color w:val="0000EE"/>
-            <w:u w:val="single"/>
-          </w:rPr>
-          <w:t>Santiago 2:19</w:t>
-        </w:r>
-      </w:hyperlink>
-    </w:p>
-    <w:p>
-      <w:pPr>
-        <w:pStyle w:val="ListBullet"/>
-        <w:spacing w:line="240" w:lineRule="auto"/>
-        <w:ind w:left="720"/>
-      </w:pPr>
-      <w:r>
-        <w:rPr>
-          <w:lang w:val="es_ES" w:bidi="es_ES"/>
-        </w:rPr>
-      </w:r>
-      <w:hyperlink r:id="rId84">
-        <w:r>
-          <w:rPr>
-            <w:lang w:val="es_ES" w:bidi="es_ES"/>
-          </w:rPr>
-          <w:rPr>
-            <w:color w:val="0000EE"/>
-            <w:u w:val="single"/>
-          </w:rPr>
-          <w:t>Santiago 3:15</w:t>
-        </w:r>
-      </w:hyperlink>
-    </w:p>
-    <w:p>
-      <w:pPr>
-        <w:pStyle w:val="ListBullet"/>
-        <w:spacing w:line="240" w:lineRule="auto"/>
-        <w:ind w:left="720"/>
-      </w:pPr>
-      <w:r>
-        <w:rPr>
-          <w:lang w:val="es_ES" w:bidi="es_ES"/>
-        </w:rPr>
-      </w:r>
-      <w:hyperlink r:id="rId85">
-        <w:r>
-          <w:rPr>
-            <w:lang w:val="es_ES" w:bidi="es_ES"/>
-          </w:rPr>
-          <w:rPr>
-            <w:color w:val="0000EE"/>
-            <w:u w:val="single"/>
-          </w:rPr>
-          <w:t>Lucas 4:36</w:t>
-        </w:r>
-      </w:hyperlink>
-    </w:p>
-    <w:p>
-      <w:pPr>
-        <w:pStyle w:val="ListBullet"/>
-        <w:spacing w:line="240" w:lineRule="auto"/>
-        <w:ind w:left="720"/>
-      </w:pPr>
-      <w:r>
-        <w:rPr>
-          <w:lang w:val="es_ES" w:bidi="es_ES"/>
-        </w:rPr>
-      </w:r>
-      <w:hyperlink r:id="rId86">
-        <w:r>
-          <w:rPr>
-            <w:lang w:val="es_ES" w:bidi="es_ES"/>
-          </w:rPr>
-          <w:rPr>
-            <w:color w:val="0000EE"/>
-            <w:u w:val="single"/>
-          </w:rPr>
-          <w:t>Marcos 3:22</w:t>
-        </w:r>
-      </w:hyperlink>
-    </w:p>
-    <w:p>
-      <w:pPr>
-        <w:pStyle w:val="ListBullet"/>
-        <w:spacing w:line="240" w:lineRule="auto"/>
-        <w:ind w:left="720"/>
-      </w:pPr>
-      <w:r>
-        <w:rPr>
-          <w:lang w:val="es_ES" w:bidi="es_ES"/>
-        </w:rPr>
-      </w:r>
-      <w:hyperlink r:id="rId87">
-        <w:r>
-          <w:rPr>
-            <w:lang w:val="es_ES" w:bidi="es_ES"/>
-          </w:rPr>
-          <w:rPr>
-            <w:color w:val="0000EE"/>
-            <w:u w:val="single"/>
-          </w:rPr>
-          <w:t>Mateo 4:24</w:t>
-        </w:r>
-      </w:hyperlink>
+      <w:r>
+        <w:rPr>
+          <w:lang w:val="es_ES" w:bidi="es_ES"/>
+        </w:rPr>
+        <w:t>Santiago 2:19</w:t>
+      </w:r>
+    </w:p>
+    <w:p>
+      <w:pPr>
+        <w:pStyle w:val="ListBullet"/>
+        <w:spacing w:line="240" w:lineRule="auto"/>
+        <w:ind w:left="720"/>
+      </w:pPr>
+      <w:r>
+        <w:rPr>
+          <w:lang w:val="es_ES" w:bidi="es_ES"/>
+        </w:rPr>
+      </w:r>
+      <w:r>
+        <w:rPr>
+          <w:lang w:val="es_ES" w:bidi="es_ES"/>
+        </w:rPr>
+        <w:t>Santiago 3:15</w:t>
+      </w:r>
+    </w:p>
+    <w:p>
+      <w:pPr>
+        <w:pStyle w:val="ListBullet"/>
+        <w:spacing w:line="240" w:lineRule="auto"/>
+        <w:ind w:left="720"/>
+      </w:pPr>
+      <w:r>
+        <w:rPr>
+          <w:lang w:val="es_ES" w:bidi="es_ES"/>
+        </w:rPr>
+      </w:r>
+      <w:r>
+        <w:rPr>
+          <w:lang w:val="es_ES" w:bidi="es_ES"/>
+        </w:rPr>
+        <w:t>Lucas 4:36</w:t>
+      </w:r>
+    </w:p>
+    <w:p>
+      <w:pPr>
+        <w:pStyle w:val="ListBullet"/>
+        <w:spacing w:line="240" w:lineRule="auto"/>
+        <w:ind w:left="720"/>
+      </w:pPr>
+      <w:r>
+        <w:rPr>
+          <w:lang w:val="es_ES" w:bidi="es_ES"/>
+        </w:rPr>
+      </w:r>
+      <w:r>
+        <w:rPr>
+          <w:lang w:val="es_ES" w:bidi="es_ES"/>
+        </w:rPr>
+        <w:t>Marcos 3:22</w:t>
+      </w:r>
+    </w:p>
+    <w:p>
+      <w:pPr>
+        <w:pStyle w:val="ListBullet"/>
+        <w:spacing w:line="240" w:lineRule="auto"/>
+        <w:ind w:left="720"/>
+      </w:pPr>
+      <w:r>
+        <w:rPr>
+          <w:lang w:val="es_ES" w:bidi="es_ES"/>
+        </w:rPr>
+      </w:r>
+      <w:r>
+        <w:rPr>
+          <w:lang w:val="es_ES" w:bidi="es_ES"/>
+        </w:rPr>
+        <w:t>Mateo 4:24</w:t>
+      </w:r>
     </w:p>
     <w:p>
       <w:pPr>
@@ -6344,114 +5894,84 @@
           <w:lang w:val="es_ES" w:bidi="es_ES"/>
         </w:rPr>
       </w:r>
-      <w:hyperlink r:id="rId88">
-        <w:r>
-          <w:rPr>
-            <w:lang w:val="es_ES" w:bidi="es_ES"/>
-          </w:rPr>
-          <w:rPr>
-            <w:color w:val="0000EE"/>
-            <w:u w:val="single"/>
-          </w:rPr>
-          <w:t>1 Reyes 9:4–5</w:t>
-        </w:r>
-      </w:hyperlink>
-    </w:p>
-    <w:p>
-      <w:pPr>
-        <w:pStyle w:val="ListBullet"/>
-        <w:spacing w:line="240" w:lineRule="auto"/>
-        <w:ind w:left="720"/>
-      </w:pPr>
-      <w:r>
-        <w:rPr>
-          <w:lang w:val="es_ES" w:bidi="es_ES"/>
-        </w:rPr>
-      </w:r>
-      <w:hyperlink r:id="rId89">
-        <w:r>
-          <w:rPr>
-            <w:lang w:val="es_ES" w:bidi="es_ES"/>
-          </w:rPr>
-          <w:rPr>
-            <w:color w:val="0000EE"/>
-            <w:u w:val="single"/>
-          </w:rPr>
-          <w:t>Hechos 13:23</w:t>
-        </w:r>
-      </w:hyperlink>
-    </w:p>
-    <w:p>
-      <w:pPr>
-        <w:pStyle w:val="ListBullet"/>
-        <w:spacing w:line="240" w:lineRule="auto"/>
-        <w:ind w:left="720"/>
-      </w:pPr>
-      <w:r>
-        <w:rPr>
-          <w:lang w:val="es_ES" w:bidi="es_ES"/>
-        </w:rPr>
-      </w:r>
-      <w:hyperlink r:id="rId90">
-        <w:r>
-          <w:rPr>
-            <w:lang w:val="es_ES" w:bidi="es_ES"/>
-          </w:rPr>
-          <w:rPr>
-            <w:color w:val="0000EE"/>
-            <w:u w:val="single"/>
-          </w:rPr>
-          <w:t>Deuteronomio 2:20–22</w:t>
-        </w:r>
-      </w:hyperlink>
-    </w:p>
-    <w:p>
-      <w:pPr>
-        <w:pStyle w:val="ListBullet"/>
-        <w:spacing w:line="240" w:lineRule="auto"/>
-        <w:ind w:left="720"/>
-      </w:pPr>
-      <w:r>
-        <w:rPr>
-          <w:lang w:val="es_ES" w:bidi="es_ES"/>
-        </w:rPr>
-      </w:r>
-      <w:hyperlink r:id="rId91">
-        <w:r>
-          <w:rPr>
-            <w:lang w:val="es_ES" w:bidi="es_ES"/>
-          </w:rPr>
-          <w:rPr>
-            <w:color w:val="0000EE"/>
-            <w:u w:val="single"/>
-          </w:rPr>
-          <w:t>Génesis 10:1</w:t>
-        </w:r>
-      </w:hyperlink>
-    </w:p>
-    <w:p>
-      <w:pPr>
-        <w:pStyle w:val="ListBullet"/>
-        <w:spacing w:line="240" w:lineRule="auto"/>
-        <w:ind w:left="720"/>
-      </w:pPr>
-      <w:r>
-        <w:rPr>
-          <w:lang w:val="es_ES" w:bidi="es_ES"/>
-        </w:rPr>
-      </w:r>
-      <w:hyperlink r:id="rId92">
-        <w:r>
-          <w:rPr>
-            <w:lang w:val="es_ES" w:bidi="es_ES"/>
-          </w:rPr>
-          <w:rPr>
-            <w:color w:val="0000EE"/>
-            <w:u w:val="single"/>
-          </w:rPr>
-          <w:t>Génesis 28:12–13</w:t>
-        </w:r>
-      </w:hyperlink>
+      <w:r>
+        <w:rPr>
+          <w:lang w:val="es_ES" w:bidi="es_ES"/>
+        </w:rPr>
+        <w:t>1 Reyes 9:4–5</w:t>
+      </w:r>
+    </w:p>
+    <w:p>
+      <w:pPr>
+        <w:pStyle w:val="ListBullet"/>
+        <w:spacing w:line="240" w:lineRule="auto"/>
+        <w:ind w:left="720"/>
+      </w:pPr>
+      <w:r>
+        <w:rPr>
+          <w:lang w:val="es_ES" w:bidi="es_ES"/>
+        </w:rPr>
+      </w:r>
+      <w:r>
+        <w:rPr>
+          <w:lang w:val="es_ES" w:bidi="es_ES"/>
+        </w:rPr>
+        <w:t>Hechos 13:23</w:t>
+      </w:r>
+    </w:p>
+    <w:p>
+      <w:pPr>
+        <w:pStyle w:val="ListBullet"/>
+        <w:spacing w:line="240" w:lineRule="auto"/>
+        <w:ind w:left="720"/>
+      </w:pPr>
+      <w:r>
+        <w:rPr>
+          <w:lang w:val="es_ES" w:bidi="es_ES"/>
+        </w:rPr>
+      </w:r>
+      <w:r>
+        <w:rPr>
+          <w:lang w:val="es_ES" w:bidi="es_ES"/>
+        </w:rPr>
+        <w:t>Deuteronomio 2:20–22</w:t>
+      </w:r>
+    </w:p>
+    <w:p>
+      <w:pPr>
+        <w:pStyle w:val="ListBullet"/>
+        <w:spacing w:line="240" w:lineRule="auto"/>
+        <w:ind w:left="720"/>
+      </w:pPr>
+      <w:r>
+        <w:rPr>
+          <w:lang w:val="es_ES" w:bidi="es_ES"/>
+        </w:rPr>
+      </w:r>
+      <w:r>
+        <w:rPr>
+          <w:lang w:val="es_ES" w:bidi="es_ES"/>
+        </w:rPr>
+        <w:t>Génesis 10:1</w:t>
+      </w:r>
+    </w:p>
+    <w:p>
+      <w:pPr>
+        <w:pStyle w:val="ListBullet"/>
+        <w:spacing w:line="240" w:lineRule="auto"/>
+        <w:ind w:left="720"/>
+      </w:pPr>
+      <w:r>
+        <w:rPr>
+          <w:lang w:val="es_ES" w:bidi="es_ES"/>
+        </w:rPr>
+      </w:r>
+      <w:r>
+        <w:rPr>
+          <w:lang w:val="es_ES" w:bidi="es_ES"/>
+        </w:rPr>
+        <w:t>Génesis 28:12–13</w:t>
+      </w:r>
     </w:p>
     <w:p>
       <w:pPr>
@@ -7126,138 +6646,102 @@
           <w:lang w:val="es_ES" w:bidi="es_ES"/>
         </w:rPr>
       </w:r>
-      <w:hyperlink r:id="rId93">
-        <w:r>
-          <w:rPr>
-            <w:lang w:val="es_ES" w:bidi="es_ES"/>
-          </w:rPr>
-          <w:rPr>
-            <w:color w:val="0000EE"/>
-            <w:u w:val="single"/>
-          </w:rPr>
-          <w:t>1 Corintios 4:10</w:t>
-        </w:r>
-      </w:hyperlink>
-    </w:p>
-    <w:p>
-      <w:pPr>
-        <w:pStyle w:val="ListBullet"/>
-        <w:spacing w:line="240" w:lineRule="auto"/>
-        <w:ind w:left="720"/>
-      </w:pPr>
-      <w:r>
-        <w:rPr>
-          <w:lang w:val="es_ES" w:bidi="es_ES"/>
-        </w:rPr>
-      </w:r>
-      <w:hyperlink r:id="rId34">
-        <w:r>
-          <w:rPr>
-            <w:lang w:val="es_ES" w:bidi="es_ES"/>
-          </w:rPr>
-          <w:rPr>
-            <w:color w:val="0000EE"/>
-            <w:u w:val="single"/>
-          </w:rPr>
-          <w:t>1 Samuel 20:34</w:t>
-        </w:r>
-      </w:hyperlink>
-    </w:p>
-    <w:p>
-      <w:pPr>
-        <w:pStyle w:val="ListBullet"/>
-        <w:spacing w:line="240" w:lineRule="auto"/>
-        <w:ind w:left="720"/>
-      </w:pPr>
-      <w:r>
-        <w:rPr>
-          <w:lang w:val="es_ES" w:bidi="es_ES"/>
-        </w:rPr>
-      </w:r>
-      <w:hyperlink r:id="rId94">
-        <w:r>
-          <w:rPr>
-            <w:lang w:val="es_ES" w:bidi="es_ES"/>
-          </w:rPr>
-          <w:rPr>
-            <w:color w:val="0000EE"/>
-            <w:u w:val="single"/>
-          </w:rPr>
-          <w:t>2 Corintios 6:8–10</w:t>
-        </w:r>
-      </w:hyperlink>
-    </w:p>
-    <w:p>
-      <w:pPr>
-        <w:pStyle w:val="ListBullet"/>
-        <w:spacing w:line="240" w:lineRule="auto"/>
-        <w:ind w:left="720"/>
-      </w:pPr>
-      <w:r>
-        <w:rPr>
-          <w:lang w:val="es_ES" w:bidi="es_ES"/>
-        </w:rPr>
-      </w:r>
-      <w:hyperlink r:id="rId95">
-        <w:r>
-          <w:rPr>
-            <w:lang w:val="es_ES" w:bidi="es_ES"/>
-          </w:rPr>
-          <w:rPr>
-            <w:color w:val="0000EE"/>
-            <w:u w:val="single"/>
-          </w:rPr>
-          <w:t>Ezequiel 22:7</w:t>
-        </w:r>
-      </w:hyperlink>
-    </w:p>
-    <w:p>
-      <w:pPr>
-        <w:pStyle w:val="ListBullet"/>
-        <w:spacing w:line="240" w:lineRule="auto"/>
-        <w:ind w:left="720"/>
-      </w:pPr>
-      <w:r>
-        <w:rPr>
-          <w:lang w:val="es_ES" w:bidi="es_ES"/>
-        </w:rPr>
-      </w:r>
-      <w:hyperlink r:id="rId96">
-        <w:r>
-          <w:rPr>
-            <w:lang w:val="es_ES" w:bidi="es_ES"/>
-          </w:rPr>
-          <w:rPr>
-            <w:color w:val="0000EE"/>
-            <w:u w:val="single"/>
-          </w:rPr>
-          <w:t>Juan 8:48</w:t>
-        </w:r>
-      </w:hyperlink>
-    </w:p>
-    <w:p>
-      <w:pPr>
-        <w:pStyle w:val="ListBullet"/>
-        <w:spacing w:line="240" w:lineRule="auto"/>
-        <w:ind w:left="720"/>
-      </w:pPr>
-      <w:r>
-        <w:rPr>
-          <w:lang w:val="es_ES" w:bidi="es_ES"/>
-        </w:rPr>
-      </w:r>
-      <w:hyperlink r:id="rId97">
-        <w:r>
-          <w:rPr>
-            <w:lang w:val="es_ES" w:bidi="es_ES"/>
-          </w:rPr>
-          <w:rPr>
-            <w:color w:val="0000EE"/>
-            <w:u w:val="single"/>
-          </w:rPr>
-          <w:t>Levítico 18:8</w:t>
-        </w:r>
-      </w:hyperlink>
+      <w:r>
+        <w:rPr>
+          <w:lang w:val="es_ES" w:bidi="es_ES"/>
+        </w:rPr>
+        <w:t>1 Corintios 4:10</w:t>
+      </w:r>
+    </w:p>
+    <w:p>
+      <w:pPr>
+        <w:pStyle w:val="ListBullet"/>
+        <w:spacing w:line="240" w:lineRule="auto"/>
+        <w:ind w:left="720"/>
+      </w:pPr>
+      <w:r>
+        <w:rPr>
+          <w:lang w:val="es_ES" w:bidi="es_ES"/>
+        </w:rPr>
+      </w:r>
+      <w:r>
+        <w:rPr>
+          <w:lang w:val="es_ES" w:bidi="es_ES"/>
+        </w:rPr>
+        <w:t>1 Samuel 20:34</w:t>
+      </w:r>
+    </w:p>
+    <w:p>
+      <w:pPr>
+        <w:pStyle w:val="ListBullet"/>
+        <w:spacing w:line="240" w:lineRule="auto"/>
+        <w:ind w:left="720"/>
+      </w:pPr>
+      <w:r>
+        <w:rPr>
+          <w:lang w:val="es_ES" w:bidi="es_ES"/>
+        </w:rPr>
+      </w:r>
+      <w:r>
+        <w:rPr>
+          <w:lang w:val="es_ES" w:bidi="es_ES"/>
+        </w:rPr>
+        <w:t>2 Corintios 6:8–10</w:t>
+      </w:r>
+    </w:p>
+    <w:p>
+      <w:pPr>
+        <w:pStyle w:val="ListBullet"/>
+        <w:spacing w:line="240" w:lineRule="auto"/>
+        <w:ind w:left="720"/>
+      </w:pPr>
+      <w:r>
+        <w:rPr>
+          <w:lang w:val="es_ES" w:bidi="es_ES"/>
+        </w:rPr>
+      </w:r>
+      <w:r>
+        <w:rPr>
+          <w:lang w:val="es_ES" w:bidi="es_ES"/>
+        </w:rPr>
+        <w:t>Ezequiel 22:7</w:t>
+      </w:r>
+    </w:p>
+    <w:p>
+      <w:pPr>
+        <w:pStyle w:val="ListBullet"/>
+        <w:spacing w:line="240" w:lineRule="auto"/>
+        <w:ind w:left="720"/>
+      </w:pPr>
+      <w:r>
+        <w:rPr>
+          <w:lang w:val="es_ES" w:bidi="es_ES"/>
+        </w:rPr>
+      </w:r>
+      <w:r>
+        <w:rPr>
+          <w:lang w:val="es_ES" w:bidi="es_ES"/>
+        </w:rPr>
+        <w:t>Juan 8:48</w:t>
+      </w:r>
+    </w:p>
+    <w:p>
+      <w:pPr>
+        <w:pStyle w:val="ListBullet"/>
+        <w:spacing w:line="240" w:lineRule="auto"/>
+        <w:ind w:left="720"/>
+      </w:pPr>
+      <w:r>
+        <w:rPr>
+          <w:lang w:val="es_ES" w:bidi="es_ES"/>
+        </w:rPr>
+      </w:r>
+      <w:r>
+        <w:rPr>
+          <w:lang w:val="es_ES" w:bidi="es_ES"/>
+        </w:rPr>
+        <w:t>Levítico 18:8</w:t>
+      </w:r>
     </w:p>
     <w:p>
       <w:pPr>
@@ -7441,234 +6925,174 @@
           <w:lang w:val="es_ES" w:bidi="es_ES"/>
         </w:rPr>
       </w:r>
-      <w:hyperlink r:id="rId98">
-        <w:r>
-          <w:rPr>
-            <w:lang w:val="es_ES" w:bidi="es_ES"/>
-          </w:rPr>
-          <w:rPr>
-            <w:color w:val="0000EE"/>
-            <w:u w:val="single"/>
-          </w:rPr>
-          <w:t>Hechos 13:16–18</w:t>
-        </w:r>
-      </w:hyperlink>
-    </w:p>
-    <w:p>
-      <w:pPr>
-        <w:pStyle w:val="ListBullet"/>
-        <w:spacing w:line="240" w:lineRule="auto"/>
-        <w:ind w:left="720"/>
-      </w:pPr>
-      <w:r>
-        <w:rPr>
-          <w:lang w:val="es_ES" w:bidi="es_ES"/>
-        </w:rPr>
-      </w:r>
-      <w:hyperlink r:id="rId99">
-        <w:r>
-          <w:rPr>
-            <w:lang w:val="es_ES" w:bidi="es_ES"/>
-          </w:rPr>
-          <w:rPr>
-            <w:color w:val="0000EE"/>
-            <w:u w:val="single"/>
-          </w:rPr>
-          <w:t>Hechos 21:38</w:t>
-        </w:r>
-      </w:hyperlink>
-    </w:p>
-    <w:p>
-      <w:pPr>
-        <w:pStyle w:val="ListBullet"/>
-        <w:spacing w:line="240" w:lineRule="auto"/>
-        <w:ind w:left="720"/>
-      </w:pPr>
-      <w:r>
-        <w:rPr>
-          <w:lang w:val="es_ES" w:bidi="es_ES"/>
-        </w:rPr>
-      </w:r>
-      <w:hyperlink r:id="rId100">
-        <w:r>
-          <w:rPr>
-            <w:lang w:val="es_ES" w:bidi="es_ES"/>
-          </w:rPr>
-          <w:rPr>
-            <w:color w:val="0000EE"/>
-            <w:u w:val="single"/>
-          </w:rPr>
-          <w:t>Éxodo 4:27–28</w:t>
-        </w:r>
-      </w:hyperlink>
-    </w:p>
-    <w:p>
-      <w:pPr>
-        <w:pStyle w:val="ListBullet"/>
-        <w:spacing w:line="240" w:lineRule="auto"/>
-        <w:ind w:left="720"/>
-      </w:pPr>
-      <w:r>
-        <w:rPr>
-          <w:lang w:val="es_ES" w:bidi="es_ES"/>
-        </w:rPr>
-      </w:r>
-      <w:hyperlink r:id="rId101">
-        <w:r>
-          <w:rPr>
-            <w:lang w:val="es_ES" w:bidi="es_ES"/>
-          </w:rPr>
-          <w:rPr>
-            <w:color w:val="0000EE"/>
-            <w:u w:val="single"/>
-          </w:rPr>
-          <w:t>Génesis 37:21–22</w:t>
-        </w:r>
-      </w:hyperlink>
-    </w:p>
-    <w:p>
-      <w:pPr>
-        <w:pStyle w:val="ListBullet"/>
-        <w:spacing w:line="240" w:lineRule="auto"/>
-        <w:ind w:left="720"/>
-      </w:pPr>
-      <w:r>
-        <w:rPr>
-          <w:lang w:val="es_ES" w:bidi="es_ES"/>
-        </w:rPr>
-      </w:r>
-      <w:hyperlink r:id="rId102">
-        <w:r>
-          <w:rPr>
-            <w:lang w:val="es_ES" w:bidi="es_ES"/>
-          </w:rPr>
-          <w:rPr>
-            <w:color w:val="0000EE"/>
-            <w:u w:val="single"/>
-          </w:rPr>
-          <w:t>Juan 3:14</w:t>
-        </w:r>
-      </w:hyperlink>
-    </w:p>
-    <w:p>
-      <w:pPr>
-        <w:pStyle w:val="ListBullet"/>
-        <w:spacing w:line="240" w:lineRule="auto"/>
-        <w:ind w:left="720"/>
-      </w:pPr>
-      <w:r>
-        <w:rPr>
-          <w:lang w:val="es_ES" w:bidi="es_ES"/>
-        </w:rPr>
-      </w:r>
-      <w:hyperlink r:id="rId103">
-        <w:r>
-          <w:rPr>
-            <w:lang w:val="es_ES" w:bidi="es_ES"/>
-          </w:rPr>
-          <w:rPr>
-            <w:color w:val="0000EE"/>
-            <w:u w:val="single"/>
-          </w:rPr>
-          <w:t>Lucas 1:80</w:t>
-        </w:r>
-      </w:hyperlink>
-    </w:p>
-    <w:p>
-      <w:pPr>
-        <w:pStyle w:val="ListBullet"/>
-        <w:spacing w:line="240" w:lineRule="auto"/>
-        <w:ind w:left="720"/>
-      </w:pPr>
-      <w:r>
-        <w:rPr>
-          <w:lang w:val="es_ES" w:bidi="es_ES"/>
-        </w:rPr>
-      </w:r>
-      <w:hyperlink r:id="rId104">
-        <w:r>
-          <w:rPr>
-            <w:lang w:val="es_ES" w:bidi="es_ES"/>
-          </w:rPr>
-          <w:rPr>
-            <w:color w:val="0000EE"/>
-            <w:u w:val="single"/>
-          </w:rPr>
-          <w:t>Lucas 9:12–14</w:t>
-        </w:r>
-      </w:hyperlink>
-    </w:p>
-    <w:p>
-      <w:pPr>
-        <w:pStyle w:val="ListBullet"/>
-        <w:spacing w:line="240" w:lineRule="auto"/>
-        <w:ind w:left="720"/>
-      </w:pPr>
-      <w:r>
-        <w:rPr>
-          <w:lang w:val="es_ES" w:bidi="es_ES"/>
-        </w:rPr>
-      </w:r>
-      <w:hyperlink r:id="rId105">
-        <w:r>
-          <w:rPr>
-            <w:lang w:val="es_ES" w:bidi="es_ES"/>
-          </w:rPr>
-          <w:rPr>
-            <w:color w:val="0000EE"/>
-            <w:u w:val="single"/>
-          </w:rPr>
-          <w:t>Marcos 1:3</w:t>
-        </w:r>
-      </w:hyperlink>
-    </w:p>
-    <w:p>
-      <w:pPr>
-        <w:pStyle w:val="ListBullet"/>
-        <w:spacing w:line="240" w:lineRule="auto"/>
-        <w:ind w:left="720"/>
-      </w:pPr>
-      <w:r>
-        <w:rPr>
-          <w:lang w:val="es_ES" w:bidi="es_ES"/>
-        </w:rPr>
-      </w:r>
-      <w:hyperlink r:id="rId106">
-        <w:r>
-          <w:rPr>
-            <w:lang w:val="es_ES" w:bidi="es_ES"/>
-          </w:rPr>
-          <w:rPr>
-            <w:color w:val="0000EE"/>
-            <w:u w:val="single"/>
-          </w:rPr>
-          <w:t>Mateo 4:1</w:t>
-        </w:r>
-      </w:hyperlink>
-    </w:p>
-    <w:p>
-      <w:pPr>
-        <w:pStyle w:val="ListBullet"/>
-        <w:spacing w:line="240" w:lineRule="auto"/>
-        <w:ind w:left="720"/>
-      </w:pPr>
-      <w:r>
-        <w:rPr>
-          <w:lang w:val="es_ES" w:bidi="es_ES"/>
-        </w:rPr>
-      </w:r>
-      <w:hyperlink r:id="rId107">
-        <w:r>
-          <w:rPr>
-            <w:lang w:val="es_ES" w:bidi="es_ES"/>
-          </w:rPr>
-          <w:rPr>
-            <w:color w:val="0000EE"/>
-            <w:u w:val="single"/>
-          </w:rPr>
-          <w:t>Mateo 11:8</w:t>
-        </w:r>
-      </w:hyperlink>
+      <w:r>
+        <w:rPr>
+          <w:lang w:val="es_ES" w:bidi="es_ES"/>
+        </w:rPr>
+        <w:t>Hechos 13:16–18</w:t>
+      </w:r>
+    </w:p>
+    <w:p>
+      <w:pPr>
+        <w:pStyle w:val="ListBullet"/>
+        <w:spacing w:line="240" w:lineRule="auto"/>
+        <w:ind w:left="720"/>
+      </w:pPr>
+      <w:r>
+        <w:rPr>
+          <w:lang w:val="es_ES" w:bidi="es_ES"/>
+        </w:rPr>
+      </w:r>
+      <w:r>
+        <w:rPr>
+          <w:lang w:val="es_ES" w:bidi="es_ES"/>
+        </w:rPr>
+        <w:t>Hechos 21:38</w:t>
+      </w:r>
+    </w:p>
+    <w:p>
+      <w:pPr>
+        <w:pStyle w:val="ListBullet"/>
+        <w:spacing w:line="240" w:lineRule="auto"/>
+        <w:ind w:left="720"/>
+      </w:pPr>
+      <w:r>
+        <w:rPr>
+          <w:lang w:val="es_ES" w:bidi="es_ES"/>
+        </w:rPr>
+      </w:r>
+      <w:r>
+        <w:rPr>
+          <w:lang w:val="es_ES" w:bidi="es_ES"/>
+        </w:rPr>
+        <w:t>Éxodo 4:27–28</w:t>
+      </w:r>
+    </w:p>
+    <w:p>
+      <w:pPr>
+        <w:pStyle w:val="ListBullet"/>
+        <w:spacing w:line="240" w:lineRule="auto"/>
+        <w:ind w:left="720"/>
+      </w:pPr>
+      <w:r>
+        <w:rPr>
+          <w:lang w:val="es_ES" w:bidi="es_ES"/>
+        </w:rPr>
+      </w:r>
+      <w:r>
+        <w:rPr>
+          <w:lang w:val="es_ES" w:bidi="es_ES"/>
+        </w:rPr>
+        <w:t>Génesis 37:21–22</w:t>
+      </w:r>
+    </w:p>
+    <w:p>
+      <w:pPr>
+        <w:pStyle w:val="ListBullet"/>
+        <w:spacing w:line="240" w:lineRule="auto"/>
+        <w:ind w:left="720"/>
+      </w:pPr>
+      <w:r>
+        <w:rPr>
+          <w:lang w:val="es_ES" w:bidi="es_ES"/>
+        </w:rPr>
+      </w:r>
+      <w:r>
+        <w:rPr>
+          <w:lang w:val="es_ES" w:bidi="es_ES"/>
+        </w:rPr>
+        <w:t>Juan 3:14</w:t>
+      </w:r>
+    </w:p>
+    <w:p>
+      <w:pPr>
+        <w:pStyle w:val="ListBullet"/>
+        <w:spacing w:line="240" w:lineRule="auto"/>
+        <w:ind w:left="720"/>
+      </w:pPr>
+      <w:r>
+        <w:rPr>
+          <w:lang w:val="es_ES" w:bidi="es_ES"/>
+        </w:rPr>
+      </w:r>
+      <w:r>
+        <w:rPr>
+          <w:lang w:val="es_ES" w:bidi="es_ES"/>
+        </w:rPr>
+        <w:t>Lucas 1:80</w:t>
+      </w:r>
+    </w:p>
+    <w:p>
+      <w:pPr>
+        <w:pStyle w:val="ListBullet"/>
+        <w:spacing w:line="240" w:lineRule="auto"/>
+        <w:ind w:left="720"/>
+      </w:pPr>
+      <w:r>
+        <w:rPr>
+          <w:lang w:val="es_ES" w:bidi="es_ES"/>
+        </w:rPr>
+      </w:r>
+      <w:r>
+        <w:rPr>
+          <w:lang w:val="es_ES" w:bidi="es_ES"/>
+        </w:rPr>
+        <w:t>Lucas 9:12–14</w:t>
+      </w:r>
+    </w:p>
+    <w:p>
+      <w:pPr>
+        <w:pStyle w:val="ListBullet"/>
+        <w:spacing w:line="240" w:lineRule="auto"/>
+        <w:ind w:left="720"/>
+      </w:pPr>
+      <w:r>
+        <w:rPr>
+          <w:lang w:val="es_ES" w:bidi="es_ES"/>
+        </w:rPr>
+      </w:r>
+      <w:r>
+        <w:rPr>
+          <w:lang w:val="es_ES" w:bidi="es_ES"/>
+        </w:rPr>
+        <w:t>Marcos 1:3</w:t>
+      </w:r>
+    </w:p>
+    <w:p>
+      <w:pPr>
+        <w:pStyle w:val="ListBullet"/>
+        <w:spacing w:line="240" w:lineRule="auto"/>
+        <w:ind w:left="720"/>
+      </w:pPr>
+      <w:r>
+        <w:rPr>
+          <w:lang w:val="es_ES" w:bidi="es_ES"/>
+        </w:rPr>
+      </w:r>
+      <w:r>
+        <w:rPr>
+          <w:lang w:val="es_ES" w:bidi="es_ES"/>
+        </w:rPr>
+        <w:t>Mateo 4:1</w:t>
+      </w:r>
+    </w:p>
+    <w:p>
+      <w:pPr>
+        <w:pStyle w:val="ListBullet"/>
+        <w:spacing w:line="240" w:lineRule="auto"/>
+        <w:ind w:left="720"/>
+      </w:pPr>
+      <w:r>
+        <w:rPr>
+          <w:lang w:val="es_ES" w:bidi="es_ES"/>
+        </w:rPr>
+      </w:r>
+      <w:r>
+        <w:rPr>
+          <w:lang w:val="es_ES" w:bidi="es_ES"/>
+        </w:rPr>
+        <w:t>Mateo 11:8</w:t>
+      </w:r>
     </w:p>
     <w:p>
       <w:pPr>
@@ -8061,114 +7485,84 @@
           <w:lang w:val="es_ES" w:bidi="es_ES"/>
         </w:rPr>
       </w:r>
-      <w:hyperlink r:id="rId108">
-        <w:r>
-          <w:rPr>
-            <w:lang w:val="es_ES" w:bidi="es_ES"/>
-          </w:rPr>
-          <w:rPr>
-            <w:color w:val="0000EE"/>
-            <w:u w:val="single"/>
-          </w:rPr>
-          <w:t>Ezequiel 43:6–8.</w:t>
-        </w:r>
-      </w:hyperlink>
-    </w:p>
-    <w:p>
-      <w:pPr>
-        <w:pStyle w:val="ListBullet"/>
-        <w:spacing w:line="240" w:lineRule="auto"/>
-        <w:ind w:left="720"/>
-      </w:pPr>
-      <w:r>
-        <w:rPr>
-          <w:lang w:val="es_ES" w:bidi="es_ES"/>
-        </w:rPr>
-      </w:r>
-      <w:hyperlink r:id="rId109">
-        <w:r>
-          <w:rPr>
-            <w:lang w:val="es_ES" w:bidi="es_ES"/>
-          </w:rPr>
-          <w:rPr>
-            <w:color w:val="0000EE"/>
-            <w:u w:val="single"/>
-          </w:rPr>
-          <w:t>Esdras 9:1–2.</w:t>
-        </w:r>
-      </w:hyperlink>
-    </w:p>
-    <w:p>
-      <w:pPr>
-        <w:pStyle w:val="ListBullet"/>
-        <w:spacing w:line="240" w:lineRule="auto"/>
-        <w:ind w:left="720"/>
-      </w:pPr>
-      <w:r>
-        <w:rPr>
-          <w:lang w:val="es_ES" w:bidi="es_ES"/>
-        </w:rPr>
-      </w:r>
-      <w:hyperlink r:id="rId110">
-        <w:r>
-          <w:rPr>
-            <w:lang w:val="es_ES" w:bidi="es_ES"/>
-          </w:rPr>
-          <w:rPr>
-            <w:color w:val="0000EE"/>
-            <w:u w:val="single"/>
-          </w:rPr>
-          <w:t>Jeremías 2:19.</w:t>
-        </w:r>
-      </w:hyperlink>
-    </w:p>
-    <w:p>
-      <w:pPr>
-        <w:pStyle w:val="ListBullet"/>
-        <w:spacing w:line="240" w:lineRule="auto"/>
-        <w:ind w:left="720"/>
-      </w:pPr>
-      <w:r>
-        <w:rPr>
-          <w:lang w:val="es_ES" w:bidi="es_ES"/>
-        </w:rPr>
-      </w:r>
-      <w:hyperlink r:id="rId111">
-        <w:r>
-          <w:rPr>
-            <w:lang w:val="es_ES" w:bidi="es_ES"/>
-          </w:rPr>
-          <w:rPr>
-            <w:color w:val="0000EE"/>
-            <w:u w:val="single"/>
-          </w:rPr>
-          <w:t>Proverbios 2:22.</w:t>
-        </w:r>
-      </w:hyperlink>
-    </w:p>
-    <w:p>
-      <w:pPr>
-        <w:pStyle w:val="ListBullet"/>
-        <w:spacing w:line="240" w:lineRule="auto"/>
-        <w:ind w:left="720"/>
-      </w:pPr>
-      <w:r>
-        <w:rPr>
-          <w:lang w:val="es_ES" w:bidi="es_ES"/>
-        </w:rPr>
-      </w:r>
-      <w:hyperlink r:id="rId112">
-        <w:r>
-          <w:rPr>
-            <w:lang w:val="es_ES" w:bidi="es_ES"/>
-          </w:rPr>
-          <w:rPr>
-            <w:color w:val="0000EE"/>
-            <w:u w:val="single"/>
-          </w:rPr>
-          <w:t>Apocalipsis 21:7–8.</w:t>
-        </w:r>
-      </w:hyperlink>
+      <w:r>
+        <w:rPr>
+          <w:lang w:val="es_ES" w:bidi="es_ES"/>
+        </w:rPr>
+        <w:t>Ezequiel 43:6–8.</w:t>
+      </w:r>
+    </w:p>
+    <w:p>
+      <w:pPr>
+        <w:pStyle w:val="ListBullet"/>
+        <w:spacing w:line="240" w:lineRule="auto"/>
+        <w:ind w:left="720"/>
+      </w:pPr>
+      <w:r>
+        <w:rPr>
+          <w:lang w:val="es_ES" w:bidi="es_ES"/>
+        </w:rPr>
+      </w:r>
+      <w:r>
+        <w:rPr>
+          <w:lang w:val="es_ES" w:bidi="es_ES"/>
+        </w:rPr>
+        <w:t>Esdras 9:1–2.</w:t>
+      </w:r>
+    </w:p>
+    <w:p>
+      <w:pPr>
+        <w:pStyle w:val="ListBullet"/>
+        <w:spacing w:line="240" w:lineRule="auto"/>
+        <w:ind w:left="720"/>
+      </w:pPr>
+      <w:r>
+        <w:rPr>
+          <w:lang w:val="es_ES" w:bidi="es_ES"/>
+        </w:rPr>
+      </w:r>
+      <w:r>
+        <w:rPr>
+          <w:lang w:val="es_ES" w:bidi="es_ES"/>
+        </w:rPr>
+        <w:t>Jeremías 2:19.</w:t>
+      </w:r>
+    </w:p>
+    <w:p>
+      <w:pPr>
+        <w:pStyle w:val="ListBullet"/>
+        <w:spacing w:line="240" w:lineRule="auto"/>
+        <w:ind w:left="720"/>
+      </w:pPr>
+      <w:r>
+        <w:rPr>
+          <w:lang w:val="es_ES" w:bidi="es_ES"/>
+        </w:rPr>
+      </w:r>
+      <w:r>
+        <w:rPr>
+          <w:lang w:val="es_ES" w:bidi="es_ES"/>
+        </w:rPr>
+        <w:t>Proverbios 2:22.</w:t>
+      </w:r>
+    </w:p>
+    <w:p>
+      <w:pPr>
+        <w:pStyle w:val="ListBullet"/>
+        <w:spacing w:line="240" w:lineRule="auto"/>
+        <w:ind w:left="720"/>
+      </w:pPr>
+      <w:r>
+        <w:rPr>
+          <w:lang w:val="es_ES" w:bidi="es_ES"/>
+        </w:rPr>
+      </w:r>
+      <w:r>
+        <w:rPr>
+          <w:lang w:val="es_ES" w:bidi="es_ES"/>
+        </w:rPr>
+        <w:t>Apocalipsis 21:7–8.</w:t>
+      </w:r>
     </w:p>
     <w:p>
       <w:pPr>
@@ -8468,138 +7862,102 @@
           <w:lang w:val="es_ES" w:bidi="es_ES"/>
         </w:rPr>
       </w:r>
-      <w:hyperlink r:id="rId113">
-        <w:r>
-          <w:rPr>
-            <w:lang w:val="es_ES" w:bidi="es_ES"/>
-          </w:rPr>
-          <w:rPr>
-            <w:color w:val="0000EE"/>
-            <w:u w:val="single"/>
-          </w:rPr>
-          <w:t>2 Reyes 22:19</w:t>
-        </w:r>
-      </w:hyperlink>
-    </w:p>
-    <w:p>
-      <w:pPr>
-        <w:pStyle w:val="ListBullet"/>
-        <w:spacing w:line="240" w:lineRule="auto"/>
-        <w:ind w:left="720"/>
-      </w:pPr>
-      <w:r>
-        <w:rPr>
-          <w:lang w:val="es_ES" w:bidi="es_ES"/>
-        </w:rPr>
-      </w:r>
-      <w:hyperlink r:id="rId114">
-        <w:r>
-          <w:rPr>
-            <w:lang w:val="es_ES" w:bidi="es_ES"/>
-          </w:rPr>
-          <w:rPr>
-            <w:color w:val="0000EE"/>
-            <w:u w:val="single"/>
-          </w:rPr>
-          <w:t>Hechos 1:20</w:t>
-        </w:r>
-      </w:hyperlink>
-    </w:p>
-    <w:p>
-      <w:pPr>
-        <w:pStyle w:val="ListBullet"/>
-        <w:spacing w:line="240" w:lineRule="auto"/>
-        <w:ind w:left="720"/>
-      </w:pPr>
-      <w:r>
-        <w:rPr>
-          <w:lang w:val="es_ES" w:bidi="es_ES"/>
-        </w:rPr>
-      </w:r>
-      <w:hyperlink r:id="rId115">
-        <w:r>
-          <w:rPr>
-            <w:lang w:val="es_ES" w:bidi="es_ES"/>
-          </w:rPr>
-          <w:rPr>
-            <w:color w:val="0000EE"/>
-            <w:u w:val="single"/>
-          </w:rPr>
-          <w:t>Daniel 9:17–19</w:t>
-        </w:r>
-      </w:hyperlink>
-    </w:p>
-    <w:p>
-      <w:pPr>
-        <w:pStyle w:val="ListBullet"/>
-        <w:spacing w:line="240" w:lineRule="auto"/>
-        <w:ind w:left="720"/>
-      </w:pPr>
-      <w:r>
-        <w:rPr>
-          <w:lang w:val="es_ES" w:bidi="es_ES"/>
-        </w:rPr>
-      </w:r>
-      <w:hyperlink r:id="rId116">
-        <w:r>
-          <w:rPr>
-            <w:lang w:val="es_ES" w:bidi="es_ES"/>
-          </w:rPr>
-          <w:rPr>
-            <w:color w:val="0000EE"/>
-            <w:u w:val="single"/>
-          </w:rPr>
-          <w:t>Lamentaciones 3:11</w:t>
-        </w:r>
-      </w:hyperlink>
-    </w:p>
-    <w:p>
-      <w:pPr>
-        <w:pStyle w:val="ListBullet"/>
-        <w:spacing w:line="240" w:lineRule="auto"/>
-        <w:ind w:left="720"/>
-      </w:pPr>
-      <w:r>
-        <w:rPr>
-          <w:lang w:val="es_ES" w:bidi="es_ES"/>
-        </w:rPr>
-      </w:r>
-      <w:hyperlink r:id="rId117">
-        <w:r>
-          <w:rPr>
-            <w:lang w:val="es_ES" w:bidi="es_ES"/>
-          </w:rPr>
-          <w:rPr>
-            <w:color w:val="0000EE"/>
-            <w:u w:val="single"/>
-          </w:rPr>
-          <w:t>Lucas 11:17</w:t>
-        </w:r>
-      </w:hyperlink>
-    </w:p>
-    <w:p>
-      <w:pPr>
-        <w:pStyle w:val="ListBullet"/>
-        <w:spacing w:line="240" w:lineRule="auto"/>
-        <w:ind w:left="720"/>
-      </w:pPr>
-      <w:r>
-        <w:rPr>
-          <w:lang w:val="es_ES" w:bidi="es_ES"/>
-        </w:rPr>
-      </w:r>
-      <w:hyperlink r:id="rId118">
-        <w:r>
-          <w:rPr>
-            <w:lang w:val="es_ES" w:bidi="es_ES"/>
-          </w:rPr>
-          <w:rPr>
-            <w:color w:val="0000EE"/>
-            <w:u w:val="single"/>
-          </w:rPr>
-          <w:t>Mateo 12:25</w:t>
-        </w:r>
-      </w:hyperlink>
+      <w:r>
+        <w:rPr>
+          <w:lang w:val="es_ES" w:bidi="es_ES"/>
+        </w:rPr>
+        <w:t>2 Reyes 22:19</w:t>
+      </w:r>
+    </w:p>
+    <w:p>
+      <w:pPr>
+        <w:pStyle w:val="ListBullet"/>
+        <w:spacing w:line="240" w:lineRule="auto"/>
+        <w:ind w:left="720"/>
+      </w:pPr>
+      <w:r>
+        <w:rPr>
+          <w:lang w:val="es_ES" w:bidi="es_ES"/>
+        </w:rPr>
+      </w:r>
+      <w:r>
+        <w:rPr>
+          <w:lang w:val="es_ES" w:bidi="es_ES"/>
+        </w:rPr>
+        <w:t>Hechos 1:20</w:t>
+      </w:r>
+    </w:p>
+    <w:p>
+      <w:pPr>
+        <w:pStyle w:val="ListBullet"/>
+        <w:spacing w:line="240" w:lineRule="auto"/>
+        <w:ind w:left="720"/>
+      </w:pPr>
+      <w:r>
+        <w:rPr>
+          <w:lang w:val="es_ES" w:bidi="es_ES"/>
+        </w:rPr>
+      </w:r>
+      <w:r>
+        <w:rPr>
+          <w:lang w:val="es_ES" w:bidi="es_ES"/>
+        </w:rPr>
+        <w:t>Daniel 9:17–19</w:t>
+      </w:r>
+    </w:p>
+    <w:p>
+      <w:pPr>
+        <w:pStyle w:val="ListBullet"/>
+        <w:spacing w:line="240" w:lineRule="auto"/>
+        <w:ind w:left="720"/>
+      </w:pPr>
+      <w:r>
+        <w:rPr>
+          <w:lang w:val="es_ES" w:bidi="es_ES"/>
+        </w:rPr>
+      </w:r>
+      <w:r>
+        <w:rPr>
+          <w:lang w:val="es_ES" w:bidi="es_ES"/>
+        </w:rPr>
+        <w:t>Lamentaciones 3:11</w:t>
+      </w:r>
+    </w:p>
+    <w:p>
+      <w:pPr>
+        <w:pStyle w:val="ListBullet"/>
+        <w:spacing w:line="240" w:lineRule="auto"/>
+        <w:ind w:left="720"/>
+      </w:pPr>
+      <w:r>
+        <w:rPr>
+          <w:lang w:val="es_ES" w:bidi="es_ES"/>
+        </w:rPr>
+      </w:r>
+      <w:r>
+        <w:rPr>
+          <w:lang w:val="es_ES" w:bidi="es_ES"/>
+        </w:rPr>
+        <w:t>Lucas 11:17</w:t>
+      </w:r>
+    </w:p>
+    <w:p>
+      <w:pPr>
+        <w:pStyle w:val="ListBullet"/>
+        <w:spacing w:line="240" w:lineRule="auto"/>
+        <w:ind w:left="720"/>
+      </w:pPr>
+      <w:r>
+        <w:rPr>
+          <w:lang w:val="es_ES" w:bidi="es_ES"/>
+        </w:rPr>
+      </w:r>
+      <w:r>
+        <w:rPr>
+          <w:lang w:val="es_ES" w:bidi="es_ES"/>
+        </w:rPr>
+        <w:t>Mateo 12:25</w:t>
+      </w:r>
     </w:p>
     <w:p>
       <w:pPr>
@@ -8765,114 +8123,84 @@
           <w:lang w:val="es_ES" w:bidi="es_ES"/>
         </w:rPr>
       </w:r>
-      <w:hyperlink r:id="rId119">
-        <w:r>
-          <w:rPr>
-            <w:lang w:val="es_ES" w:bidi="es_ES"/>
-          </w:rPr>
-          <w:rPr>
-            <w:color w:val="0000EE"/>
-            <w:u w:val="single"/>
-          </w:rPr>
-          <w:t>Ezequiel 6:6</w:t>
-        </w:r>
-      </w:hyperlink>
-    </w:p>
-    <w:p>
-      <w:pPr>
-        <w:pStyle w:val="ListBullet"/>
-        <w:spacing w:line="240" w:lineRule="auto"/>
-        <w:ind w:left="720"/>
-      </w:pPr>
-      <w:r>
-        <w:rPr>
-          <w:lang w:val="es_ES" w:bidi="es_ES"/>
-        </w:rPr>
-      </w:r>
-      <w:hyperlink r:id="rId120">
-        <w:r>
-          <w:rPr>
-            <w:lang w:val="es_ES" w:bidi="es_ES"/>
-          </w:rPr>
-          <w:rPr>
-            <w:color w:val="0000EE"/>
-            <w:u w:val="single"/>
-          </w:rPr>
-          <w:t>Levítico 26:39</w:t>
-        </w:r>
-      </w:hyperlink>
-    </w:p>
-    <w:p>
-      <w:pPr>
-        <w:pStyle w:val="ListBullet"/>
-        <w:spacing w:line="240" w:lineRule="auto"/>
-        <w:ind w:left="720"/>
-      </w:pPr>
-      <w:r>
-        <w:rPr>
-          <w:lang w:val="es_ES" w:bidi="es_ES"/>
-        </w:rPr>
-      </w:r>
-      <w:hyperlink r:id="rId121">
-        <w:r>
-          <w:rPr>
-            <w:lang w:val="es_ES" w:bidi="es_ES"/>
-          </w:rPr>
-          <w:rPr>
-            <w:color w:val="0000EE"/>
-            <w:u w:val="single"/>
-          </w:rPr>
-          <w:t>Mateo 26:8</w:t>
-        </w:r>
-      </w:hyperlink>
-    </w:p>
-    <w:p>
-      <w:pPr>
-        <w:pStyle w:val="ListBullet"/>
-        <w:spacing w:line="240" w:lineRule="auto"/>
-        <w:ind w:left="720"/>
-      </w:pPr>
-      <w:r>
-        <w:rPr>
-          <w:lang w:val="es_ES" w:bidi="es_ES"/>
-        </w:rPr>
-      </w:r>
-      <w:hyperlink r:id="rId122">
-        <w:r>
-          <w:rPr>
-            <w:lang w:val="es_ES" w:bidi="es_ES"/>
-          </w:rPr>
-          <w:rPr>
-            <w:color w:val="0000EE"/>
-            <w:u w:val="single"/>
-          </w:rPr>
-          <w:t>Apocalipsis 18:15–17</w:t>
-        </w:r>
-      </w:hyperlink>
-    </w:p>
-    <w:p>
-      <w:pPr>
-        <w:pStyle w:val="ListBullet"/>
-        <w:spacing w:line="240" w:lineRule="auto"/>
-        <w:ind w:left="720"/>
-      </w:pPr>
-      <w:r>
-        <w:rPr>
-          <w:lang w:val="es_ES" w:bidi="es_ES"/>
-        </w:rPr>
-      </w:r>
-      <w:hyperlink r:id="rId123">
-        <w:r>
-          <w:rPr>
-            <w:lang w:val="es_ES" w:bidi="es_ES"/>
-          </w:rPr>
-          <w:rPr>
-            <w:color w:val="0000EE"/>
-            <w:u w:val="single"/>
-          </w:rPr>
-          <w:t>Zacarías 7:13–14</w:t>
-        </w:r>
-      </w:hyperlink>
+      <w:r>
+        <w:rPr>
+          <w:lang w:val="es_ES" w:bidi="es_ES"/>
+        </w:rPr>
+        <w:t>Ezequiel 6:6</w:t>
+      </w:r>
+    </w:p>
+    <w:p>
+      <w:pPr>
+        <w:pStyle w:val="ListBullet"/>
+        <w:spacing w:line="240" w:lineRule="auto"/>
+        <w:ind w:left="720"/>
+      </w:pPr>
+      <w:r>
+        <w:rPr>
+          <w:lang w:val="es_ES" w:bidi="es_ES"/>
+        </w:rPr>
+      </w:r>
+      <w:r>
+        <w:rPr>
+          <w:lang w:val="es_ES" w:bidi="es_ES"/>
+        </w:rPr>
+        <w:t>Levítico 26:39</w:t>
+      </w:r>
+    </w:p>
+    <w:p>
+      <w:pPr>
+        <w:pStyle w:val="ListBullet"/>
+        <w:spacing w:line="240" w:lineRule="auto"/>
+        <w:ind w:left="720"/>
+      </w:pPr>
+      <w:r>
+        <w:rPr>
+          <w:lang w:val="es_ES" w:bidi="es_ES"/>
+        </w:rPr>
+      </w:r>
+      <w:r>
+        <w:rPr>
+          <w:lang w:val="es_ES" w:bidi="es_ES"/>
+        </w:rPr>
+        <w:t>Mateo 26:8</w:t>
+      </w:r>
+    </w:p>
+    <w:p>
+      <w:pPr>
+        <w:pStyle w:val="ListBullet"/>
+        <w:spacing w:line="240" w:lineRule="auto"/>
+        <w:ind w:left="720"/>
+      </w:pPr>
+      <w:r>
+        <w:rPr>
+          <w:lang w:val="es_ES" w:bidi="es_ES"/>
+        </w:rPr>
+      </w:r>
+      <w:r>
+        <w:rPr>
+          <w:lang w:val="es_ES" w:bidi="es_ES"/>
+        </w:rPr>
+        <w:t>Apocalipsis 18:15–17</w:t>
+      </w:r>
+    </w:p>
+    <w:p>
+      <w:pPr>
+        <w:pStyle w:val="ListBullet"/>
+        <w:spacing w:line="240" w:lineRule="auto"/>
+        <w:ind w:left="720"/>
+      </w:pPr>
+      <w:r>
+        <w:rPr>
+          <w:lang w:val="es_ES" w:bidi="es_ES"/>
+        </w:rPr>
+      </w:r>
+      <w:r>
+        <w:rPr>
+          <w:lang w:val="es_ES" w:bidi="es_ES"/>
+        </w:rPr>
+        <w:t>Zacarías 7:13–14</w:t>
+      </w:r>
     </w:p>
     <w:p>
       <w:pPr>
@@ -9082,66 +8410,48 @@
           <w:lang w:val="es_ES" w:bidi="es_ES"/>
         </w:rPr>
       </w:r>
-      <w:hyperlink r:id="rId124">
-        <w:r>
-          <w:rPr>
-            <w:lang w:val="es_ES" w:bidi="es_ES"/>
-          </w:rPr>
-          <w:rPr>
-            <w:color w:val="0000EE"/>
-            <w:u w:val="single"/>
-          </w:rPr>
-          <w:t>Daniel 12:1–2</w:t>
-        </w:r>
-      </w:hyperlink>
-    </w:p>
-    <w:p>
-      <w:pPr>
-        <w:pStyle w:val="ListBullet"/>
-        <w:spacing w:line="240" w:lineRule="auto"/>
-        <w:ind w:left="720"/>
-      </w:pPr>
-      <w:r>
-        <w:rPr>
-          <w:lang w:val="es_ES" w:bidi="es_ES"/>
-        </w:rPr>
-      </w:r>
-      <w:hyperlink r:id="rId125">
-        <w:r>
-          <w:rPr>
-            <w:lang w:val="es_ES" w:bidi="es_ES"/>
-          </w:rPr>
-          <w:rPr>
-            <w:color w:val="0000EE"/>
-            <w:u w:val="single"/>
-          </w:rPr>
-          <w:t>Proverbios 15:5–6</w:t>
-        </w:r>
-      </w:hyperlink>
-    </w:p>
-    <w:p>
-      <w:pPr>
-        <w:pStyle w:val="ListBullet"/>
-        <w:spacing w:line="240" w:lineRule="auto"/>
-        <w:ind w:left="720"/>
-      </w:pPr>
-      <w:r>
-        <w:rPr>
-          <w:lang w:val="es_ES" w:bidi="es_ES"/>
-        </w:rPr>
-      </w:r>
-      <w:hyperlink r:id="rId126">
-        <w:r>
-          <w:rPr>
-            <w:lang w:val="es_ES" w:bidi="es_ES"/>
-          </w:rPr>
-          <w:rPr>
-            <w:color w:val="0000EE"/>
-            <w:u w:val="single"/>
-          </w:rPr>
-          <w:t>Salmos 31:18</w:t>
-        </w:r>
-      </w:hyperlink>
+      <w:r>
+        <w:rPr>
+          <w:lang w:val="es_ES" w:bidi="es_ES"/>
+        </w:rPr>
+        <w:t>Daniel 12:1–2</w:t>
+      </w:r>
+    </w:p>
+    <w:p>
+      <w:pPr>
+        <w:pStyle w:val="ListBullet"/>
+        <w:spacing w:line="240" w:lineRule="auto"/>
+        <w:ind w:left="720"/>
+      </w:pPr>
+      <w:r>
+        <w:rPr>
+          <w:lang w:val="es_ES" w:bidi="es_ES"/>
+        </w:rPr>
+      </w:r>
+      <w:r>
+        <w:rPr>
+          <w:lang w:val="es_ES" w:bidi="es_ES"/>
+        </w:rPr>
+        <w:t>Proverbios 15:5–6</w:t>
+      </w:r>
+    </w:p>
+    <w:p>
+      <w:pPr>
+        <w:pStyle w:val="ListBullet"/>
+        <w:spacing w:line="240" w:lineRule="auto"/>
+        <w:ind w:left="720"/>
+      </w:pPr>
+      <w:r>
+        <w:rPr>
+          <w:lang w:val="es_ES" w:bidi="es_ES"/>
+        </w:rPr>
+      </w:r>
+      <w:r>
+        <w:rPr>
+          <w:lang w:val="es_ES" w:bidi="es_ES"/>
+        </w:rPr>
+        <w:t>Salmos 31:18</w:t>
+      </w:r>
     </w:p>
     <w:p>
       <w:pPr>
@@ -9387,90 +8697,66 @@
           <w:lang w:val="es_ES" w:bidi="es_ES"/>
         </w:rPr>
       </w:r>
-      <w:hyperlink r:id="rId127">
-        <w:r>
-          <w:rPr>
-            <w:lang w:val="es_ES" w:bidi="es_ES"/>
-          </w:rPr>
-          <w:rPr>
-            <w:color w:val="0000EE"/>
-            <w:u w:val="single"/>
-          </w:rPr>
-          <w:t>Éxodo 12:23</w:t>
-        </w:r>
-      </w:hyperlink>
-    </w:p>
-    <w:p>
-      <w:pPr>
-        <w:pStyle w:val="ListBullet"/>
-        <w:spacing w:line="240" w:lineRule="auto"/>
-        <w:ind w:left="720"/>
-      </w:pPr>
-      <w:r>
-        <w:rPr>
-          <w:lang w:val="es_ES" w:bidi="es_ES"/>
-        </w:rPr>
-      </w:r>
-      <w:hyperlink r:id="rId128">
-        <w:r>
-          <w:rPr>
-            <w:lang w:val="es_ES" w:bidi="es_ES"/>
-          </w:rPr>
-          <w:rPr>
-            <w:color w:val="0000EE"/>
-            <w:u w:val="single"/>
-          </w:rPr>
-          <w:t>Hebreos 11:28</w:t>
-        </w:r>
-      </w:hyperlink>
-    </w:p>
-    <w:p>
-      <w:pPr>
-        <w:pStyle w:val="ListBullet"/>
-        <w:spacing w:line="240" w:lineRule="auto"/>
-        <w:ind w:left="720"/>
-      </w:pPr>
-      <w:r>
-        <w:rPr>
-          <w:lang w:val="es_ES" w:bidi="es_ES"/>
-        </w:rPr>
-      </w:r>
-      <w:hyperlink r:id="rId129">
-        <w:r>
-          <w:rPr>
-            <w:lang w:val="es_ES" w:bidi="es_ES"/>
-          </w:rPr>
-          <w:rPr>
-            <w:color w:val="0000EE"/>
-            <w:u w:val="single"/>
-          </w:rPr>
-          <w:t>Jeremías 6:26</w:t>
-        </w:r>
-      </w:hyperlink>
-    </w:p>
-    <w:p>
-      <w:pPr>
-        <w:pStyle w:val="ListBullet"/>
-        <w:spacing w:line="240" w:lineRule="auto"/>
-        <w:ind w:left="720"/>
-      </w:pPr>
-      <w:r>
-        <w:rPr>
-          <w:lang w:val="es_ES" w:bidi="es_ES"/>
-        </w:rPr>
-      </w:r>
-      <w:hyperlink r:id="rId130">
-        <w:r>
-          <w:rPr>
-            <w:lang w:val="es_ES" w:bidi="es_ES"/>
-          </w:rPr>
-          <w:rPr>
-            <w:color w:val="0000EE"/>
-            <w:u w:val="single"/>
-          </w:rPr>
-          <w:t>Jueces 16:24</w:t>
-        </w:r>
-      </w:hyperlink>
+      <w:r>
+        <w:rPr>
+          <w:lang w:val="es_ES" w:bidi="es_ES"/>
+        </w:rPr>
+        <w:t>Éxodo 12:23</w:t>
+      </w:r>
+    </w:p>
+    <w:p>
+      <w:pPr>
+        <w:pStyle w:val="ListBullet"/>
+        <w:spacing w:line="240" w:lineRule="auto"/>
+        <w:ind w:left="720"/>
+      </w:pPr>
+      <w:r>
+        <w:rPr>
+          <w:lang w:val="es_ES" w:bidi="es_ES"/>
+        </w:rPr>
+      </w:r>
+      <w:r>
+        <w:rPr>
+          <w:lang w:val="es_ES" w:bidi="es_ES"/>
+        </w:rPr>
+        <w:t>Hebreos 11:28</w:t>
+      </w:r>
+    </w:p>
+    <w:p>
+      <w:pPr>
+        <w:pStyle w:val="ListBullet"/>
+        <w:spacing w:line="240" w:lineRule="auto"/>
+        <w:ind w:left="720"/>
+      </w:pPr>
+      <w:r>
+        <w:rPr>
+          <w:lang w:val="es_ES" w:bidi="es_ES"/>
+        </w:rPr>
+      </w:r>
+      <w:r>
+        <w:rPr>
+          <w:lang w:val="es_ES" w:bidi="es_ES"/>
+        </w:rPr>
+        <w:t>Jeremías 6:26</w:t>
+      </w:r>
+    </w:p>
+    <w:p>
+      <w:pPr>
+        <w:pStyle w:val="ListBullet"/>
+        <w:spacing w:line="240" w:lineRule="auto"/>
+        <w:ind w:left="720"/>
+      </w:pPr>
+      <w:r>
+        <w:rPr>
+          <w:lang w:val="es_ES" w:bidi="es_ES"/>
+        </w:rPr>
+      </w:r>
+      <w:r>
+        <w:rPr>
+          <w:lang w:val="es_ES" w:bidi="es_ES"/>
+        </w:rPr>
+        <w:t>Jueces 16:24</w:t>
+      </w:r>
     </w:p>
     <w:p>
       <w:pPr>
@@ -9782,114 +9068,84 @@
           <w:lang w:val="es_ES" w:bidi="es_ES"/>
         </w:rPr>
       </w:r>
-      <w:hyperlink r:id="rId131">
-        <w:r>
-          <w:rPr>
-            <w:lang w:val="es_ES" w:bidi="es_ES"/>
-          </w:rPr>
-          <w:rPr>
-            <w:color w:val="0000EE"/>
-            <w:u w:val="single"/>
-          </w:rPr>
-          <w:t>Génesis 43:32</w:t>
-        </w:r>
-      </w:hyperlink>
-    </w:p>
-    <w:p>
-      <w:pPr>
-        <w:pStyle w:val="ListBullet"/>
-        <w:spacing w:line="240" w:lineRule="auto"/>
-        <w:ind w:left="720"/>
-      </w:pPr>
-      <w:r>
-        <w:rPr>
-          <w:lang w:val="es_ES" w:bidi="es_ES"/>
-        </w:rPr>
-      </w:r>
-      <w:hyperlink r:id="rId132">
-        <w:r>
-          <w:rPr>
-            <w:lang w:val="es_ES" w:bidi="es_ES"/>
-          </w:rPr>
-          <w:rPr>
-            <w:color w:val="0000EE"/>
-            <w:u w:val="single"/>
-          </w:rPr>
-          <w:t>Jeremías 7:30</w:t>
-        </w:r>
-      </w:hyperlink>
-    </w:p>
-    <w:p>
-      <w:pPr>
-        <w:pStyle w:val="ListBullet"/>
-        <w:spacing w:line="240" w:lineRule="auto"/>
-        <w:ind w:left="720"/>
-      </w:pPr>
-      <w:r>
-        <w:rPr>
-          <w:lang w:val="es_ES" w:bidi="es_ES"/>
-        </w:rPr>
-      </w:r>
-      <w:hyperlink r:id="rId133">
-        <w:r>
-          <w:rPr>
-            <w:lang w:val="es_ES" w:bidi="es_ES"/>
-          </w:rPr>
-          <w:rPr>
-            <w:color w:val="0000EE"/>
-            <w:u w:val="single"/>
-          </w:rPr>
-          <w:t>Levítico 11:10</w:t>
-        </w:r>
-      </w:hyperlink>
-    </w:p>
-    <w:p>
-      <w:pPr>
-        <w:pStyle w:val="ListBullet"/>
-        <w:spacing w:line="240" w:lineRule="auto"/>
-        <w:ind w:left="720"/>
-      </w:pPr>
-      <w:r>
-        <w:rPr>
-          <w:lang w:val="es_ES" w:bidi="es_ES"/>
-        </w:rPr>
-      </w:r>
-      <w:hyperlink r:id="rId134">
-        <w:r>
-          <w:rPr>
-            <w:lang w:val="es_ES" w:bidi="es_ES"/>
-          </w:rPr>
-          <w:rPr>
-            <w:color w:val="0000EE"/>
-            <w:u w:val="single"/>
-          </w:rPr>
-          <w:t>Lucas 16:15</w:t>
-        </w:r>
-      </w:hyperlink>
-    </w:p>
-    <w:p>
-      <w:pPr>
-        <w:pStyle w:val="ListBullet"/>
-        <w:spacing w:line="240" w:lineRule="auto"/>
-        <w:ind w:left="720"/>
-      </w:pPr>
-      <w:r>
-        <w:rPr>
-          <w:lang w:val="es_ES" w:bidi="es_ES"/>
-        </w:rPr>
-      </w:r>
-      <w:hyperlink r:id="rId135">
-        <w:r>
-          <w:rPr>
-            <w:lang w:val="es_ES" w:bidi="es_ES"/>
-          </w:rPr>
-          <w:rPr>
-            <w:color w:val="0000EE"/>
-            <w:u w:val="single"/>
-          </w:rPr>
-          <w:t>Apocalipsis 17:3–5</w:t>
-        </w:r>
-      </w:hyperlink>
+      <w:r>
+        <w:rPr>
+          <w:lang w:val="es_ES" w:bidi="es_ES"/>
+        </w:rPr>
+        <w:t>Génesis 43:32</w:t>
+      </w:r>
+    </w:p>
+    <w:p>
+      <w:pPr>
+        <w:pStyle w:val="ListBullet"/>
+        <w:spacing w:line="240" w:lineRule="auto"/>
+        <w:ind w:left="720"/>
+      </w:pPr>
+      <w:r>
+        <w:rPr>
+          <w:lang w:val="es_ES" w:bidi="es_ES"/>
+        </w:rPr>
+      </w:r>
+      <w:r>
+        <w:rPr>
+          <w:lang w:val="es_ES" w:bidi="es_ES"/>
+        </w:rPr>
+        <w:t>Jeremías 7:30</w:t>
+      </w:r>
+    </w:p>
+    <w:p>
+      <w:pPr>
+        <w:pStyle w:val="ListBullet"/>
+        <w:spacing w:line="240" w:lineRule="auto"/>
+        <w:ind w:left="720"/>
+      </w:pPr>
+      <w:r>
+        <w:rPr>
+          <w:lang w:val="es_ES" w:bidi="es_ES"/>
+        </w:rPr>
+      </w:r>
+      <w:r>
+        <w:rPr>
+          <w:lang w:val="es_ES" w:bidi="es_ES"/>
+        </w:rPr>
+        <w:t>Levítico 11:10</w:t>
+      </w:r>
+    </w:p>
+    <w:p>
+      <w:pPr>
+        <w:pStyle w:val="ListBullet"/>
+        <w:spacing w:line="240" w:lineRule="auto"/>
+        <w:ind w:left="720"/>
+      </w:pPr>
+      <w:r>
+        <w:rPr>
+          <w:lang w:val="es_ES" w:bidi="es_ES"/>
+        </w:rPr>
+      </w:r>
+      <w:r>
+        <w:rPr>
+          <w:lang w:val="es_ES" w:bidi="es_ES"/>
+        </w:rPr>
+        <w:t>Lucas 16:15</w:t>
+      </w:r>
+    </w:p>
+    <w:p>
+      <w:pPr>
+        <w:pStyle w:val="ListBullet"/>
+        <w:spacing w:line="240" w:lineRule="auto"/>
+        <w:ind w:left="720"/>
+      </w:pPr>
+      <w:r>
+        <w:rPr>
+          <w:lang w:val="es_ES" w:bidi="es_ES"/>
+        </w:rPr>
+      </w:r>
+      <w:r>
+        <w:rPr>
+          <w:lang w:val="es_ES" w:bidi="es_ES"/>
+        </w:rPr>
+        <w:t>Apocalipsis 17:3–5</w:t>
+      </w:r>
     </w:p>
     <w:p>
       <w:pPr>
@@ -10128,90 +9384,66 @@
           <w:lang w:val="es_ES" w:bidi="es_ES"/>
         </w:rPr>
       </w:r>
-      <w:hyperlink r:id="rId136">
-        <w:r>
-          <w:rPr>
-            <w:lang w:val="es_ES" w:bidi="es_ES"/>
-          </w:rPr>
-          <w:rPr>
-            <w:color w:val="0000EE"/>
-            <w:u w:val="single"/>
-          </w:rPr>
-          <w:t>Daniel 8:24–25</w:t>
-        </w:r>
-      </w:hyperlink>
-    </w:p>
-    <w:p>
-      <w:pPr>
-        <w:pStyle w:val="ListBullet"/>
-        <w:spacing w:line="240" w:lineRule="auto"/>
-        <w:ind w:left="720"/>
-      </w:pPr>
-      <w:r>
-        <w:rPr>
-          <w:lang w:val="es_ES" w:bidi="es_ES"/>
-        </w:rPr>
-      </w:r>
-      <w:hyperlink r:id="rId137">
-        <w:r>
-          <w:rPr>
-            <w:lang w:val="es_ES" w:bidi="es_ES"/>
-          </w:rPr>
-          <w:rPr>
-            <w:color w:val="0000EE"/>
-            <w:u w:val="single"/>
-          </w:rPr>
-          <w:t>Jeremías 4:13</w:t>
-        </w:r>
-      </w:hyperlink>
-    </w:p>
-    <w:p>
-      <w:pPr>
-        <w:pStyle w:val="ListBullet"/>
-        <w:spacing w:line="240" w:lineRule="auto"/>
-        <w:ind w:left="720"/>
-      </w:pPr>
-      <w:r>
-        <w:rPr>
-          <w:lang w:val="es_ES" w:bidi="es_ES"/>
-        </w:rPr>
-      </w:r>
-      <w:hyperlink r:id="rId138">
-        <w:r>
-          <w:rPr>
-            <w:lang w:val="es_ES" w:bidi="es_ES"/>
-          </w:rPr>
-          <w:rPr>
-            <w:color w:val="0000EE"/>
-            <w:u w:val="single"/>
-          </w:rPr>
-          <w:t>Números 21:30</w:t>
-        </w:r>
-      </w:hyperlink>
-    </w:p>
-    <w:p>
-      <w:pPr>
-        <w:pStyle w:val="ListBullet"/>
-        <w:spacing w:line="240" w:lineRule="auto"/>
-        <w:ind w:left="720"/>
-      </w:pPr>
-      <w:r>
-        <w:rPr>
-          <w:lang w:val="es_ES" w:bidi="es_ES"/>
-        </w:rPr>
-      </w:r>
-      <w:hyperlink r:id="rId139">
-        <w:r>
-          <w:rPr>
-            <w:lang w:val="es_ES" w:bidi="es_ES"/>
-          </w:rPr>
-          <w:rPr>
-            <w:color w:val="0000EE"/>
-            <w:u w:val="single"/>
-          </w:rPr>
-          <w:t>Sofonías 1:13</w:t>
-        </w:r>
-      </w:hyperlink>
+      <w:r>
+        <w:rPr>
+          <w:lang w:val="es_ES" w:bidi="es_ES"/>
+        </w:rPr>
+        <w:t>Daniel 8:24–25</w:t>
+      </w:r>
+    </w:p>
+    <w:p>
+      <w:pPr>
+        <w:pStyle w:val="ListBullet"/>
+        <w:spacing w:line="240" w:lineRule="auto"/>
+        <w:ind w:left="720"/>
+      </w:pPr>
+      <w:r>
+        <w:rPr>
+          <w:lang w:val="es_ES" w:bidi="es_ES"/>
+        </w:rPr>
+      </w:r>
+      <w:r>
+        <w:rPr>
+          <w:lang w:val="es_ES" w:bidi="es_ES"/>
+        </w:rPr>
+        <w:t>Jeremías 4:13</w:t>
+      </w:r>
+    </w:p>
+    <w:p>
+      <w:pPr>
+        <w:pStyle w:val="ListBullet"/>
+        <w:spacing w:line="240" w:lineRule="auto"/>
+        <w:ind w:left="720"/>
+      </w:pPr>
+      <w:r>
+        <w:rPr>
+          <w:lang w:val="es_ES" w:bidi="es_ES"/>
+        </w:rPr>
+      </w:r>
+      <w:r>
+        <w:rPr>
+          <w:lang w:val="es_ES" w:bidi="es_ES"/>
+        </w:rPr>
+        <w:t>Números 21:30</w:t>
+      </w:r>
+    </w:p>
+    <w:p>
+      <w:pPr>
+        <w:pStyle w:val="ListBullet"/>
+        <w:spacing w:line="240" w:lineRule="auto"/>
+        <w:ind w:left="720"/>
+      </w:pPr>
+      <w:r>
+        <w:rPr>
+          <w:lang w:val="es_ES" w:bidi="es_ES"/>
+        </w:rPr>
+      </w:r>
+      <w:r>
+        <w:rPr>
+          <w:lang w:val="es_ES" w:bidi="es_ES"/>
+        </w:rPr>
+        <w:t>Sofonías 1:13</w:t>
+      </w:r>
     </w:p>
     <w:p>
       <w:pPr>
@@ -10403,162 +9635,120 @@
           <w:lang w:val="es_ES" w:bidi="es_ES"/>
         </w:rPr>
       </w:r>
-      <w:hyperlink r:id="rId140">
-        <w:r>
-          <w:rPr>
-            <w:lang w:val="es_ES" w:bidi="es_ES"/>
-          </w:rPr>
-          <w:rPr>
-            <w:color w:val="0000EE"/>
-            <w:u w:val="single"/>
-          </w:rPr>
-          <w:t>1 Pedro 5:8</w:t>
-        </w:r>
-      </w:hyperlink>
-    </w:p>
-    <w:p>
-      <w:pPr>
-        <w:pStyle w:val="ListBullet"/>
-        <w:spacing w:line="240" w:lineRule="auto"/>
-        <w:ind w:left="720"/>
-      </w:pPr>
-      <w:r>
-        <w:rPr>
-          <w:lang w:val="es_ES" w:bidi="es_ES"/>
-        </w:rPr>
-      </w:r>
-      <w:hyperlink r:id="rId141">
-        <w:r>
-          <w:rPr>
-            <w:lang w:val="es_ES" w:bidi="es_ES"/>
-          </w:rPr>
-          <w:rPr>
-            <w:color w:val="0000EE"/>
-            <w:u w:val="single"/>
-          </w:rPr>
-          <w:t>Amós 1:10</w:t>
-        </w:r>
-      </w:hyperlink>
-    </w:p>
-    <w:p>
-      <w:pPr>
-        <w:pStyle w:val="ListBullet"/>
-        <w:spacing w:line="240" w:lineRule="auto"/>
-        <w:ind w:left="720"/>
-      </w:pPr>
-      <w:r>
-        <w:rPr>
-          <w:lang w:val="es_ES" w:bidi="es_ES"/>
-        </w:rPr>
-      </w:r>
-      <w:hyperlink r:id="rId142">
-        <w:r>
-          <w:rPr>
-            <w:lang w:val="es_ES" w:bidi="es_ES"/>
-          </w:rPr>
-          <w:rPr>
-            <w:color w:val="0000EE"/>
-            <w:u w:val="single"/>
-          </w:rPr>
-          <w:t>Éxodo 24:17</w:t>
-        </w:r>
-      </w:hyperlink>
-    </w:p>
-    <w:p>
-      <w:pPr>
-        <w:pStyle w:val="ListBullet"/>
-        <w:spacing w:line="240" w:lineRule="auto"/>
-        <w:ind w:left="720"/>
-      </w:pPr>
-      <w:r>
-        <w:rPr>
-          <w:lang w:val="es_ES" w:bidi="es_ES"/>
-        </w:rPr>
-      </w:r>
-      <w:hyperlink r:id="rId143">
-        <w:r>
-          <w:rPr>
-            <w:lang w:val="es_ES" w:bidi="es_ES"/>
-          </w:rPr>
-          <w:rPr>
-            <w:color w:val="0000EE"/>
-            <w:u w:val="single"/>
-          </w:rPr>
-          <w:t>Ezequiel 16:20</w:t>
-        </w:r>
-      </w:hyperlink>
-    </w:p>
-    <w:p>
-      <w:pPr>
-        <w:pStyle w:val="ListBullet"/>
-        <w:spacing w:line="240" w:lineRule="auto"/>
-        <w:ind w:left="720"/>
-      </w:pPr>
-      <w:r>
-        <w:rPr>
-          <w:lang w:val="es_ES" w:bidi="es_ES"/>
-        </w:rPr>
-      </w:r>
-      <w:hyperlink r:id="rId144">
-        <w:r>
-          <w:rPr>
-            <w:lang w:val="es_ES" w:bidi="es_ES"/>
-          </w:rPr>
-          <w:rPr>
-            <w:color w:val="0000EE"/>
-            <w:u w:val="single"/>
-          </w:rPr>
-          <w:t>Lucas 15:30</w:t>
-        </w:r>
-      </w:hyperlink>
-    </w:p>
-    <w:p>
-      <w:pPr>
-        <w:pStyle w:val="ListBullet"/>
-        <w:spacing w:line="240" w:lineRule="auto"/>
-        <w:ind w:left="720"/>
-      </w:pPr>
-      <w:r>
-        <w:rPr>
-          <w:lang w:val="es_ES" w:bidi="es_ES"/>
-        </w:rPr>
-      </w:r>
-      <w:hyperlink r:id="rId145">
-        <w:r>
-          <w:rPr>
-            <w:lang w:val="es_ES" w:bidi="es_ES"/>
-          </w:rPr>
-          <w:rPr>
-            <w:color w:val="0000EE"/>
-            <w:u w:val="single"/>
-          </w:rPr>
-          <w:t>Mateo 23:13–15</w:t>
-        </w:r>
-      </w:hyperlink>
-    </w:p>
-    <w:p>
-      <w:pPr>
-        <w:pStyle w:val="ListBullet"/>
-        <w:spacing w:line="240" w:lineRule="auto"/>
-        <w:ind w:left="720"/>
-      </w:pPr>
-      <w:r>
-        <w:rPr>
-          <w:lang w:val="es_ES" w:bidi="es_ES"/>
-        </w:rPr>
-      </w:r>
-      <w:hyperlink r:id="rId146">
-        <w:r>
-          <w:rPr>
-            <w:lang w:val="es_ES" w:bidi="es_ES"/>
-          </w:rPr>
-          <w:rPr>
-            <w:color w:val="0000EE"/>
-            <w:u w:val="single"/>
-          </w:rPr>
-          <w:t>Salmos 21:9</w:t>
-        </w:r>
-      </w:hyperlink>
+      <w:r>
+        <w:rPr>
+          <w:lang w:val="es_ES" w:bidi="es_ES"/>
+        </w:rPr>
+        <w:t>1 Pedro 5:8</w:t>
+      </w:r>
+    </w:p>
+    <w:p>
+      <w:pPr>
+        <w:pStyle w:val="ListBullet"/>
+        <w:spacing w:line="240" w:lineRule="auto"/>
+        <w:ind w:left="720"/>
+      </w:pPr>
+      <w:r>
+        <w:rPr>
+          <w:lang w:val="es_ES" w:bidi="es_ES"/>
+        </w:rPr>
+      </w:r>
+      <w:r>
+        <w:rPr>
+          <w:lang w:val="es_ES" w:bidi="es_ES"/>
+        </w:rPr>
+        <w:t>Amós 1:10</w:t>
+      </w:r>
+    </w:p>
+    <w:p>
+      <w:pPr>
+        <w:pStyle w:val="ListBullet"/>
+        <w:spacing w:line="240" w:lineRule="auto"/>
+        <w:ind w:left="720"/>
+      </w:pPr>
+      <w:r>
+        <w:rPr>
+          <w:lang w:val="es_ES" w:bidi="es_ES"/>
+        </w:rPr>
+      </w:r>
+      <w:r>
+        <w:rPr>
+          <w:lang w:val="es_ES" w:bidi="es_ES"/>
+        </w:rPr>
+        <w:t>Éxodo 24:17</w:t>
+      </w:r>
+    </w:p>
+    <w:p>
+      <w:pPr>
+        <w:pStyle w:val="ListBullet"/>
+        <w:spacing w:line="240" w:lineRule="auto"/>
+        <w:ind w:left="720"/>
+      </w:pPr>
+      <w:r>
+        <w:rPr>
+          <w:lang w:val="es_ES" w:bidi="es_ES"/>
+        </w:rPr>
+      </w:r>
+      <w:r>
+        <w:rPr>
+          <w:lang w:val="es_ES" w:bidi="es_ES"/>
+        </w:rPr>
+        <w:t>Ezequiel 16:20</w:t>
+      </w:r>
+    </w:p>
+    <w:p>
+      <w:pPr>
+        <w:pStyle w:val="ListBullet"/>
+        <w:spacing w:line="240" w:lineRule="auto"/>
+        <w:ind w:left="720"/>
+      </w:pPr>
+      <w:r>
+        <w:rPr>
+          <w:lang w:val="es_ES" w:bidi="es_ES"/>
+        </w:rPr>
+      </w:r>
+      <w:r>
+        <w:rPr>
+          <w:lang w:val="es_ES" w:bidi="es_ES"/>
+        </w:rPr>
+        <w:t>Lucas 15:30</w:t>
+      </w:r>
+    </w:p>
+    <w:p>
+      <w:pPr>
+        <w:pStyle w:val="ListBullet"/>
+        <w:spacing w:line="240" w:lineRule="auto"/>
+        <w:ind w:left="720"/>
+      </w:pPr>
+      <w:r>
+        <w:rPr>
+          <w:lang w:val="es_ES" w:bidi="es_ES"/>
+        </w:rPr>
+      </w:r>
+      <w:r>
+        <w:rPr>
+          <w:lang w:val="es_ES" w:bidi="es_ES"/>
+        </w:rPr>
+        <w:t>Mateo 23:13–15</w:t>
+      </w:r>
+    </w:p>
+    <w:p>
+      <w:pPr>
+        <w:pStyle w:val="ListBullet"/>
+        <w:spacing w:line="240" w:lineRule="auto"/>
+        <w:ind w:left="720"/>
+      </w:pPr>
+      <w:r>
+        <w:rPr>
+          <w:lang w:val="es_ES" w:bidi="es_ES"/>
+        </w:rPr>
+      </w:r>
+      <w:r>
+        <w:rPr>
+          <w:lang w:val="es_ES" w:bidi="es_ES"/>
+        </w:rPr>
+        <w:t>Salmos 21:9</w:t>
+      </w:r>
     </w:p>
     <w:p>
       <w:pPr>
@@ -10833,114 +10023,84 @@
           <w:lang w:val="es_ES" w:bidi="es_ES"/>
         </w:rPr>
       </w:r>
-      <w:hyperlink r:id="rId147">
-        <w:r>
-          <w:rPr>
-            <w:lang w:val="es_ES" w:bidi="es_ES"/>
-          </w:rPr>
-          <w:rPr>
-            <w:color w:val="0000EE"/>
-            <w:u w:val="single"/>
-          </w:rPr>
-          <w:t>Lucas 10.12</w:t>
-        </w:r>
-      </w:hyperlink>
-    </w:p>
-    <w:p>
-      <w:pPr>
-        <w:pStyle w:val="ListBullet"/>
-        <w:spacing w:line="240" w:lineRule="auto"/>
-        <w:ind w:left="720"/>
-      </w:pPr>
-      <w:r>
-        <w:rPr>
-          <w:lang w:val="es_ES" w:bidi="es_ES"/>
-        </w:rPr>
-      </w:r>
-      <w:hyperlink r:id="rId148">
-        <w:r>
-          <w:rPr>
-            <w:lang w:val="es_ES" w:bidi="es_ES"/>
-          </w:rPr>
-          <w:rPr>
-            <w:color w:val="0000EE"/>
-            <w:u w:val="single"/>
-          </w:rPr>
-          <w:t>Lucas 11.31</w:t>
-        </w:r>
-      </w:hyperlink>
-    </w:p>
-    <w:p>
-      <w:pPr>
-        <w:pStyle w:val="ListBullet"/>
-        <w:spacing w:line="240" w:lineRule="auto"/>
-        <w:ind w:left="720"/>
-      </w:pPr>
-      <w:r>
-        <w:rPr>
-          <w:lang w:val="es_ES" w:bidi="es_ES"/>
-        </w:rPr>
-      </w:r>
-      <w:hyperlink r:id="rId149">
-        <w:r>
-          <w:rPr>
-            <w:lang w:val="es_ES" w:bidi="es_ES"/>
-          </w:rPr>
-          <w:rPr>
-            <w:color w:val="0000EE"/>
-            <w:u w:val="single"/>
-          </w:rPr>
-          <w:t>Lucas 11.32</w:t>
-        </w:r>
-      </w:hyperlink>
-    </w:p>
-    <w:p>
-      <w:pPr>
-        <w:pStyle w:val="ListBullet"/>
-        <w:spacing w:line="240" w:lineRule="auto"/>
-        <w:ind w:left="720"/>
-      </w:pPr>
-      <w:r>
-        <w:rPr>
-          <w:lang w:val="es_ES" w:bidi="es_ES"/>
-        </w:rPr>
-      </w:r>
-      <w:hyperlink r:id="rId150">
-        <w:r>
-          <w:rPr>
-            <w:lang w:val="es_ES" w:bidi="es_ES"/>
-          </w:rPr>
-          <w:rPr>
-            <w:color w:val="0000EE"/>
-            <w:u w:val="single"/>
-          </w:rPr>
-          <w:t>Mateo 10.15</w:t>
-        </w:r>
-      </w:hyperlink>
-    </w:p>
-    <w:p>
-      <w:pPr>
-        <w:pStyle w:val="ListBullet"/>
-        <w:spacing w:line="240" w:lineRule="auto"/>
-        <w:ind w:left="720"/>
-      </w:pPr>
-      <w:r>
-        <w:rPr>
-          <w:lang w:val="es_ES" w:bidi="es_ES"/>
-        </w:rPr>
-      </w:r>
-      <w:hyperlink r:id="rId151">
-        <w:r>
-          <w:rPr>
-            <w:lang w:val="es_ES" w:bidi="es_ES"/>
-          </w:rPr>
-          <w:rPr>
-            <w:color w:val="0000EE"/>
-            <w:u w:val="single"/>
-          </w:rPr>
-          <w:t>Mateo 12.36</w:t>
-        </w:r>
-      </w:hyperlink>
+      <w:r>
+        <w:rPr>
+          <w:lang w:val="es_ES" w:bidi="es_ES"/>
+        </w:rPr>
+        <w:t>Lucas 10.12</w:t>
+      </w:r>
+    </w:p>
+    <w:p>
+      <w:pPr>
+        <w:pStyle w:val="ListBullet"/>
+        <w:spacing w:line="240" w:lineRule="auto"/>
+        <w:ind w:left="720"/>
+      </w:pPr>
+      <w:r>
+        <w:rPr>
+          <w:lang w:val="es_ES" w:bidi="es_ES"/>
+        </w:rPr>
+      </w:r>
+      <w:r>
+        <w:rPr>
+          <w:lang w:val="es_ES" w:bidi="es_ES"/>
+        </w:rPr>
+        <w:t>Lucas 11.31</w:t>
+      </w:r>
+    </w:p>
+    <w:p>
+      <w:pPr>
+        <w:pStyle w:val="ListBullet"/>
+        <w:spacing w:line="240" w:lineRule="auto"/>
+        <w:ind w:left="720"/>
+      </w:pPr>
+      <w:r>
+        <w:rPr>
+          <w:lang w:val="es_ES" w:bidi="es_ES"/>
+        </w:rPr>
+      </w:r>
+      <w:r>
+        <w:rPr>
+          <w:lang w:val="es_ES" w:bidi="es_ES"/>
+        </w:rPr>
+        <w:t>Lucas 11.32</w:t>
+      </w:r>
+    </w:p>
+    <w:p>
+      <w:pPr>
+        <w:pStyle w:val="ListBullet"/>
+        <w:spacing w:line="240" w:lineRule="auto"/>
+        <w:ind w:left="720"/>
+      </w:pPr>
+      <w:r>
+        <w:rPr>
+          <w:lang w:val="es_ES" w:bidi="es_ES"/>
+        </w:rPr>
+      </w:r>
+      <w:r>
+        <w:rPr>
+          <w:lang w:val="es_ES" w:bidi="es_ES"/>
+        </w:rPr>
+        <w:t>Mateo 10.15</w:t>
+      </w:r>
+    </w:p>
+    <w:p>
+      <w:pPr>
+        <w:pStyle w:val="ListBullet"/>
+        <w:spacing w:line="240" w:lineRule="auto"/>
+        <w:ind w:left="720"/>
+      </w:pPr>
+      <w:r>
+        <w:rPr>
+          <w:lang w:val="es_ES" w:bidi="es_ES"/>
+        </w:rPr>
+      </w:r>
+      <w:r>
+        <w:rPr>
+          <w:lang w:val="es_ES" w:bidi="es_ES"/>
+        </w:rPr>
+        <w:t>Mateo 12.36</w:t>
+      </w:r>
     </w:p>
     <w:p>
       <w:pPr>
@@ -11263,138 +10423,102 @@
           <w:lang w:val="es_ES" w:bidi="es_ES"/>
         </w:rPr>
       </w:r>
-      <w:hyperlink r:id="rId152">
-        <w:r>
-          <w:rPr>
-            <w:lang w:val="es_ES" w:bidi="es_ES"/>
-          </w:rPr>
-          <w:rPr>
-            <w:color w:val="0000EE"/>
-            <w:u w:val="single"/>
-          </w:rPr>
-          <w:t>1 Corintios 5:5</w:t>
-        </w:r>
-      </w:hyperlink>
-    </w:p>
-    <w:p>
-      <w:pPr>
-        <w:pStyle w:val="ListBullet"/>
-        <w:spacing w:line="240" w:lineRule="auto"/>
-        <w:ind w:left="720"/>
-      </w:pPr>
-      <w:r>
-        <w:rPr>
-          <w:lang w:val="es_ES" w:bidi="es_ES"/>
-        </w:rPr>
-      </w:r>
-      <w:hyperlink r:id="rId153">
-        <w:r>
-          <w:rPr>
-            <w:lang w:val="es_ES" w:bidi="es_ES"/>
-          </w:rPr>
-          <w:rPr>
-            <w:color w:val="0000EE"/>
-            <w:u w:val="single"/>
-          </w:rPr>
-          <w:t>1 Tesalonicenses 5:2</w:t>
-        </w:r>
-      </w:hyperlink>
-    </w:p>
-    <w:p>
-      <w:pPr>
-        <w:pStyle w:val="ListBullet"/>
-        <w:spacing w:line="240" w:lineRule="auto"/>
-        <w:ind w:left="720"/>
-      </w:pPr>
-      <w:r>
-        <w:rPr>
-          <w:lang w:val="es_ES" w:bidi="es_ES"/>
-        </w:rPr>
-      </w:r>
-      <w:hyperlink r:id="rId154">
-        <w:r>
-          <w:rPr>
-            <w:lang w:val="es_ES" w:bidi="es_ES"/>
-          </w:rPr>
-          <w:rPr>
-            <w:color w:val="0000EE"/>
-            <w:u w:val="single"/>
-          </w:rPr>
-          <w:t>2 Pedro 3:10</w:t>
-        </w:r>
-      </w:hyperlink>
-    </w:p>
-    <w:p>
-      <w:pPr>
-        <w:pStyle w:val="ListBullet"/>
-        <w:spacing w:line="240" w:lineRule="auto"/>
-        <w:ind w:left="720"/>
-      </w:pPr>
-      <w:r>
-        <w:rPr>
-          <w:lang w:val="es_ES" w:bidi="es_ES"/>
-        </w:rPr>
-      </w:r>
-      <w:hyperlink r:id="rId155">
-        <w:r>
-          <w:rPr>
-            <w:lang w:val="es_ES" w:bidi="es_ES"/>
-          </w:rPr>
-          <w:rPr>
-            <w:color w:val="0000EE"/>
-            <w:u w:val="single"/>
-          </w:rPr>
-          <w:t>2 Tesalonicenses 2:2</w:t>
-        </w:r>
-      </w:hyperlink>
-    </w:p>
-    <w:p>
-      <w:pPr>
-        <w:pStyle w:val="ListBullet"/>
-        <w:spacing w:line="240" w:lineRule="auto"/>
-        <w:ind w:left="720"/>
-      </w:pPr>
-      <w:r>
-        <w:rPr>
-          <w:lang w:val="es_ES" w:bidi="es_ES"/>
-        </w:rPr>
-      </w:r>
-      <w:hyperlink r:id="rId156">
-        <w:r>
-          <w:rPr>
-            <w:lang w:val="es_ES" w:bidi="es_ES"/>
-          </w:rPr>
-          <w:rPr>
-            <w:color w:val="0000EE"/>
-            <w:u w:val="single"/>
-          </w:rPr>
-          <w:t>Hechos 2:20–21</w:t>
-        </w:r>
-      </w:hyperlink>
-    </w:p>
-    <w:p>
-      <w:pPr>
-        <w:pStyle w:val="ListBullet"/>
-        <w:spacing w:line="240" w:lineRule="auto"/>
-        <w:ind w:left="720"/>
-      </w:pPr>
-      <w:r>
-        <w:rPr>
-          <w:lang w:val="es_ES" w:bidi="es_ES"/>
-        </w:rPr>
-      </w:r>
-      <w:hyperlink r:id="rId157">
-        <w:r>
-          <w:rPr>
-            <w:lang w:val="es_ES" w:bidi="es_ES"/>
-          </w:rPr>
-          <w:rPr>
-            <w:color w:val="0000EE"/>
-            <w:u w:val="single"/>
-          </w:rPr>
-          <w:t>Filipenses 1:9–11</w:t>
-        </w:r>
-      </w:hyperlink>
+      <w:r>
+        <w:rPr>
+          <w:lang w:val="es_ES" w:bidi="es_ES"/>
+        </w:rPr>
+        <w:t>1 Corintios 5:5</w:t>
+      </w:r>
+    </w:p>
+    <w:p>
+      <w:pPr>
+        <w:pStyle w:val="ListBullet"/>
+        <w:spacing w:line="240" w:lineRule="auto"/>
+        <w:ind w:left="720"/>
+      </w:pPr>
+      <w:r>
+        <w:rPr>
+          <w:lang w:val="es_ES" w:bidi="es_ES"/>
+        </w:rPr>
+      </w:r>
+      <w:r>
+        <w:rPr>
+          <w:lang w:val="es_ES" w:bidi="es_ES"/>
+        </w:rPr>
+        <w:t>1 Tesalonicenses 5:2</w:t>
+      </w:r>
+    </w:p>
+    <w:p>
+      <w:pPr>
+        <w:pStyle w:val="ListBullet"/>
+        <w:spacing w:line="240" w:lineRule="auto"/>
+        <w:ind w:left="720"/>
+      </w:pPr>
+      <w:r>
+        <w:rPr>
+          <w:lang w:val="es_ES" w:bidi="es_ES"/>
+        </w:rPr>
+      </w:r>
+      <w:r>
+        <w:rPr>
+          <w:lang w:val="es_ES" w:bidi="es_ES"/>
+        </w:rPr>
+        <w:t>2 Pedro 3:10</w:t>
+      </w:r>
+    </w:p>
+    <w:p>
+      <w:pPr>
+        <w:pStyle w:val="ListBullet"/>
+        <w:spacing w:line="240" w:lineRule="auto"/>
+        <w:ind w:left="720"/>
+      </w:pPr>
+      <w:r>
+        <w:rPr>
+          <w:lang w:val="es_ES" w:bidi="es_ES"/>
+        </w:rPr>
+      </w:r>
+      <w:r>
+        <w:rPr>
+          <w:lang w:val="es_ES" w:bidi="es_ES"/>
+        </w:rPr>
+        <w:t>2 Tesalonicenses 2:2</w:t>
+      </w:r>
+    </w:p>
+    <w:p>
+      <w:pPr>
+        <w:pStyle w:val="ListBullet"/>
+        <w:spacing w:line="240" w:lineRule="auto"/>
+        <w:ind w:left="720"/>
+      </w:pPr>
+      <w:r>
+        <w:rPr>
+          <w:lang w:val="es_ES" w:bidi="es_ES"/>
+        </w:rPr>
+      </w:r>
+      <w:r>
+        <w:rPr>
+          <w:lang w:val="es_ES" w:bidi="es_ES"/>
+        </w:rPr>
+        <w:t>Hechos 2:20–21</w:t>
+      </w:r>
+    </w:p>
+    <w:p>
+      <w:pPr>
+        <w:pStyle w:val="ListBullet"/>
+        <w:spacing w:line="240" w:lineRule="auto"/>
+        <w:ind w:left="720"/>
+      </w:pPr>
+      <w:r>
+        <w:rPr>
+          <w:lang w:val="es_ES" w:bidi="es_ES"/>
+        </w:rPr>
+      </w:r>
+      <w:r>
+        <w:rPr>
+          <w:lang w:val="es_ES" w:bidi="es_ES"/>
+        </w:rPr>
+        <w:t>Filipenses 1:9–11</w:t>
+      </w:r>
     </w:p>
     <w:p>
       <w:pPr>
@@ -11657,114 +10781,84 @@
           <w:lang w:val="es_ES" w:bidi="es_ES"/>
         </w:rPr>
       </w:r>
-      <w:hyperlink r:id="rId158">
-        <w:r>
-          <w:rPr>
-            <w:lang w:val="es_ES" w:bidi="es_ES"/>
-          </w:rPr>
-          <w:rPr>
-            <w:color w:val="0000EE"/>
-            <w:u w:val="single"/>
-          </w:rPr>
-          <w:t>Hechos 20:6</w:t>
-        </w:r>
-      </w:hyperlink>
-    </w:p>
-    <w:p>
-      <w:pPr>
-        <w:pStyle w:val="ListBullet"/>
-        <w:spacing w:line="240" w:lineRule="auto"/>
-        <w:ind w:left="720"/>
-      </w:pPr>
-      <w:r>
-        <w:rPr>
-          <w:lang w:val="es_ES" w:bidi="es_ES"/>
-        </w:rPr>
-      </w:r>
-      <w:hyperlink r:id="rId159">
-        <w:r>
-          <w:rPr>
-            <w:lang w:val="es_ES" w:bidi="es_ES"/>
-          </w:rPr>
-          <w:rPr>
-            <w:color w:val="0000EE"/>
-            <w:u w:val="single"/>
-          </w:rPr>
-          <w:t>Daniel 10:4</w:t>
-        </w:r>
-      </w:hyperlink>
-    </w:p>
-    <w:p>
-      <w:pPr>
-        <w:pStyle w:val="ListBullet"/>
-        <w:spacing w:line="240" w:lineRule="auto"/>
-        <w:ind w:left="720"/>
-      </w:pPr>
-      <w:r>
-        <w:rPr>
-          <w:lang w:val="es_ES" w:bidi="es_ES"/>
-        </w:rPr>
-      </w:r>
-      <w:hyperlink r:id="rId160">
-        <w:r>
-          <w:rPr>
-            <w:lang w:val="es_ES" w:bidi="es_ES"/>
-          </w:rPr>
-          <w:rPr>
-            <w:color w:val="0000EE"/>
-            <w:u w:val="single"/>
-          </w:rPr>
-          <w:t>Esdras 6:15</w:t>
-        </w:r>
-      </w:hyperlink>
-    </w:p>
-    <w:p>
-      <w:pPr>
-        <w:pStyle w:val="ListBullet"/>
-        <w:spacing w:line="240" w:lineRule="auto"/>
-        <w:ind w:left="720"/>
-      </w:pPr>
-      <w:r>
-        <w:rPr>
-          <w:lang w:val="es_ES" w:bidi="es_ES"/>
-        </w:rPr>
-      </w:r>
-      <w:hyperlink r:id="rId161">
-        <w:r>
-          <w:rPr>
-            <w:lang w:val="es_ES" w:bidi="es_ES"/>
-          </w:rPr>
-          <w:rPr>
-            <w:color w:val="0000EE"/>
-            <w:u w:val="single"/>
-          </w:rPr>
-          <w:t>Esdras 6:19</w:t>
-        </w:r>
-      </w:hyperlink>
-    </w:p>
-    <w:p>
-      <w:pPr>
-        <w:pStyle w:val="ListBullet"/>
-        <w:spacing w:line="240" w:lineRule="auto"/>
-        <w:ind w:left="720"/>
-      </w:pPr>
-      <w:r>
-        <w:rPr>
-          <w:lang w:val="es_ES" w:bidi="es_ES"/>
-        </w:rPr>
-      </w:r>
-      <w:hyperlink r:id="rId162">
-        <w:r>
-          <w:rPr>
-            <w:lang w:val="es_ES" w:bidi="es_ES"/>
-          </w:rPr>
-          <w:rPr>
-            <w:color w:val="0000EE"/>
-            <w:u w:val="single"/>
-          </w:rPr>
-          <w:t>Mateo 9:15</w:t>
-        </w:r>
-      </w:hyperlink>
+      <w:r>
+        <w:rPr>
+          <w:lang w:val="es_ES" w:bidi="es_ES"/>
+        </w:rPr>
+        <w:t>Hechos 20:6</w:t>
+      </w:r>
+    </w:p>
+    <w:p>
+      <w:pPr>
+        <w:pStyle w:val="ListBullet"/>
+        <w:spacing w:line="240" w:lineRule="auto"/>
+        <w:ind w:left="720"/>
+      </w:pPr>
+      <w:r>
+        <w:rPr>
+          <w:lang w:val="es_ES" w:bidi="es_ES"/>
+        </w:rPr>
+      </w:r>
+      <w:r>
+        <w:rPr>
+          <w:lang w:val="es_ES" w:bidi="es_ES"/>
+        </w:rPr>
+        <w:t>Daniel 10:4</w:t>
+      </w:r>
+    </w:p>
+    <w:p>
+      <w:pPr>
+        <w:pStyle w:val="ListBullet"/>
+        <w:spacing w:line="240" w:lineRule="auto"/>
+        <w:ind w:left="720"/>
+      </w:pPr>
+      <w:r>
+        <w:rPr>
+          <w:lang w:val="es_ES" w:bidi="es_ES"/>
+        </w:rPr>
+      </w:r>
+      <w:r>
+        <w:rPr>
+          <w:lang w:val="es_ES" w:bidi="es_ES"/>
+        </w:rPr>
+        <w:t>Esdras 6:15</w:t>
+      </w:r>
+    </w:p>
+    <w:p>
+      <w:pPr>
+        <w:pStyle w:val="ListBullet"/>
+        <w:spacing w:line="240" w:lineRule="auto"/>
+        <w:ind w:left="720"/>
+      </w:pPr>
+      <w:r>
+        <w:rPr>
+          <w:lang w:val="es_ES" w:bidi="es_ES"/>
+        </w:rPr>
+      </w:r>
+      <w:r>
+        <w:rPr>
+          <w:lang w:val="es_ES" w:bidi="es_ES"/>
+        </w:rPr>
+        <w:t>Esdras 6:19</w:t>
+      </w:r>
+    </w:p>
+    <w:p>
+      <w:pPr>
+        <w:pStyle w:val="ListBullet"/>
+        <w:spacing w:line="240" w:lineRule="auto"/>
+        <w:ind w:left="720"/>
+      </w:pPr>
+      <w:r>
+        <w:rPr>
+          <w:lang w:val="es_ES" w:bidi="es_ES"/>
+        </w:rPr>
+      </w:r>
+      <w:r>
+        <w:rPr>
+          <w:lang w:val="es_ES" w:bidi="es_ES"/>
+        </w:rPr>
+        <w:t>Mateo 9:15</w:t>
+      </w:r>
     </w:p>
     <w:p>
       <w:pPr>
@@ -11986,66 +11080,48 @@
           <w:lang w:val="es_ES" w:bidi="es_ES"/>
         </w:rPr>
       </w:r>
-      <w:hyperlink r:id="rId163">
-        <w:r>
-          <w:rPr>
-            <w:lang w:val="es_ES" w:bidi="es_ES"/>
-          </w:rPr>
-          <w:rPr>
-            <w:color w:val="0000EE"/>
-            <w:u w:val="single"/>
-          </w:rPr>
-          <w:t>1 Timoteo 3:10</w:t>
-        </w:r>
-      </w:hyperlink>
-    </w:p>
-    <w:p>
-      <w:pPr>
-        <w:pStyle w:val="ListBullet"/>
-        <w:spacing w:line="240" w:lineRule="auto"/>
-        <w:ind w:left="720"/>
-      </w:pPr>
-      <w:r>
-        <w:rPr>
-          <w:lang w:val="es_ES" w:bidi="es_ES"/>
-        </w:rPr>
-      </w:r>
-      <w:hyperlink r:id="rId164">
-        <w:r>
-          <w:rPr>
-            <w:lang w:val="es_ES" w:bidi="es_ES"/>
-          </w:rPr>
-          <w:rPr>
-            <w:color w:val="0000EE"/>
-            <w:u w:val="single"/>
-          </w:rPr>
-          <w:t>1 Timoteo 3:13</w:t>
-        </w:r>
-      </w:hyperlink>
-    </w:p>
-    <w:p>
-      <w:pPr>
-        <w:pStyle w:val="ListBullet"/>
-        <w:spacing w:line="240" w:lineRule="auto"/>
-        <w:ind w:left="720"/>
-      </w:pPr>
-      <w:r>
-        <w:rPr>
-          <w:lang w:val="es_ES" w:bidi="es_ES"/>
-        </w:rPr>
-      </w:r>
-      <w:hyperlink r:id="rId165">
-        <w:r>
-          <w:rPr>
-            <w:lang w:val="es_ES" w:bidi="es_ES"/>
-          </w:rPr>
-          <w:rPr>
-            <w:color w:val="0000EE"/>
-            <w:u w:val="single"/>
-          </w:rPr>
-          <w:t>Filipenses 1:1</w:t>
-        </w:r>
-      </w:hyperlink>
+      <w:r>
+        <w:rPr>
+          <w:lang w:val="es_ES" w:bidi="es_ES"/>
+        </w:rPr>
+        <w:t>1 Timoteo 3:10</w:t>
+      </w:r>
+    </w:p>
+    <w:p>
+      <w:pPr>
+        <w:pStyle w:val="ListBullet"/>
+        <w:spacing w:line="240" w:lineRule="auto"/>
+        <w:ind w:left="720"/>
+      </w:pPr>
+      <w:r>
+        <w:rPr>
+          <w:lang w:val="es_ES" w:bidi="es_ES"/>
+        </w:rPr>
+      </w:r>
+      <w:r>
+        <w:rPr>
+          <w:lang w:val="es_ES" w:bidi="es_ES"/>
+        </w:rPr>
+        <w:t>1 Timoteo 3:13</w:t>
+      </w:r>
+    </w:p>
+    <w:p>
+      <w:pPr>
+        <w:pStyle w:val="ListBullet"/>
+        <w:spacing w:line="240" w:lineRule="auto"/>
+        <w:ind w:left="720"/>
+      </w:pPr>
+      <w:r>
+        <w:rPr>
+          <w:lang w:val="es_ES" w:bidi="es_ES"/>
+        </w:rPr>
+      </w:r>
+      <w:r>
+        <w:rPr>
+          <w:lang w:val="es_ES" w:bidi="es_ES"/>
+        </w:rPr>
+        <w:t>Filipenses 1:1</w:t>
+      </w:r>
     </w:p>
     <w:p>
       <w:pPr>
@@ -12321,90 +11397,66 @@
           <w:lang w:val="es_ES" w:bidi="es_ES"/>
         </w:rPr>
       </w:r>
-      <w:hyperlink r:id="rId166">
-        <w:r>
-          <w:rPr>
-            <w:lang w:val="es_ES" w:bidi="es_ES"/>
-          </w:rPr>
-          <w:rPr>
-            <w:color w:val="0000EE"/>
-            <w:u w:val="single"/>
-          </w:rPr>
-          <w:t>Deuteronomio 4:13–14</w:t>
-        </w:r>
-      </w:hyperlink>
-    </w:p>
-    <w:p>
-      <w:pPr>
-        <w:pStyle w:val="ListBullet"/>
-        <w:spacing w:line="240" w:lineRule="auto"/>
-        <w:ind w:left="720"/>
-      </w:pPr>
-      <w:r>
-        <w:rPr>
-          <w:lang w:val="es_ES" w:bidi="es_ES"/>
-        </w:rPr>
-      </w:r>
-      <w:hyperlink r:id="rId167">
-        <w:r>
-          <w:rPr>
-            <w:lang w:val="es_ES" w:bidi="es_ES"/>
-          </w:rPr>
-          <w:rPr>
-            <w:color w:val="0000EE"/>
-            <w:u w:val="single"/>
-          </w:rPr>
-          <w:t>Deuteronomio 10:3–4</w:t>
-        </w:r>
-      </w:hyperlink>
-    </w:p>
-    <w:p>
-      <w:pPr>
-        <w:pStyle w:val="ListBullet"/>
-        <w:spacing w:line="240" w:lineRule="auto"/>
-        <w:ind w:left="720"/>
-      </w:pPr>
-      <w:r>
-        <w:rPr>
-          <w:lang w:val="es_ES" w:bidi="es_ES"/>
-        </w:rPr>
-      </w:r>
-      <w:hyperlink r:id="rId168">
-        <w:r>
-          <w:rPr>
-            <w:lang w:val="es_ES" w:bidi="es_ES"/>
-          </w:rPr>
-          <w:rPr>
-            <w:color w:val="0000EE"/>
-            <w:u w:val="single"/>
-          </w:rPr>
-          <w:t>Éxodo 34:27–28</w:t>
-        </w:r>
-      </w:hyperlink>
-    </w:p>
-    <w:p>
-      <w:pPr>
-        <w:pStyle w:val="ListBullet"/>
-        <w:spacing w:line="240" w:lineRule="auto"/>
-        <w:ind w:left="720"/>
-      </w:pPr>
-      <w:r>
-        <w:rPr>
-          <w:lang w:val="es_ES" w:bidi="es_ES"/>
-        </w:rPr>
-      </w:r>
-      <w:hyperlink r:id="rId169">
-        <w:r>
-          <w:rPr>
-            <w:lang w:val="es_ES" w:bidi="es_ES"/>
-          </w:rPr>
-          <w:rPr>
-            <w:color w:val="0000EE"/>
-            <w:u w:val="single"/>
-          </w:rPr>
-          <w:t>Lucas 18:18–21</w:t>
-        </w:r>
-      </w:hyperlink>
+      <w:r>
+        <w:rPr>
+          <w:lang w:val="es_ES" w:bidi="es_ES"/>
+        </w:rPr>
+        <w:t>Deuteronomio 4:13–14</w:t>
+      </w:r>
+    </w:p>
+    <w:p>
+      <w:pPr>
+        <w:pStyle w:val="ListBullet"/>
+        <w:spacing w:line="240" w:lineRule="auto"/>
+        <w:ind w:left="720"/>
+      </w:pPr>
+      <w:r>
+        <w:rPr>
+          <w:lang w:val="es_ES" w:bidi="es_ES"/>
+        </w:rPr>
+      </w:r>
+      <w:r>
+        <w:rPr>
+          <w:lang w:val="es_ES" w:bidi="es_ES"/>
+        </w:rPr>
+        <w:t>Deuteronomio 10:3–4</w:t>
+      </w:r>
+    </w:p>
+    <w:p>
+      <w:pPr>
+        <w:pStyle w:val="ListBullet"/>
+        <w:spacing w:line="240" w:lineRule="auto"/>
+        <w:ind w:left="720"/>
+      </w:pPr>
+      <w:r>
+        <w:rPr>
+          <w:lang w:val="es_ES" w:bidi="es_ES"/>
+        </w:rPr>
+      </w:r>
+      <w:r>
+        <w:rPr>
+          <w:lang w:val="es_ES" w:bidi="es_ES"/>
+        </w:rPr>
+        <w:t>Éxodo 34:27–28</w:t>
+      </w:r>
+    </w:p>
+    <w:p>
+      <w:pPr>
+        <w:pStyle w:val="ListBullet"/>
+        <w:spacing w:line="240" w:lineRule="auto"/>
+        <w:ind w:left="720"/>
+      </w:pPr>
+      <w:r>
+        <w:rPr>
+          <w:lang w:val="es_ES" w:bidi="es_ES"/>
+        </w:rPr>
+      </w:r>
+      <w:r>
+        <w:rPr>
+          <w:lang w:val="es_ES" w:bidi="es_ES"/>
+        </w:rPr>
+        <w:t>Lucas 18:18–21</w:t>
+      </w:r>
     </w:p>
     <w:p>
       <w:pPr>
@@ -13218,426 +12270,318 @@
           <w:lang w:val="es_ES" w:bidi="es_ES"/>
         </w:rPr>
       </w:r>
-      <w:hyperlink r:id="rId170">
-        <w:r>
-          <w:rPr>
-            <w:lang w:val="es_ES" w:bidi="es_ES"/>
-          </w:rPr>
-          <w:rPr>
-            <w:color w:val="0000EE"/>
-            <w:u w:val="single"/>
-          </w:rPr>
-          <w:t>1 Juan 1:7.</w:t>
-        </w:r>
-      </w:hyperlink>
-    </w:p>
-    <w:p>
-      <w:pPr>
-        <w:pStyle w:val="ListBullet"/>
-        <w:spacing w:line="240" w:lineRule="auto"/>
-        <w:ind w:left="720"/>
-      </w:pPr>
-      <w:r>
-        <w:rPr>
-          <w:lang w:val="es_ES" w:bidi="es_ES"/>
-        </w:rPr>
-      </w:r>
-      <w:hyperlink r:id="rId171">
-        <w:r>
-          <w:rPr>
-            <w:lang w:val="es_ES" w:bidi="es_ES"/>
-          </w:rPr>
-          <w:rPr>
-            <w:color w:val="0000EE"/>
-            <w:u w:val="single"/>
-          </w:rPr>
-          <w:t>1 Samuel 10:7–8.</w:t>
-        </w:r>
-      </w:hyperlink>
-    </w:p>
-    <w:p>
-      <w:pPr>
-        <w:pStyle w:val="ListBullet"/>
-        <w:spacing w:line="240" w:lineRule="auto"/>
-        <w:ind w:left="720"/>
-      </w:pPr>
-      <w:r>
-        <w:rPr>
-          <w:lang w:val="es_ES" w:bidi="es_ES"/>
-        </w:rPr>
-      </w:r>
-      <w:hyperlink r:id="rId172">
-        <w:r>
-          <w:rPr>
-            <w:lang w:val="es_ES" w:bidi="es_ES"/>
-          </w:rPr>
-          <w:rPr>
-            <w:color w:val="0000EE"/>
-            <w:u w:val="single"/>
-          </w:rPr>
-          <w:t>1 Timoteo 4:10.</w:t>
-        </w:r>
-      </w:hyperlink>
-    </w:p>
-    <w:p>
-      <w:pPr>
-        <w:pStyle w:val="ListBullet"/>
-        <w:spacing w:line="240" w:lineRule="auto"/>
-        <w:ind w:left="720"/>
-      </w:pPr>
-      <w:r>
-        <w:rPr>
-          <w:lang w:val="es_ES" w:bidi="es_ES"/>
-        </w:rPr>
-      </w:r>
-      <w:hyperlink r:id="rId173">
-        <w:r>
-          <w:rPr>
-            <w:lang w:val="es_ES" w:bidi="es_ES"/>
-          </w:rPr>
-          <w:rPr>
-            <w:color w:val="0000EE"/>
-            <w:u w:val="single"/>
-          </w:rPr>
-          <w:t>Colosenses 1:16.</w:t>
-        </w:r>
-      </w:hyperlink>
-    </w:p>
-    <w:p>
-      <w:pPr>
-        <w:pStyle w:val="ListBullet"/>
-        <w:spacing w:line="240" w:lineRule="auto"/>
-        <w:ind w:left="720"/>
-      </w:pPr>
-      <w:r>
-        <w:rPr>
-          <w:lang w:val="es_ES" w:bidi="es_ES"/>
-        </w:rPr>
-      </w:r>
-      <w:hyperlink r:id="rId174">
-        <w:r>
-          <w:rPr>
-            <w:lang w:val="es_ES" w:bidi="es_ES"/>
-          </w:rPr>
-          <w:rPr>
-            <w:color w:val="0000EE"/>
-            <w:u w:val="single"/>
-          </w:rPr>
-          <w:t>Deuteronomio 29:14–16.</w:t>
-        </w:r>
-      </w:hyperlink>
-    </w:p>
-    <w:p>
-      <w:pPr>
-        <w:pStyle w:val="ListBullet"/>
-        <w:spacing w:line="240" w:lineRule="auto"/>
-        <w:ind w:left="720"/>
-      </w:pPr>
-      <w:r>
-        <w:rPr>
-          <w:lang w:val="es_ES" w:bidi="es_ES"/>
-        </w:rPr>
-      </w:r>
-      <w:hyperlink r:id="rId175">
-        <w:r>
-          <w:rPr>
-            <w:lang w:val="es_ES" w:bidi="es_ES"/>
-          </w:rPr>
-          <w:rPr>
-            <w:color w:val="0000EE"/>
-            <w:u w:val="single"/>
-          </w:rPr>
-          <w:t>Esdras 3:1–2.</w:t>
-        </w:r>
-      </w:hyperlink>
-    </w:p>
-    <w:p>
-      <w:pPr>
-        <w:pStyle w:val="ListBullet"/>
-        <w:spacing w:line="240" w:lineRule="auto"/>
-        <w:ind w:left="720"/>
-      </w:pPr>
-      <w:r>
-        <w:rPr>
-          <w:lang w:val="es_ES" w:bidi="es_ES"/>
-        </w:rPr>
-      </w:r>
-      <w:hyperlink r:id="rId176">
-        <w:r>
-          <w:rPr>
-            <w:lang w:val="es_ES" w:bidi="es_ES"/>
-          </w:rPr>
-          <w:rPr>
-            <w:color w:val="0000EE"/>
-            <w:u w:val="single"/>
-          </w:rPr>
-          <w:t>Génesis 1:2.</w:t>
-        </w:r>
-      </w:hyperlink>
-    </w:p>
-    <w:p>
-      <w:pPr>
-        <w:pStyle w:val="ListBullet"/>
-        <w:spacing w:line="240" w:lineRule="auto"/>
-        <w:ind w:left="720"/>
-      </w:pPr>
-      <w:r>
-        <w:rPr>
-          <w:lang w:val="es_ES" w:bidi="es_ES"/>
-        </w:rPr>
-      </w:r>
-      <w:hyperlink r:id="rId177">
-        <w:r>
-          <w:rPr>
-            <w:lang w:val="es_ES" w:bidi="es_ES"/>
-          </w:rPr>
-          <w:rPr>
-            <w:color w:val="0000EE"/>
-            <w:u w:val="single"/>
-          </w:rPr>
-          <w:t>Oseas 4:11–12.</w:t>
-        </w:r>
-      </w:hyperlink>
-    </w:p>
-    <w:p>
-      <w:pPr>
-        <w:pStyle w:val="ListBullet"/>
-        <w:spacing w:line="240" w:lineRule="auto"/>
-        <w:ind w:left="720"/>
-      </w:pPr>
-      <w:r>
-        <w:rPr>
-          <w:lang w:val="es_ES" w:bidi="es_ES"/>
-        </w:rPr>
-      </w:r>
-      <w:hyperlink r:id="rId178">
-        <w:r>
-          <w:rPr>
-            <w:lang w:val="es_ES" w:bidi="es_ES"/>
-          </w:rPr>
-          <w:rPr>
-            <w:color w:val="0000EE"/>
-            <w:u w:val="single"/>
-          </w:rPr>
-          <w:t>Isaías 36:6–7.</w:t>
-        </w:r>
-      </w:hyperlink>
-    </w:p>
-    <w:p>
-      <w:pPr>
-        <w:pStyle w:val="ListBullet"/>
-        <w:spacing w:line="240" w:lineRule="auto"/>
-        <w:ind w:left="720"/>
-      </w:pPr>
-      <w:r>
-        <w:rPr>
-          <w:lang w:val="es_ES" w:bidi="es_ES"/>
-        </w:rPr>
-      </w:r>
-      <w:hyperlink r:id="rId179">
-        <w:r>
-          <w:rPr>
-            <w:lang w:val="es_ES" w:bidi="es_ES"/>
-          </w:rPr>
-          <w:rPr>
-            <w:color w:val="0000EE"/>
-            <w:u w:val="single"/>
-          </w:rPr>
-          <w:t>Santiago 2:20.</w:t>
-        </w:r>
-      </w:hyperlink>
-    </w:p>
-    <w:p>
-      <w:pPr>
-        <w:pStyle w:val="ListBullet"/>
-        <w:spacing w:line="240" w:lineRule="auto"/>
-        <w:ind w:left="720"/>
-      </w:pPr>
-      <w:r>
-        <w:rPr>
-          <w:lang w:val="es_ES" w:bidi="es_ES"/>
-        </w:rPr>
-      </w:r>
-      <w:hyperlink r:id="rId180">
-        <w:r>
-          <w:rPr>
-            <w:lang w:val="es_ES" w:bidi="es_ES"/>
-          </w:rPr>
-          <w:rPr>
-            <w:color w:val="0000EE"/>
-            <w:u w:val="single"/>
-          </w:rPr>
-          <w:t>Jeremías 5:5.</w:t>
-        </w:r>
-      </w:hyperlink>
-    </w:p>
-    <w:p>
-      <w:pPr>
-        <w:pStyle w:val="ListBullet"/>
-        <w:spacing w:line="240" w:lineRule="auto"/>
-        <w:ind w:left="720"/>
-      </w:pPr>
-      <w:r>
-        <w:rPr>
-          <w:lang w:val="es_ES" w:bidi="es_ES"/>
-        </w:rPr>
-      </w:r>
-      <w:hyperlink r:id="rId181">
-        <w:r>
-          <w:rPr>
-            <w:lang w:val="es_ES" w:bidi="es_ES"/>
-          </w:rPr>
-          <w:rPr>
-            <w:color w:val="0000EE"/>
-            <w:u w:val="single"/>
-          </w:rPr>
-          <w:t>Juan 1:3.</w:t>
-        </w:r>
-      </w:hyperlink>
-    </w:p>
-    <w:p>
-      <w:pPr>
-        <w:pStyle w:val="ListBullet"/>
-        <w:spacing w:line="240" w:lineRule="auto"/>
-        <w:ind w:left="720"/>
-      </w:pPr>
-      <w:r>
-        <w:rPr>
-          <w:lang w:val="es_ES" w:bidi="es_ES"/>
-        </w:rPr>
-      </w:r>
-      <w:hyperlink r:id="rId182">
-        <w:r>
-          <w:rPr>
-            <w:lang w:val="es_ES" w:bidi="es_ES"/>
-          </w:rPr>
-          <w:rPr>
-            <w:color w:val="0000EE"/>
-            <w:u w:val="single"/>
-          </w:rPr>
-          <w:t>Josué 3:9–11.</w:t>
-        </w:r>
-      </w:hyperlink>
-    </w:p>
-    <w:p>
-      <w:pPr>
-        <w:pStyle w:val="ListBullet"/>
-        <w:spacing w:line="240" w:lineRule="auto"/>
-        <w:ind w:left="720"/>
-      </w:pPr>
-      <w:r>
-        <w:rPr>
-          <w:lang w:val="es_ES" w:bidi="es_ES"/>
-        </w:rPr>
-      </w:r>
-      <w:hyperlink r:id="rId183">
-        <w:r>
-          <w:rPr>
-            <w:lang w:val="es_ES" w:bidi="es_ES"/>
-          </w:rPr>
-          <w:rPr>
-            <w:color w:val="0000EE"/>
-            <w:u w:val="single"/>
-          </w:rPr>
-          <w:t>Lamentaciones 3:43.</w:t>
-        </w:r>
-      </w:hyperlink>
-    </w:p>
-    <w:p>
-      <w:pPr>
-        <w:pStyle w:val="ListBullet"/>
-        <w:spacing w:line="240" w:lineRule="auto"/>
-        <w:ind w:left="720"/>
-      </w:pPr>
-      <w:r>
-        <w:rPr>
-          <w:lang w:val="es_ES" w:bidi="es_ES"/>
-        </w:rPr>
-      </w:r>
-      <w:hyperlink r:id="rId184">
-        <w:r>
-          <w:rPr>
-            <w:lang w:val="es_ES" w:bidi="es_ES"/>
-          </w:rPr>
-          <w:rPr>
-            <w:color w:val="0000EE"/>
-            <w:u w:val="single"/>
-          </w:rPr>
-          <w:t>Miqueas 4:5.</w:t>
-        </w:r>
-      </w:hyperlink>
-    </w:p>
-    <w:p>
-      <w:pPr>
-        <w:pStyle w:val="ListBullet"/>
-        <w:spacing w:line="240" w:lineRule="auto"/>
-        <w:ind w:left="720"/>
-      </w:pPr>
-      <w:r>
-        <w:rPr>
-          <w:lang w:val="es_ES" w:bidi="es_ES"/>
-        </w:rPr>
-      </w:r>
-      <w:hyperlink r:id="rId185">
-        <w:r>
-          <w:rPr>
-            <w:lang w:val="es_ES" w:bidi="es_ES"/>
-          </w:rPr>
-          <w:rPr>
-            <w:color w:val="0000EE"/>
-            <w:u w:val="single"/>
-          </w:rPr>
-          <w:t>Filipenses 2:6.</w:t>
-        </w:r>
-      </w:hyperlink>
-    </w:p>
-    <w:p>
-      <w:pPr>
-        <w:pStyle w:val="ListBullet"/>
-        <w:spacing w:line="240" w:lineRule="auto"/>
-        <w:ind w:left="720"/>
-      </w:pPr>
-      <w:r>
-        <w:rPr>
-          <w:lang w:val="es_ES" w:bidi="es_ES"/>
-        </w:rPr>
-      </w:r>
-      <w:hyperlink r:id="rId186">
-        <w:r>
-          <w:rPr>
-            <w:lang w:val="es_ES" w:bidi="es_ES"/>
-          </w:rPr>
-          <w:rPr>
-            <w:color w:val="0000EE"/>
-            <w:u w:val="single"/>
-          </w:rPr>
-          <w:t>Proverbios 24:12.</w:t>
-        </w:r>
-      </w:hyperlink>
-    </w:p>
-    <w:p>
-      <w:pPr>
-        <w:pStyle w:val="ListBullet"/>
-        <w:spacing w:line="240" w:lineRule="auto"/>
-        <w:ind w:left="720"/>
-      </w:pPr>
-      <w:r>
-        <w:rPr>
-          <w:lang w:val="es_ES" w:bidi="es_ES"/>
-        </w:rPr>
-      </w:r>
-      <w:hyperlink r:id="rId187">
-        <w:r>
-          <w:rPr>
-            <w:lang w:val="es_ES" w:bidi="es_ES"/>
-          </w:rPr>
-          <w:rPr>
-            <w:color w:val="0000EE"/>
-            <w:u w:val="single"/>
-          </w:rPr>
-          <w:t>Salmos 47:9.</w:t>
-        </w:r>
-      </w:hyperlink>
+      <w:r>
+        <w:rPr>
+          <w:lang w:val="es_ES" w:bidi="es_ES"/>
+        </w:rPr>
+        <w:t>1 Juan 1:7.</w:t>
+      </w:r>
+    </w:p>
+    <w:p>
+      <w:pPr>
+        <w:pStyle w:val="ListBullet"/>
+        <w:spacing w:line="240" w:lineRule="auto"/>
+        <w:ind w:left="720"/>
+      </w:pPr>
+      <w:r>
+        <w:rPr>
+          <w:lang w:val="es_ES" w:bidi="es_ES"/>
+        </w:rPr>
+      </w:r>
+      <w:r>
+        <w:rPr>
+          <w:lang w:val="es_ES" w:bidi="es_ES"/>
+        </w:rPr>
+        <w:t>1 Samuel 10:7–8.</w:t>
+      </w:r>
+    </w:p>
+    <w:p>
+      <w:pPr>
+        <w:pStyle w:val="ListBullet"/>
+        <w:spacing w:line="240" w:lineRule="auto"/>
+        <w:ind w:left="720"/>
+      </w:pPr>
+      <w:r>
+        <w:rPr>
+          <w:lang w:val="es_ES" w:bidi="es_ES"/>
+        </w:rPr>
+      </w:r>
+      <w:r>
+        <w:rPr>
+          <w:lang w:val="es_ES" w:bidi="es_ES"/>
+        </w:rPr>
+        <w:t>1 Timoteo 4:10.</w:t>
+      </w:r>
+    </w:p>
+    <w:p>
+      <w:pPr>
+        <w:pStyle w:val="ListBullet"/>
+        <w:spacing w:line="240" w:lineRule="auto"/>
+        <w:ind w:left="720"/>
+      </w:pPr>
+      <w:r>
+        <w:rPr>
+          <w:lang w:val="es_ES" w:bidi="es_ES"/>
+        </w:rPr>
+      </w:r>
+      <w:r>
+        <w:rPr>
+          <w:lang w:val="es_ES" w:bidi="es_ES"/>
+        </w:rPr>
+        <w:t>Colosenses 1:16.</w:t>
+      </w:r>
+    </w:p>
+    <w:p>
+      <w:pPr>
+        <w:pStyle w:val="ListBullet"/>
+        <w:spacing w:line="240" w:lineRule="auto"/>
+        <w:ind w:left="720"/>
+      </w:pPr>
+      <w:r>
+        <w:rPr>
+          <w:lang w:val="es_ES" w:bidi="es_ES"/>
+        </w:rPr>
+      </w:r>
+      <w:r>
+        <w:rPr>
+          <w:lang w:val="es_ES" w:bidi="es_ES"/>
+        </w:rPr>
+        <w:t>Deuteronomio 29:14–16.</w:t>
+      </w:r>
+    </w:p>
+    <w:p>
+      <w:pPr>
+        <w:pStyle w:val="ListBullet"/>
+        <w:spacing w:line="240" w:lineRule="auto"/>
+        <w:ind w:left="720"/>
+      </w:pPr>
+      <w:r>
+        <w:rPr>
+          <w:lang w:val="es_ES" w:bidi="es_ES"/>
+        </w:rPr>
+      </w:r>
+      <w:r>
+        <w:rPr>
+          <w:lang w:val="es_ES" w:bidi="es_ES"/>
+        </w:rPr>
+        <w:t>Esdras 3:1–2.</w:t>
+      </w:r>
+    </w:p>
+    <w:p>
+      <w:pPr>
+        <w:pStyle w:val="ListBullet"/>
+        <w:spacing w:line="240" w:lineRule="auto"/>
+        <w:ind w:left="720"/>
+      </w:pPr>
+      <w:r>
+        <w:rPr>
+          <w:lang w:val="es_ES" w:bidi="es_ES"/>
+        </w:rPr>
+      </w:r>
+      <w:r>
+        <w:rPr>
+          <w:lang w:val="es_ES" w:bidi="es_ES"/>
+        </w:rPr>
+        <w:t>Génesis 1:2.</w:t>
+      </w:r>
+    </w:p>
+    <w:p>
+      <w:pPr>
+        <w:pStyle w:val="ListBullet"/>
+        <w:spacing w:line="240" w:lineRule="auto"/>
+        <w:ind w:left="720"/>
+      </w:pPr>
+      <w:r>
+        <w:rPr>
+          <w:lang w:val="es_ES" w:bidi="es_ES"/>
+        </w:rPr>
+      </w:r>
+      <w:r>
+        <w:rPr>
+          <w:lang w:val="es_ES" w:bidi="es_ES"/>
+        </w:rPr>
+        <w:t>Oseas 4:11–12.</w:t>
+      </w:r>
+    </w:p>
+    <w:p>
+      <w:pPr>
+        <w:pStyle w:val="ListBullet"/>
+        <w:spacing w:line="240" w:lineRule="auto"/>
+        <w:ind w:left="720"/>
+      </w:pPr>
+      <w:r>
+        <w:rPr>
+          <w:lang w:val="es_ES" w:bidi="es_ES"/>
+        </w:rPr>
+      </w:r>
+      <w:r>
+        <w:rPr>
+          <w:lang w:val="es_ES" w:bidi="es_ES"/>
+        </w:rPr>
+        <w:t>Isaías 36:6–7.</w:t>
+      </w:r>
+    </w:p>
+    <w:p>
+      <w:pPr>
+        <w:pStyle w:val="ListBullet"/>
+        <w:spacing w:line="240" w:lineRule="auto"/>
+        <w:ind w:left="720"/>
+      </w:pPr>
+      <w:r>
+        <w:rPr>
+          <w:lang w:val="es_ES" w:bidi="es_ES"/>
+        </w:rPr>
+      </w:r>
+      <w:r>
+        <w:rPr>
+          <w:lang w:val="es_ES" w:bidi="es_ES"/>
+        </w:rPr>
+        <w:t>Santiago 2:20.</w:t>
+      </w:r>
+    </w:p>
+    <w:p>
+      <w:pPr>
+        <w:pStyle w:val="ListBullet"/>
+        <w:spacing w:line="240" w:lineRule="auto"/>
+        <w:ind w:left="720"/>
+      </w:pPr>
+      <w:r>
+        <w:rPr>
+          <w:lang w:val="es_ES" w:bidi="es_ES"/>
+        </w:rPr>
+      </w:r>
+      <w:r>
+        <w:rPr>
+          <w:lang w:val="es_ES" w:bidi="es_ES"/>
+        </w:rPr>
+        <w:t>Jeremías 5:5.</w:t>
+      </w:r>
+    </w:p>
+    <w:p>
+      <w:pPr>
+        <w:pStyle w:val="ListBullet"/>
+        <w:spacing w:line="240" w:lineRule="auto"/>
+        <w:ind w:left="720"/>
+      </w:pPr>
+      <w:r>
+        <w:rPr>
+          <w:lang w:val="es_ES" w:bidi="es_ES"/>
+        </w:rPr>
+      </w:r>
+      <w:r>
+        <w:rPr>
+          <w:lang w:val="es_ES" w:bidi="es_ES"/>
+        </w:rPr>
+        <w:t>Juan 1:3.</w:t>
+      </w:r>
+    </w:p>
+    <w:p>
+      <w:pPr>
+        <w:pStyle w:val="ListBullet"/>
+        <w:spacing w:line="240" w:lineRule="auto"/>
+        <w:ind w:left="720"/>
+      </w:pPr>
+      <w:r>
+        <w:rPr>
+          <w:lang w:val="es_ES" w:bidi="es_ES"/>
+        </w:rPr>
+      </w:r>
+      <w:r>
+        <w:rPr>
+          <w:lang w:val="es_ES" w:bidi="es_ES"/>
+        </w:rPr>
+        <w:t>Josué 3:9–11.</w:t>
+      </w:r>
+    </w:p>
+    <w:p>
+      <w:pPr>
+        <w:pStyle w:val="ListBullet"/>
+        <w:spacing w:line="240" w:lineRule="auto"/>
+        <w:ind w:left="720"/>
+      </w:pPr>
+      <w:r>
+        <w:rPr>
+          <w:lang w:val="es_ES" w:bidi="es_ES"/>
+        </w:rPr>
+      </w:r>
+      <w:r>
+        <w:rPr>
+          <w:lang w:val="es_ES" w:bidi="es_ES"/>
+        </w:rPr>
+        <w:t>Lamentaciones 3:43.</w:t>
+      </w:r>
+    </w:p>
+    <w:p>
+      <w:pPr>
+        <w:pStyle w:val="ListBullet"/>
+        <w:spacing w:line="240" w:lineRule="auto"/>
+        <w:ind w:left="720"/>
+      </w:pPr>
+      <w:r>
+        <w:rPr>
+          <w:lang w:val="es_ES" w:bidi="es_ES"/>
+        </w:rPr>
+      </w:r>
+      <w:r>
+        <w:rPr>
+          <w:lang w:val="es_ES" w:bidi="es_ES"/>
+        </w:rPr>
+        <w:t>Miqueas 4:5.</w:t>
+      </w:r>
+    </w:p>
+    <w:p>
+      <w:pPr>
+        <w:pStyle w:val="ListBullet"/>
+        <w:spacing w:line="240" w:lineRule="auto"/>
+        <w:ind w:left="720"/>
+      </w:pPr>
+      <w:r>
+        <w:rPr>
+          <w:lang w:val="es_ES" w:bidi="es_ES"/>
+        </w:rPr>
+      </w:r>
+      <w:r>
+        <w:rPr>
+          <w:lang w:val="es_ES" w:bidi="es_ES"/>
+        </w:rPr>
+        <w:t>Filipenses 2:6.</w:t>
+      </w:r>
+    </w:p>
+    <w:p>
+      <w:pPr>
+        <w:pStyle w:val="ListBullet"/>
+        <w:spacing w:line="240" w:lineRule="auto"/>
+        <w:ind w:left="720"/>
+      </w:pPr>
+      <w:r>
+        <w:rPr>
+          <w:lang w:val="es_ES" w:bidi="es_ES"/>
+        </w:rPr>
+      </w:r>
+      <w:r>
+        <w:rPr>
+          <w:lang w:val="es_ES" w:bidi="es_ES"/>
+        </w:rPr>
+        <w:t>Proverbios 24:12.</w:t>
+      </w:r>
+    </w:p>
+    <w:p>
+      <w:pPr>
+        <w:pStyle w:val="ListBullet"/>
+        <w:spacing w:line="240" w:lineRule="auto"/>
+        <w:ind w:left="720"/>
+      </w:pPr>
+      <w:r>
+        <w:rPr>
+          <w:lang w:val="es_ES" w:bidi="es_ES"/>
+        </w:rPr>
+      </w:r>
+      <w:r>
+        <w:rPr>
+          <w:lang w:val="es_ES" w:bidi="es_ES"/>
+        </w:rPr>
+        <w:t>Salmos 47:9.</w:t>
+      </w:r>
     </w:p>
     <w:p>
       <w:pPr>
@@ -14376,90 +13320,66 @@
           <w:lang w:val="es_ES" w:bidi="es_ES"/>
         </w:rPr>
       </w:r>
-      <w:hyperlink r:id="rId188">
-        <w:r>
-          <w:rPr>
-            <w:lang w:val="es_ES" w:bidi="es_ES"/>
-          </w:rPr>
-          <w:rPr>
-            <w:color w:val="0000EE"/>
-            <w:u w:val="single"/>
-          </w:rPr>
-          <w:t>1 Reyes 3:7–9</w:t>
-        </w:r>
-      </w:hyperlink>
-    </w:p>
-    <w:p>
-      <w:pPr>
-        <w:pStyle w:val="ListBullet"/>
-        <w:spacing w:line="240" w:lineRule="auto"/>
-        <w:ind w:left="720"/>
-      </w:pPr>
-      <w:r>
-        <w:rPr>
-          <w:lang w:val="es_ES" w:bidi="es_ES"/>
-        </w:rPr>
-      </w:r>
-      <w:hyperlink r:id="rId189">
-        <w:r>
-          <w:rPr>
-            <w:lang w:val="es_ES" w:bidi="es_ES"/>
-          </w:rPr>
-          <w:rPr>
-            <w:color w:val="0000EE"/>
-            <w:u w:val="single"/>
-          </w:rPr>
-          <w:t>Génesis 41:33–34</w:t>
-        </w:r>
-      </w:hyperlink>
-    </w:p>
-    <w:p>
-      <w:pPr>
-        <w:pStyle w:val="ListBullet"/>
-        <w:spacing w:line="240" w:lineRule="auto"/>
-        <w:ind w:left="720"/>
-      </w:pPr>
-      <w:r>
-        <w:rPr>
-          <w:lang w:val="es_ES" w:bidi="es_ES"/>
-        </w:rPr>
-      </w:r>
-      <w:hyperlink r:id="rId190">
-        <w:r>
-          <w:rPr>
-            <w:lang w:val="es_ES" w:bidi="es_ES"/>
-          </w:rPr>
-          <w:rPr>
-            <w:color w:val="0000EE"/>
-            <w:u w:val="single"/>
-          </w:rPr>
-          <w:t>Proverbios 1:5</w:t>
-        </w:r>
-      </w:hyperlink>
-    </w:p>
-    <w:p>
-      <w:pPr>
-        <w:pStyle w:val="ListBullet"/>
-        <w:spacing w:line="240" w:lineRule="auto"/>
-        <w:ind w:left="720"/>
-      </w:pPr>
-      <w:r>
-        <w:rPr>
-          <w:lang w:val="es_ES" w:bidi="es_ES"/>
-        </w:rPr>
-      </w:r>
-      <w:hyperlink r:id="rId191">
-        <w:r>
-          <w:rPr>
-            <w:lang w:val="es_ES" w:bidi="es_ES"/>
-          </w:rPr>
-          <w:rPr>
-            <w:color w:val="0000EE"/>
-            <w:u w:val="single"/>
-          </w:rPr>
-          <w:t>Salmos 19:12</w:t>
-        </w:r>
-      </w:hyperlink>
+      <w:r>
+        <w:rPr>
+          <w:lang w:val="es_ES" w:bidi="es_ES"/>
+        </w:rPr>
+        <w:t>1 Reyes 3:7–9</w:t>
+      </w:r>
+    </w:p>
+    <w:p>
+      <w:pPr>
+        <w:pStyle w:val="ListBullet"/>
+        <w:spacing w:line="240" w:lineRule="auto"/>
+        <w:ind w:left="720"/>
+      </w:pPr>
+      <w:r>
+        <w:rPr>
+          <w:lang w:val="es_ES" w:bidi="es_ES"/>
+        </w:rPr>
+      </w:r>
+      <w:r>
+        <w:rPr>
+          <w:lang w:val="es_ES" w:bidi="es_ES"/>
+        </w:rPr>
+        <w:t>Génesis 41:33–34</w:t>
+      </w:r>
+    </w:p>
+    <w:p>
+      <w:pPr>
+        <w:pStyle w:val="ListBullet"/>
+        <w:spacing w:line="240" w:lineRule="auto"/>
+        <w:ind w:left="720"/>
+      </w:pPr>
+      <w:r>
+        <w:rPr>
+          <w:lang w:val="es_ES" w:bidi="es_ES"/>
+        </w:rPr>
+      </w:r>
+      <w:r>
+        <w:rPr>
+          <w:lang w:val="es_ES" w:bidi="es_ES"/>
+        </w:rPr>
+        <w:t>Proverbios 1:5</w:t>
+      </w:r>
+    </w:p>
+    <w:p>
+      <w:pPr>
+        <w:pStyle w:val="ListBullet"/>
+        <w:spacing w:line="240" w:lineRule="auto"/>
+        <w:ind w:left="720"/>
+      </w:pPr>
+      <w:r>
+        <w:rPr>
+          <w:lang w:val="es_ES" w:bidi="es_ES"/>
+        </w:rPr>
+      </w:r>
+      <w:r>
+        <w:rPr>
+          <w:lang w:val="es_ES" w:bidi="es_ES"/>
+        </w:rPr>
+        <w:t>Salmos 19:12</w:t>
+      </w:r>
     </w:p>
     <w:p>
       <w:pPr>
@@ -14836,210 +13756,156 @@
           <w:lang w:val="es_ES" w:bidi="es_ES"/>
         </w:rPr>
       </w:r>
-      <w:hyperlink r:id="rId192">
-        <w:r>
-          <w:rPr>
-            <w:lang w:val="es_ES" w:bidi="es_ES"/>
-          </w:rPr>
-          <w:rPr>
-            <w:color w:val="0000EE"/>
-            <w:u w:val="single"/>
-          </w:rPr>
-          <w:t>Hechos 6:1</w:t>
-        </w:r>
-      </w:hyperlink>
-    </w:p>
-    <w:p>
-      <w:pPr>
-        <w:pStyle w:val="ListBullet"/>
-        <w:spacing w:line="240" w:lineRule="auto"/>
-        <w:ind w:left="720"/>
-      </w:pPr>
-      <w:r>
-        <w:rPr>
-          <w:lang w:val="es_ES" w:bidi="es_ES"/>
-        </w:rPr>
-      </w:r>
-      <w:hyperlink r:id="rId193">
-        <w:r>
-          <w:rPr>
-            <w:lang w:val="es_ES" w:bidi="es_ES"/>
-          </w:rPr>
-          <w:rPr>
-            <w:color w:val="0000EE"/>
-            <w:u w:val="single"/>
-          </w:rPr>
-          <w:t>Hechos 9:26–27</w:t>
-        </w:r>
-      </w:hyperlink>
-    </w:p>
-    <w:p>
-      <w:pPr>
-        <w:pStyle w:val="ListBullet"/>
-        <w:spacing w:line="240" w:lineRule="auto"/>
-        <w:ind w:left="720"/>
-      </w:pPr>
-      <w:r>
-        <w:rPr>
-          <w:lang w:val="es_ES" w:bidi="es_ES"/>
-        </w:rPr>
-      </w:r>
-      <w:hyperlink r:id="rId194">
-        <w:r>
-          <w:rPr>
-            <w:lang w:val="es_ES" w:bidi="es_ES"/>
-          </w:rPr>
-          <w:rPr>
-            <w:color w:val="0000EE"/>
-            <w:u w:val="single"/>
-          </w:rPr>
-          <w:t>Hechos 11:26</w:t>
-        </w:r>
-      </w:hyperlink>
-    </w:p>
-    <w:p>
-      <w:pPr>
-        <w:pStyle w:val="ListBullet"/>
-        <w:spacing w:line="240" w:lineRule="auto"/>
-        <w:ind w:left="720"/>
-      </w:pPr>
-      <w:r>
-        <w:rPr>
-          <w:lang w:val="es_ES" w:bidi="es_ES"/>
-        </w:rPr>
-      </w:r>
-      <w:hyperlink r:id="rId195">
-        <w:r>
-          <w:rPr>
-            <w:lang w:val="es_ES" w:bidi="es_ES"/>
-          </w:rPr>
-          <w:rPr>
-            <w:color w:val="0000EE"/>
-            <w:u w:val="single"/>
-          </w:rPr>
-          <w:t>Hechos 14:22</w:t>
-        </w:r>
-      </w:hyperlink>
-    </w:p>
-    <w:p>
-      <w:pPr>
-        <w:pStyle w:val="ListBullet"/>
-        <w:spacing w:line="240" w:lineRule="auto"/>
-        <w:ind w:left="720"/>
-      </w:pPr>
-      <w:r>
-        <w:rPr>
-          <w:lang w:val="es_ES" w:bidi="es_ES"/>
-        </w:rPr>
-      </w:r>
-      <w:hyperlink r:id="rId196">
-        <w:r>
-          <w:rPr>
-            <w:lang w:val="es_ES" w:bidi="es_ES"/>
-          </w:rPr>
-          <w:rPr>
-            <w:color w:val="0000EE"/>
-            <w:u w:val="single"/>
-          </w:rPr>
-          <w:t>Juan 13:23</w:t>
-        </w:r>
-      </w:hyperlink>
-    </w:p>
-    <w:p>
-      <w:pPr>
-        <w:pStyle w:val="ListBullet"/>
-        <w:spacing w:line="240" w:lineRule="auto"/>
-        <w:ind w:left="720"/>
-      </w:pPr>
-      <w:r>
-        <w:rPr>
-          <w:lang w:val="es_ES" w:bidi="es_ES"/>
-        </w:rPr>
-      </w:r>
-      <w:hyperlink r:id="rId197">
-        <w:r>
-          <w:rPr>
-            <w:lang w:val="es_ES" w:bidi="es_ES"/>
-          </w:rPr>
-          <w:rPr>
-            <w:color w:val="0000EE"/>
-            <w:u w:val="single"/>
-          </w:rPr>
-          <w:t>Lucas 6:40</w:t>
-        </w:r>
-      </w:hyperlink>
-    </w:p>
-    <w:p>
-      <w:pPr>
-        <w:pStyle w:val="ListBullet"/>
-        <w:spacing w:line="240" w:lineRule="auto"/>
-        <w:ind w:left="720"/>
-      </w:pPr>
-      <w:r>
-        <w:rPr>
-          <w:lang w:val="es_ES" w:bidi="es_ES"/>
-        </w:rPr>
-      </w:r>
-      <w:hyperlink r:id="rId198">
-        <w:r>
-          <w:rPr>
-            <w:lang w:val="es_ES" w:bidi="es_ES"/>
-          </w:rPr>
-          <w:rPr>
-            <w:color w:val="0000EE"/>
-            <w:u w:val="single"/>
-          </w:rPr>
-          <w:t>Mateo 11:3</w:t>
-        </w:r>
-      </w:hyperlink>
-    </w:p>
-    <w:p>
-      <w:pPr>
-        <w:pStyle w:val="ListBullet"/>
-        <w:spacing w:line="240" w:lineRule="auto"/>
-        <w:ind w:left="720"/>
-      </w:pPr>
-      <w:r>
-        <w:rPr>
-          <w:lang w:val="es_ES" w:bidi="es_ES"/>
-        </w:rPr>
-      </w:r>
-      <w:hyperlink r:id="rId199">
-        <w:r>
-          <w:rPr>
-            <w:lang w:val="es_ES" w:bidi="es_ES"/>
-          </w:rPr>
-          <w:rPr>
-            <w:color w:val="0000EE"/>
-            <w:u w:val="single"/>
-          </w:rPr>
-          <w:t>Mateo 26:33–35</w:t>
-        </w:r>
-      </w:hyperlink>
-    </w:p>
-    <w:p>
-      <w:pPr>
-        <w:pStyle w:val="ListBullet"/>
-        <w:spacing w:line="240" w:lineRule="auto"/>
-        <w:ind w:left="720"/>
-      </w:pPr>
-      <w:r>
-        <w:rPr>
-          <w:lang w:val="es_ES" w:bidi="es_ES"/>
-        </w:rPr>
-      </w:r>
-      <w:hyperlink r:id="rId47">
-        <w:r>
-          <w:rPr>
-            <w:lang w:val="es_ES" w:bidi="es_ES"/>
-          </w:rPr>
-          <w:rPr>
-            <w:color w:val="0000EE"/>
-            <w:u w:val="single"/>
-          </w:rPr>
-          <w:t>Mateo 27:64</w:t>
-        </w:r>
-      </w:hyperlink>
+      <w:r>
+        <w:rPr>
+          <w:lang w:val="es_ES" w:bidi="es_ES"/>
+        </w:rPr>
+        <w:t>Hechos 6:1</w:t>
+      </w:r>
+    </w:p>
+    <w:p>
+      <w:pPr>
+        <w:pStyle w:val="ListBullet"/>
+        <w:spacing w:line="240" w:lineRule="auto"/>
+        <w:ind w:left="720"/>
+      </w:pPr>
+      <w:r>
+        <w:rPr>
+          <w:lang w:val="es_ES" w:bidi="es_ES"/>
+        </w:rPr>
+      </w:r>
+      <w:r>
+        <w:rPr>
+          <w:lang w:val="es_ES" w:bidi="es_ES"/>
+        </w:rPr>
+        <w:t>Hechos 9:26–27</w:t>
+      </w:r>
+    </w:p>
+    <w:p>
+      <w:pPr>
+        <w:pStyle w:val="ListBullet"/>
+        <w:spacing w:line="240" w:lineRule="auto"/>
+        <w:ind w:left="720"/>
+      </w:pPr>
+      <w:r>
+        <w:rPr>
+          <w:lang w:val="es_ES" w:bidi="es_ES"/>
+        </w:rPr>
+      </w:r>
+      <w:r>
+        <w:rPr>
+          <w:lang w:val="es_ES" w:bidi="es_ES"/>
+        </w:rPr>
+        <w:t>Hechos 11:26</w:t>
+      </w:r>
+    </w:p>
+    <w:p>
+      <w:pPr>
+        <w:pStyle w:val="ListBullet"/>
+        <w:spacing w:line="240" w:lineRule="auto"/>
+        <w:ind w:left="720"/>
+      </w:pPr>
+      <w:r>
+        <w:rPr>
+          <w:lang w:val="es_ES" w:bidi="es_ES"/>
+        </w:rPr>
+      </w:r>
+      <w:r>
+        <w:rPr>
+          <w:lang w:val="es_ES" w:bidi="es_ES"/>
+        </w:rPr>
+        <w:t>Hechos 14:22</w:t>
+      </w:r>
+    </w:p>
+    <w:p>
+      <w:pPr>
+        <w:pStyle w:val="ListBullet"/>
+        <w:spacing w:line="240" w:lineRule="auto"/>
+        <w:ind w:left="720"/>
+      </w:pPr>
+      <w:r>
+        <w:rPr>
+          <w:lang w:val="es_ES" w:bidi="es_ES"/>
+        </w:rPr>
+      </w:r>
+      <w:r>
+        <w:rPr>
+          <w:lang w:val="es_ES" w:bidi="es_ES"/>
+        </w:rPr>
+        <w:t>Juan 13:23</w:t>
+      </w:r>
+    </w:p>
+    <w:p>
+      <w:pPr>
+        <w:pStyle w:val="ListBullet"/>
+        <w:spacing w:line="240" w:lineRule="auto"/>
+        <w:ind w:left="720"/>
+      </w:pPr>
+      <w:r>
+        <w:rPr>
+          <w:lang w:val="es_ES" w:bidi="es_ES"/>
+        </w:rPr>
+      </w:r>
+      <w:r>
+        <w:rPr>
+          <w:lang w:val="es_ES" w:bidi="es_ES"/>
+        </w:rPr>
+        <w:t>Lucas 6:40</w:t>
+      </w:r>
+    </w:p>
+    <w:p>
+      <w:pPr>
+        <w:pStyle w:val="ListBullet"/>
+        <w:spacing w:line="240" w:lineRule="auto"/>
+        <w:ind w:left="720"/>
+      </w:pPr>
+      <w:r>
+        <w:rPr>
+          <w:lang w:val="es_ES" w:bidi="es_ES"/>
+        </w:rPr>
+      </w:r>
+      <w:r>
+        <w:rPr>
+          <w:lang w:val="es_ES" w:bidi="es_ES"/>
+        </w:rPr>
+        <w:t>Mateo 11:3</w:t>
+      </w:r>
+    </w:p>
+    <w:p>
+      <w:pPr>
+        <w:pStyle w:val="ListBullet"/>
+        <w:spacing w:line="240" w:lineRule="auto"/>
+        <w:ind w:left="720"/>
+      </w:pPr>
+      <w:r>
+        <w:rPr>
+          <w:lang w:val="es_ES" w:bidi="es_ES"/>
+        </w:rPr>
+      </w:r>
+      <w:r>
+        <w:rPr>
+          <w:lang w:val="es_ES" w:bidi="es_ES"/>
+        </w:rPr>
+        <w:t>Mateo 26:33–35</w:t>
+      </w:r>
+    </w:p>
+    <w:p>
+      <w:pPr>
+        <w:pStyle w:val="ListBullet"/>
+        <w:spacing w:line="240" w:lineRule="auto"/>
+        <w:ind w:left="720"/>
+      </w:pPr>
+      <w:r>
+        <w:rPr>
+          <w:lang w:val="es_ES" w:bidi="es_ES"/>
+        </w:rPr>
+      </w:r>
+      <w:r>
+        <w:rPr>
+          <w:lang w:val="es_ES" w:bidi="es_ES"/>
+        </w:rPr>
+        <w:t>Mateo 27:64</w:t>
+      </w:r>
     </w:p>
     <w:p>
       <w:pPr>
@@ -15487,90 +14353,66 @@
           <w:lang w:val="es_ES" w:bidi="es_ES"/>
         </w:rPr>
       </w:r>
-      <w:hyperlink r:id="rId200">
-        <w:r>
-          <w:rPr>
-            <w:lang w:val="es_ES" w:bidi="es_ES"/>
-          </w:rPr>
-          <w:rPr>
-            <w:color w:val="0000EE"/>
-            <w:u w:val="single"/>
-          </w:rPr>
-          <w:t>1 Pedro 1:1</w:t>
-        </w:r>
-      </w:hyperlink>
-    </w:p>
-    <w:p>
-      <w:pPr>
-        <w:pStyle w:val="ListBullet"/>
-        <w:spacing w:line="240" w:lineRule="auto"/>
-        <w:ind w:left="720"/>
-      </w:pPr>
-      <w:r>
-        <w:rPr>
-          <w:lang w:val="es_ES" w:bidi="es_ES"/>
-        </w:rPr>
-      </w:r>
-      <w:hyperlink r:id="rId201">
-        <w:r>
-          <w:rPr>
-            <w:lang w:val="es_ES" w:bidi="es_ES"/>
-          </w:rPr>
-          <w:rPr>
-            <w:color w:val="0000EE"/>
-            <w:u w:val="single"/>
-          </w:rPr>
-          <w:t>Ezequiel 12:15</w:t>
-        </w:r>
-      </w:hyperlink>
-    </w:p>
-    <w:p>
-      <w:pPr>
-        <w:pStyle w:val="ListBullet"/>
-        <w:spacing w:line="240" w:lineRule="auto"/>
-        <w:ind w:left="720"/>
-      </w:pPr>
-      <w:r>
-        <w:rPr>
-          <w:lang w:val="es_ES" w:bidi="es_ES"/>
-        </w:rPr>
-      </w:r>
-      <w:hyperlink r:id="rId202">
-        <w:r>
-          <w:rPr>
-            <w:lang w:val="es_ES" w:bidi="es_ES"/>
-          </w:rPr>
-          <w:rPr>
-            <w:color w:val="0000EE"/>
-            <w:u w:val="single"/>
-          </w:rPr>
-          <w:t>Ezequiel 30:23</w:t>
-        </w:r>
-      </w:hyperlink>
-    </w:p>
-    <w:p>
-      <w:pPr>
-        <w:pStyle w:val="ListBullet"/>
-        <w:spacing w:line="240" w:lineRule="auto"/>
-        <w:ind w:left="720"/>
-      </w:pPr>
-      <w:r>
-        <w:rPr>
-          <w:lang w:val="es_ES" w:bidi="es_ES"/>
-        </w:rPr>
-      </w:r>
-      <w:hyperlink r:id="rId203">
-        <w:r>
-          <w:rPr>
-            <w:lang w:val="es_ES" w:bidi="es_ES"/>
-          </w:rPr>
-          <w:rPr>
-            <w:color w:val="0000EE"/>
-            <w:u w:val="single"/>
-          </w:rPr>
-          <w:t>Salmos 18:14</w:t>
-        </w:r>
-      </w:hyperlink>
+      <w:r>
+        <w:rPr>
+          <w:lang w:val="es_ES" w:bidi="es_ES"/>
+        </w:rPr>
+        <w:t>1 Pedro 1:1</w:t>
+      </w:r>
+    </w:p>
+    <w:p>
+      <w:pPr>
+        <w:pStyle w:val="ListBullet"/>
+        <w:spacing w:line="240" w:lineRule="auto"/>
+        <w:ind w:left="720"/>
+      </w:pPr>
+      <w:r>
+        <w:rPr>
+          <w:lang w:val="es_ES" w:bidi="es_ES"/>
+        </w:rPr>
+      </w:r>
+      <w:r>
+        <w:rPr>
+          <w:lang w:val="es_ES" w:bidi="es_ES"/>
+        </w:rPr>
+        <w:t>Ezequiel 12:15</w:t>
+      </w:r>
+    </w:p>
+    <w:p>
+      <w:pPr>
+        <w:pStyle w:val="ListBullet"/>
+        <w:spacing w:line="240" w:lineRule="auto"/>
+        <w:ind w:left="720"/>
+      </w:pPr>
+      <w:r>
+        <w:rPr>
+          <w:lang w:val="es_ES" w:bidi="es_ES"/>
+        </w:rPr>
+      </w:r>
+      <w:r>
+        <w:rPr>
+          <w:lang w:val="es_ES" w:bidi="es_ES"/>
+        </w:rPr>
+        <w:t>Ezequiel 30:23</w:t>
+      </w:r>
+    </w:p>
+    <w:p>
+      <w:pPr>
+        <w:pStyle w:val="ListBullet"/>
+        <w:spacing w:line="240" w:lineRule="auto"/>
+        <w:ind w:left="720"/>
+      </w:pPr>
+      <w:r>
+        <w:rPr>
+          <w:lang w:val="es_ES" w:bidi="es_ES"/>
+        </w:rPr>
+      </w:r>
+      <w:r>
+        <w:rPr>
+          <w:lang w:val="es_ES" w:bidi="es_ES"/>
+        </w:rPr>
+        <w:t>Salmos 18:14</w:t>
+      </w:r>
     </w:p>
     <w:p>
       <w:pPr>
@@ -15736,138 +14578,102 @@
           <w:lang w:val="es_ES" w:bidi="es_ES"/>
         </w:rPr>
       </w:r>
-      <w:hyperlink r:id="rId204">
-        <w:r>
-          <w:rPr>
-            <w:lang w:val="es_ES" w:bidi="es_ES"/>
-          </w:rPr>
-          <w:rPr>
-            <w:color w:val="0000EE"/>
-            <w:u w:val="single"/>
-          </w:rPr>
-          <w:t>1 Corintios 3:3–5</w:t>
-        </w:r>
-      </w:hyperlink>
-    </w:p>
-    <w:p>
-      <w:pPr>
-        <w:pStyle w:val="ListBullet"/>
-        <w:spacing w:line="240" w:lineRule="auto"/>
-        <w:ind w:left="720"/>
-      </w:pPr>
-      <w:r>
-        <w:rPr>
-          <w:lang w:val="es_ES" w:bidi="es_ES"/>
-        </w:rPr>
-      </w:r>
-      <w:hyperlink r:id="rId205">
-        <w:r>
-          <w:rPr>
-            <w:lang w:val="es_ES" w:bidi="es_ES"/>
-          </w:rPr>
-          <w:rPr>
-            <w:color w:val="0000EE"/>
-            <w:u w:val="single"/>
-          </w:rPr>
-          <w:t>Habacuc 1:3</w:t>
-        </w:r>
-      </w:hyperlink>
-    </w:p>
-    <w:p>
-      <w:pPr>
-        <w:pStyle w:val="ListBullet"/>
-        <w:spacing w:line="240" w:lineRule="auto"/>
-        <w:ind w:left="720"/>
-      </w:pPr>
-      <w:r>
-        <w:rPr>
-          <w:lang w:val="es_ES" w:bidi="es_ES"/>
-        </w:rPr>
-      </w:r>
-      <w:hyperlink r:id="rId206">
-        <w:r>
-          <w:rPr>
-            <w:lang w:val="es_ES" w:bidi="es_ES"/>
-          </w:rPr>
-          <w:rPr>
-            <w:color w:val="0000EE"/>
-            <w:u w:val="single"/>
-          </w:rPr>
-          <w:t>Filipenses 1:17</w:t>
-        </w:r>
-      </w:hyperlink>
-    </w:p>
-    <w:p>
-      <w:pPr>
-        <w:pStyle w:val="ListBullet"/>
-        <w:spacing w:line="240" w:lineRule="auto"/>
-        <w:ind w:left="720"/>
-      </w:pPr>
-      <w:r>
-        <w:rPr>
-          <w:lang w:val="es_ES" w:bidi="es_ES"/>
-        </w:rPr>
-      </w:r>
-      <w:hyperlink r:id="rId207">
-        <w:r>
-          <w:rPr>
-            <w:lang w:val="es_ES" w:bidi="es_ES"/>
-          </w:rPr>
-          <w:rPr>
-            <w:color w:val="0000EE"/>
-            <w:u w:val="single"/>
-          </w:rPr>
-          <w:t>Proverbios 17:1</w:t>
-        </w:r>
-      </w:hyperlink>
-    </w:p>
-    <w:p>
-      <w:pPr>
-        <w:pStyle w:val="ListBullet"/>
-        <w:spacing w:line="240" w:lineRule="auto"/>
-        <w:ind w:left="720"/>
-      </w:pPr>
-      <w:r>
-        <w:rPr>
-          <w:lang w:val="es_ES" w:bidi="es_ES"/>
-        </w:rPr>
-      </w:r>
-      <w:hyperlink r:id="rId208">
-        <w:r>
-          <w:rPr>
-            <w:lang w:val="es_ES" w:bidi="es_ES"/>
-          </w:rPr>
-          <w:rPr>
-            <w:color w:val="0000EE"/>
-            <w:u w:val="single"/>
-          </w:rPr>
-          <w:t>Salmos 55:8–9</w:t>
-        </w:r>
-      </w:hyperlink>
-    </w:p>
-    <w:p>
-      <w:pPr>
-        <w:pStyle w:val="ListBullet"/>
-        <w:spacing w:line="240" w:lineRule="auto"/>
-        <w:ind w:left="720"/>
-      </w:pPr>
-      <w:r>
-        <w:rPr>
-          <w:lang w:val="es_ES" w:bidi="es_ES"/>
-        </w:rPr>
-      </w:r>
-      <w:hyperlink r:id="rId209">
-        <w:r>
-          <w:rPr>
-            <w:lang w:val="es_ES" w:bidi="es_ES"/>
-          </w:rPr>
-          <w:rPr>
-            <w:color w:val="0000EE"/>
-            <w:u w:val="single"/>
-          </w:rPr>
-          <w:t>Romanos 13:13</w:t>
-        </w:r>
-      </w:hyperlink>
+      <w:r>
+        <w:rPr>
+          <w:lang w:val="es_ES" w:bidi="es_ES"/>
+        </w:rPr>
+        <w:t>1 Corintios 3:3–5</w:t>
+      </w:r>
+    </w:p>
+    <w:p>
+      <w:pPr>
+        <w:pStyle w:val="ListBullet"/>
+        <w:spacing w:line="240" w:lineRule="auto"/>
+        <w:ind w:left="720"/>
+      </w:pPr>
+      <w:r>
+        <w:rPr>
+          <w:lang w:val="es_ES" w:bidi="es_ES"/>
+        </w:rPr>
+      </w:r>
+      <w:r>
+        <w:rPr>
+          <w:lang w:val="es_ES" w:bidi="es_ES"/>
+        </w:rPr>
+        <w:t>Habacuc 1:3</w:t>
+      </w:r>
+    </w:p>
+    <w:p>
+      <w:pPr>
+        <w:pStyle w:val="ListBullet"/>
+        <w:spacing w:line="240" w:lineRule="auto"/>
+        <w:ind w:left="720"/>
+      </w:pPr>
+      <w:r>
+        <w:rPr>
+          <w:lang w:val="es_ES" w:bidi="es_ES"/>
+        </w:rPr>
+      </w:r>
+      <w:r>
+        <w:rPr>
+          <w:lang w:val="es_ES" w:bidi="es_ES"/>
+        </w:rPr>
+        <w:t>Filipenses 1:17</w:t>
+      </w:r>
+    </w:p>
+    <w:p>
+      <w:pPr>
+        <w:pStyle w:val="ListBullet"/>
+        <w:spacing w:line="240" w:lineRule="auto"/>
+        <w:ind w:left="720"/>
+      </w:pPr>
+      <w:r>
+        <w:rPr>
+          <w:lang w:val="es_ES" w:bidi="es_ES"/>
+        </w:rPr>
+      </w:r>
+      <w:r>
+        <w:rPr>
+          <w:lang w:val="es_ES" w:bidi="es_ES"/>
+        </w:rPr>
+        <w:t>Proverbios 17:1</w:t>
+      </w:r>
+    </w:p>
+    <w:p>
+      <w:pPr>
+        <w:pStyle w:val="ListBullet"/>
+        <w:spacing w:line="240" w:lineRule="auto"/>
+        <w:ind w:left="720"/>
+      </w:pPr>
+      <w:r>
+        <w:rPr>
+          <w:lang w:val="es_ES" w:bidi="es_ES"/>
+        </w:rPr>
+      </w:r>
+      <w:r>
+        <w:rPr>
+          <w:lang w:val="es_ES" w:bidi="es_ES"/>
+        </w:rPr>
+        <w:t>Salmos 55:8–9</w:t>
+      </w:r>
+    </w:p>
+    <w:p>
+      <w:pPr>
+        <w:pStyle w:val="ListBullet"/>
+        <w:spacing w:line="240" w:lineRule="auto"/>
+        <w:ind w:left="720"/>
+      </w:pPr>
+      <w:r>
+        <w:rPr>
+          <w:lang w:val="es_ES" w:bidi="es_ES"/>
+        </w:rPr>
+      </w:r>
+      <w:r>
+        <w:rPr>
+          <w:lang w:val="es_ES" w:bidi="es_ES"/>
+        </w:rPr>
+        <w:t>Romanos 13:13</w:t>
+      </w:r>
     </w:p>
     <w:p>
       <w:pPr>
@@ -16184,66 +14990,48 @@
           <w:lang w:val="es_ES" w:bidi="es_ES"/>
         </w:rPr>
       </w:r>
-      <w:hyperlink r:id="rId210">
-        <w:r>
-          <w:rPr>
-            <w:lang w:val="es_ES" w:bidi="es_ES"/>
-          </w:rPr>
-          <w:rPr>
-            <w:color w:val="0000EE"/>
-            <w:u w:val="single"/>
-          </w:rPr>
-          <w:t>2 Corintios 10:3–4</w:t>
-        </w:r>
-      </w:hyperlink>
-    </w:p>
-    <w:p>
-      <w:pPr>
-        <w:pStyle w:val="ListBullet"/>
-        <w:spacing w:line="240" w:lineRule="auto"/>
-        <w:ind w:left="720"/>
-      </w:pPr>
-      <w:r>
-        <w:rPr>
-          <w:lang w:val="es_ES" w:bidi="es_ES"/>
-        </w:rPr>
-      </w:r>
-      <w:hyperlink r:id="rId211">
-        <w:r>
-          <w:rPr>
-            <w:lang w:val="es_ES" w:bidi="es_ES"/>
-          </w:rPr>
-          <w:rPr>
-            <w:color w:val="0000EE"/>
-            <w:u w:val="single"/>
-          </w:rPr>
-          <w:t>2 Pedro 1:4</w:t>
-        </w:r>
-      </w:hyperlink>
-    </w:p>
-    <w:p>
-      <w:pPr>
-        <w:pStyle w:val="ListBullet"/>
-        <w:spacing w:line="240" w:lineRule="auto"/>
-        <w:ind w:left="720"/>
-      </w:pPr>
-      <w:r>
-        <w:rPr>
-          <w:lang w:val="es_ES" w:bidi="es_ES"/>
-        </w:rPr>
-      </w:r>
-      <w:hyperlink r:id="rId212">
-        <w:r>
-          <w:rPr>
-            <w:lang w:val="es_ES" w:bidi="es_ES"/>
-          </w:rPr>
-          <w:rPr>
-            <w:color w:val="0000EE"/>
-            <w:u w:val="single"/>
-          </w:rPr>
-          <w:t>Romanos 1:20</w:t>
-        </w:r>
-      </w:hyperlink>
+      <w:r>
+        <w:rPr>
+          <w:lang w:val="es_ES" w:bidi="es_ES"/>
+        </w:rPr>
+        <w:t>2 Corintios 10:3–4</w:t>
+      </w:r>
+    </w:p>
+    <w:p>
+      <w:pPr>
+        <w:pStyle w:val="ListBullet"/>
+        <w:spacing w:line="240" w:lineRule="auto"/>
+        <w:ind w:left="720"/>
+      </w:pPr>
+      <w:r>
+        <w:rPr>
+          <w:lang w:val="es_ES" w:bidi="es_ES"/>
+        </w:rPr>
+      </w:r>
+      <w:r>
+        <w:rPr>
+          <w:lang w:val="es_ES" w:bidi="es_ES"/>
+        </w:rPr>
+        <w:t>2 Pedro 1:4</w:t>
+      </w:r>
+    </w:p>
+    <w:p>
+      <w:pPr>
+        <w:pStyle w:val="ListBullet"/>
+        <w:spacing w:line="240" w:lineRule="auto"/>
+        <w:ind w:left="720"/>
+      </w:pPr>
+      <w:r>
+        <w:rPr>
+          <w:lang w:val="es_ES" w:bidi="es_ES"/>
+        </w:rPr>
+      </w:r>
+      <w:r>
+        <w:rPr>
+          <w:lang w:val="es_ES" w:bidi="es_ES"/>
+        </w:rPr>
+        <w:t>Romanos 1:20</w:t>
+      </w:r>
     </w:p>
     <w:p>
       <w:pPr>
@@ -16651,234 +15439,174 @@
           <w:lang w:val="es_ES" w:bidi="es_ES"/>
         </w:rPr>
       </w:r>
-      <w:hyperlink r:id="rId213">
-        <w:r>
-          <w:rPr>
-            <w:lang w:val="es_ES" w:bidi="es_ES"/>
-          </w:rPr>
-          <w:rPr>
-            <w:color w:val="0000EE"/>
-            <w:u w:val="single"/>
-          </w:rPr>
-          <w:t>Job 27:10</w:t>
-        </w:r>
-      </w:hyperlink>
-    </w:p>
-    <w:p>
-      <w:pPr>
-        <w:pStyle w:val="ListBullet"/>
-        <w:spacing w:line="240" w:lineRule="auto"/>
-        <w:ind w:left="720"/>
-      </w:pPr>
-      <w:r>
-        <w:rPr>
-          <w:lang w:val="es_ES" w:bidi="es_ES"/>
-        </w:rPr>
-      </w:r>
-      <w:hyperlink r:id="rId214">
-        <w:r>
-          <w:rPr>
-            <w:lang w:val="es_ES" w:bidi="es_ES"/>
-          </w:rPr>
-          <w:rPr>
-            <w:color w:val="0000EE"/>
-            <w:u w:val="single"/>
-          </w:rPr>
-          <w:t>Proverbios 11:9</w:t>
-        </w:r>
-      </w:hyperlink>
-    </w:p>
-    <w:p>
-      <w:pPr>
-        <w:pStyle w:val="ListBullet"/>
-        <w:spacing w:line="240" w:lineRule="auto"/>
-        <w:ind w:left="720"/>
-      </w:pPr>
-      <w:r>
-        <w:rPr>
-          <w:lang w:val="es_ES" w:bidi="es_ES"/>
-        </w:rPr>
-      </w:r>
-      <w:hyperlink r:id="rId215">
-        <w:r>
-          <w:rPr>
-            <w:lang w:val="es_ES" w:bidi="es_ES"/>
-          </w:rPr>
-          <w:rPr>
-            <w:color w:val="0000EE"/>
-            <w:u w:val="single"/>
-          </w:rPr>
-          <w:t>Hechos 3:12</w:t>
-        </w:r>
-      </w:hyperlink>
-    </w:p>
-    <w:p>
-      <w:pPr>
-        <w:pStyle w:val="ListBullet"/>
-        <w:spacing w:line="240" w:lineRule="auto"/>
-        <w:ind w:left="720"/>
-      </w:pPr>
-      <w:r>
-        <w:rPr>
-          <w:lang w:val="es_ES" w:bidi="es_ES"/>
-        </w:rPr>
-      </w:r>
-      <w:hyperlink r:id="rId216">
-        <w:r>
-          <w:rPr>
-            <w:lang w:val="es_ES" w:bidi="es_ES"/>
-          </w:rPr>
-          <w:rPr>
-            <w:color w:val="0000EE"/>
-            <w:u w:val="single"/>
-          </w:rPr>
-          <w:t>1 Timoteo 1:9–11</w:t>
-        </w:r>
-      </w:hyperlink>
-    </w:p>
-    <w:p>
-      <w:pPr>
-        <w:pStyle w:val="ListBullet"/>
-        <w:spacing w:line="240" w:lineRule="auto"/>
-        <w:ind w:left="720"/>
-      </w:pPr>
-      <w:r>
-        <w:rPr>
-          <w:lang w:val="es_ES" w:bidi="es_ES"/>
-        </w:rPr>
-      </w:r>
-      <w:hyperlink r:id="rId217">
-        <w:r>
-          <w:rPr>
-            <w:lang w:val="es_ES" w:bidi="es_ES"/>
-          </w:rPr>
-          <w:rPr>
-            <w:color w:val="0000EE"/>
-            <w:u w:val="single"/>
-          </w:rPr>
-          <w:t>1 Timoteo 4:7</w:t>
-        </w:r>
-      </w:hyperlink>
-    </w:p>
-    <w:p>
-      <w:pPr>
-        <w:pStyle w:val="ListBullet"/>
-        <w:spacing w:line="240" w:lineRule="auto"/>
-        <w:ind w:left="720"/>
-      </w:pPr>
-      <w:r>
-        <w:rPr>
-          <w:lang w:val="es_ES" w:bidi="es_ES"/>
-        </w:rPr>
-      </w:r>
-      <w:hyperlink r:id="rId218">
-        <w:r>
-          <w:rPr>
-            <w:lang w:val="es_ES" w:bidi="es_ES"/>
-          </w:rPr>
-          <w:rPr>
-            <w:color w:val="0000EE"/>
-            <w:u w:val="single"/>
-          </w:rPr>
-          <w:t>2 Timoteo 3:12</w:t>
-        </w:r>
-      </w:hyperlink>
-    </w:p>
-    <w:p>
-      <w:pPr>
-        <w:pStyle w:val="ListBullet"/>
-        <w:spacing w:line="240" w:lineRule="auto"/>
-        <w:ind w:left="720"/>
-      </w:pPr>
-      <w:r>
-        <w:rPr>
-          <w:lang w:val="es_ES" w:bidi="es_ES"/>
-        </w:rPr>
-      </w:r>
-      <w:hyperlink r:id="rId219">
-        <w:r>
-          <w:rPr>
-            <w:lang w:val="es_ES" w:bidi="es_ES"/>
-          </w:rPr>
-          <w:rPr>
-            <w:color w:val="0000EE"/>
-            <w:u w:val="single"/>
-          </w:rPr>
-          <w:t>Hebreos 12:14–17</w:t>
-        </w:r>
-      </w:hyperlink>
-    </w:p>
-    <w:p>
-      <w:pPr>
-        <w:pStyle w:val="ListBullet"/>
-        <w:spacing w:line="240" w:lineRule="auto"/>
-        <w:ind w:left="720"/>
-      </w:pPr>
-      <w:r>
-        <w:rPr>
-          <w:lang w:val="es_ES" w:bidi="es_ES"/>
-        </w:rPr>
-      </w:r>
-      <w:hyperlink r:id="rId220">
-        <w:r>
-          <w:rPr>
-            <w:lang w:val="es_ES" w:bidi="es_ES"/>
-          </w:rPr>
-          <w:rPr>
-            <w:color w:val="0000EE"/>
-            <w:u w:val="single"/>
-          </w:rPr>
-          <w:t>Hebreos 11:7</w:t>
-        </w:r>
-      </w:hyperlink>
-    </w:p>
-    <w:p>
-      <w:pPr>
-        <w:pStyle w:val="ListBullet"/>
-        <w:spacing w:line="240" w:lineRule="auto"/>
-        <w:ind w:left="720"/>
-      </w:pPr>
-      <w:r>
-        <w:rPr>
-          <w:lang w:val="es_ES" w:bidi="es_ES"/>
-        </w:rPr>
-      </w:r>
-      <w:hyperlink r:id="rId221">
-        <w:r>
-          <w:rPr>
-            <w:lang w:val="es_ES" w:bidi="es_ES"/>
-          </w:rPr>
-          <w:rPr>
-            <w:color w:val="0000EE"/>
-            <w:u w:val="single"/>
-          </w:rPr>
-          <w:t>1 Pedro 4:18</w:t>
-        </w:r>
-      </w:hyperlink>
-    </w:p>
-    <w:p>
-      <w:pPr>
-        <w:pStyle w:val="ListBullet"/>
-        <w:spacing w:line="240" w:lineRule="auto"/>
-        <w:ind w:left="720"/>
-      </w:pPr>
-      <w:r>
-        <w:rPr>
-          <w:lang w:val="es_ES" w:bidi="es_ES"/>
-        </w:rPr>
-      </w:r>
-      <w:hyperlink r:id="rId222">
-        <w:r>
-          <w:rPr>
-            <w:lang w:val="es_ES" w:bidi="es_ES"/>
-          </w:rPr>
-          <w:rPr>
-            <w:color w:val="0000EE"/>
-            <w:u w:val="single"/>
-          </w:rPr>
-          <w:t>Judas 1:16</w:t>
-        </w:r>
-      </w:hyperlink>
+      <w:r>
+        <w:rPr>
+          <w:lang w:val="es_ES" w:bidi="es_ES"/>
+        </w:rPr>
+        <w:t>Job 27:10</w:t>
+      </w:r>
+    </w:p>
+    <w:p>
+      <w:pPr>
+        <w:pStyle w:val="ListBullet"/>
+        <w:spacing w:line="240" w:lineRule="auto"/>
+        <w:ind w:left="720"/>
+      </w:pPr>
+      <w:r>
+        <w:rPr>
+          <w:lang w:val="es_ES" w:bidi="es_ES"/>
+        </w:rPr>
+      </w:r>
+      <w:r>
+        <w:rPr>
+          <w:lang w:val="es_ES" w:bidi="es_ES"/>
+        </w:rPr>
+        <w:t>Proverbios 11:9</w:t>
+      </w:r>
+    </w:p>
+    <w:p>
+      <w:pPr>
+        <w:pStyle w:val="ListBullet"/>
+        <w:spacing w:line="240" w:lineRule="auto"/>
+        <w:ind w:left="720"/>
+      </w:pPr>
+      <w:r>
+        <w:rPr>
+          <w:lang w:val="es_ES" w:bidi="es_ES"/>
+        </w:rPr>
+      </w:r>
+      <w:r>
+        <w:rPr>
+          <w:lang w:val="es_ES" w:bidi="es_ES"/>
+        </w:rPr>
+        <w:t>Hechos 3:12</w:t>
+      </w:r>
+    </w:p>
+    <w:p>
+      <w:pPr>
+        <w:pStyle w:val="ListBullet"/>
+        <w:spacing w:line="240" w:lineRule="auto"/>
+        <w:ind w:left="720"/>
+      </w:pPr>
+      <w:r>
+        <w:rPr>
+          <w:lang w:val="es_ES" w:bidi="es_ES"/>
+        </w:rPr>
+      </w:r>
+      <w:r>
+        <w:rPr>
+          <w:lang w:val="es_ES" w:bidi="es_ES"/>
+        </w:rPr>
+        <w:t>1 Timoteo 1:9–11</w:t>
+      </w:r>
+    </w:p>
+    <w:p>
+      <w:pPr>
+        <w:pStyle w:val="ListBullet"/>
+        <w:spacing w:line="240" w:lineRule="auto"/>
+        <w:ind w:left="720"/>
+      </w:pPr>
+      <w:r>
+        <w:rPr>
+          <w:lang w:val="es_ES" w:bidi="es_ES"/>
+        </w:rPr>
+      </w:r>
+      <w:r>
+        <w:rPr>
+          <w:lang w:val="es_ES" w:bidi="es_ES"/>
+        </w:rPr>
+        <w:t>1 Timoteo 4:7</w:t>
+      </w:r>
+    </w:p>
+    <w:p>
+      <w:pPr>
+        <w:pStyle w:val="ListBullet"/>
+        <w:spacing w:line="240" w:lineRule="auto"/>
+        <w:ind w:left="720"/>
+      </w:pPr>
+      <w:r>
+        <w:rPr>
+          <w:lang w:val="es_ES" w:bidi="es_ES"/>
+        </w:rPr>
+      </w:r>
+      <w:r>
+        <w:rPr>
+          <w:lang w:val="es_ES" w:bidi="es_ES"/>
+        </w:rPr>
+        <w:t>2 Timoteo 3:12</w:t>
+      </w:r>
+    </w:p>
+    <w:p>
+      <w:pPr>
+        <w:pStyle w:val="ListBullet"/>
+        <w:spacing w:line="240" w:lineRule="auto"/>
+        <w:ind w:left="720"/>
+      </w:pPr>
+      <w:r>
+        <w:rPr>
+          <w:lang w:val="es_ES" w:bidi="es_ES"/>
+        </w:rPr>
+      </w:r>
+      <w:r>
+        <w:rPr>
+          <w:lang w:val="es_ES" w:bidi="es_ES"/>
+        </w:rPr>
+        <w:t>Hebreos 12:14–17</w:t>
+      </w:r>
+    </w:p>
+    <w:p>
+      <w:pPr>
+        <w:pStyle w:val="ListBullet"/>
+        <w:spacing w:line="240" w:lineRule="auto"/>
+        <w:ind w:left="720"/>
+      </w:pPr>
+      <w:r>
+        <w:rPr>
+          <w:lang w:val="es_ES" w:bidi="es_ES"/>
+        </w:rPr>
+      </w:r>
+      <w:r>
+        <w:rPr>
+          <w:lang w:val="es_ES" w:bidi="es_ES"/>
+        </w:rPr>
+        <w:t>Hebreos 11:7</w:t>
+      </w:r>
+    </w:p>
+    <w:p>
+      <w:pPr>
+        <w:pStyle w:val="ListBullet"/>
+        <w:spacing w:line="240" w:lineRule="auto"/>
+        <w:ind w:left="720"/>
+      </w:pPr>
+      <w:r>
+        <w:rPr>
+          <w:lang w:val="es_ES" w:bidi="es_ES"/>
+        </w:rPr>
+      </w:r>
+      <w:r>
+        <w:rPr>
+          <w:lang w:val="es_ES" w:bidi="es_ES"/>
+        </w:rPr>
+        <w:t>1 Pedro 4:18</w:t>
+      </w:r>
+    </w:p>
+    <w:p>
+      <w:pPr>
+        <w:pStyle w:val="ListBullet"/>
+        <w:spacing w:line="240" w:lineRule="auto"/>
+        <w:ind w:left="720"/>
+      </w:pPr>
+      <w:r>
+        <w:rPr>
+          <w:lang w:val="es_ES" w:bidi="es_ES"/>
+        </w:rPr>
+      </w:r>
+      <w:r>
+        <w:rPr>
+          <w:lang w:val="es_ES" w:bidi="es_ES"/>
+        </w:rPr>
+        <w:t>Judas 1:16</w:t>
+      </w:r>
     </w:p>
     <w:p>
       <w:pPr>
@@ -17088,102 +15816,72 @@
           <w:lang w:val="es_ES" w:bidi="es_ES"/>
         </w:rPr>
       </w:r>
-      <w:hyperlink r:id="rId223">
-        <w:r>
-          <w:rPr>
-            <w:lang w:val="es_ES" w:bidi="es_ES"/>
-          </w:rPr>
-          <w:rPr>
-            <w:color w:val="0000EE"/>
-            <w:u w:val="single"/>
-          </w:rPr>
-          <w:t>1 Timoteo 1:3</w:t>
-        </w:r>
-      </w:hyperlink>
-    </w:p>
-    <w:p>
-      <w:pPr>
-        <w:pStyle w:val="ListBullet"/>
-        <w:spacing w:line="240" w:lineRule="auto"/>
-        <w:ind w:left="720"/>
-      </w:pPr>
-      <w:r>
-        <w:rPr>
-          <w:lang w:val="es_ES" w:bidi="es_ES"/>
-        </w:rPr>
-      </w:r>
-      <w:hyperlink r:id="rId223">
-        <w:r>
-          <w:rPr>
-            <w:lang w:val="es_ES" w:bidi="es_ES"/>
-          </w:rPr>
-          <w:rPr>
-            <w:color w:val="0000EE"/>
-            <w:u w:val="single"/>
-          </w:rPr>
-          <w:t xml:space="preserve">2 Timoteo </w:t>
-        </w:r>
-      </w:hyperlink>
-      <w:hyperlink r:id="rId224">
-        <w:r>
-          <w:rPr>
-            <w:lang w:val="es_ES" w:bidi="es_ES"/>
-          </w:rPr>
-          <w:rPr>
-            <w:color w:val="0000EE"/>
-            <w:u w:val="single"/>
-          </w:rPr>
-          <w:t>3:16–17</w:t>
-        </w:r>
-      </w:hyperlink>
-    </w:p>
-    <w:p>
-      <w:pPr>
-        <w:pStyle w:val="ListBullet"/>
-        <w:spacing w:line="240" w:lineRule="auto"/>
-        <w:ind w:left="720"/>
-      </w:pPr>
-      <w:r>
-        <w:rPr>
-          <w:lang w:val="es_ES" w:bidi="es_ES"/>
-        </w:rPr>
-      </w:r>
-      <w:hyperlink r:id="rId225">
-        <w:r>
-          <w:rPr>
-            <w:lang w:val="es_ES" w:bidi="es_ES"/>
-          </w:rPr>
-          <w:rPr>
-            <w:color w:val="0000EE"/>
-            <w:u w:val="single"/>
-          </w:rPr>
-          <w:t>Marcos 7:6–7</w:t>
-        </w:r>
-      </w:hyperlink>
-    </w:p>
-    <w:p>
-      <w:pPr>
-        <w:pStyle w:val="ListBullet"/>
-        <w:spacing w:line="240" w:lineRule="auto"/>
-        <w:ind w:left="720"/>
-      </w:pPr>
-      <w:r>
-        <w:rPr>
-          <w:lang w:val="es_ES" w:bidi="es_ES"/>
-        </w:rPr>
-      </w:r>
-      <w:hyperlink r:id="rId226">
-        <w:r>
-          <w:rPr>
-            <w:lang w:val="es_ES" w:bidi="es_ES"/>
-          </w:rPr>
-          <w:rPr>
-            <w:color w:val="0000EE"/>
-            <w:u w:val="single"/>
-          </w:rPr>
-          <w:t>Mateo 15:7–9</w:t>
-        </w:r>
-      </w:hyperlink>
+      <w:r>
+        <w:rPr>
+          <w:lang w:val="es_ES" w:bidi="es_ES"/>
+        </w:rPr>
+        <w:t>1 Timoteo 1:3</w:t>
+      </w:r>
+    </w:p>
+    <w:p>
+      <w:pPr>
+        <w:pStyle w:val="ListBullet"/>
+        <w:spacing w:line="240" w:lineRule="auto"/>
+        <w:ind w:left="720"/>
+      </w:pPr>
+      <w:r>
+        <w:rPr>
+          <w:lang w:val="es_ES" w:bidi="es_ES"/>
+        </w:rPr>
+      </w:r>
+      <w:r>
+        <w:rPr>
+          <w:lang w:val="es_ES" w:bidi="es_ES"/>
+        </w:rPr>
+        <w:t xml:space="preserve">2 Timoteo </w:t>
+      </w:r>
+      <w:r>
+        <w:rPr>
+          <w:lang w:val="es_ES" w:bidi="es_ES"/>
+        </w:rPr>
+        <w:t>3:16–17</w:t>
+      </w:r>
+    </w:p>
+    <w:p>
+      <w:pPr>
+        <w:pStyle w:val="ListBullet"/>
+        <w:spacing w:line="240" w:lineRule="auto"/>
+        <w:ind w:left="720"/>
+      </w:pPr>
+      <w:r>
+        <w:rPr>
+          <w:lang w:val="es_ES" w:bidi="es_ES"/>
+        </w:rPr>
+      </w:r>
+      <w:r>
+        <w:rPr>
+          <w:lang w:val="es_ES" w:bidi="es_ES"/>
+        </w:rPr>
+        <w:t>Marcos 7:6–7</w:t>
+      </w:r>
+    </w:p>
+    <w:p>
+      <w:pPr>
+        <w:pStyle w:val="ListBullet"/>
+        <w:spacing w:line="240" w:lineRule="auto"/>
+        <w:ind w:left="720"/>
+      </w:pPr>
+      <w:r>
+        <w:rPr>
+          <w:lang w:val="es_ES" w:bidi="es_ES"/>
+        </w:rPr>
+      </w:r>
+      <w:r>
+        <w:rPr>
+          <w:lang w:val="es_ES" w:bidi="es_ES"/>
+        </w:rPr>
+        <w:t>Mateo 15:7–9</w:t>
+      </w:r>
     </w:p>
     <w:p>
       <w:pPr>
@@ -17434,66 +16132,48 @@
           <w:lang w:val="es_ES" w:bidi="es_ES"/>
         </w:rPr>
       </w:r>
-      <w:hyperlink r:id="rId227">
-        <w:r>
-          <w:rPr>
-            <w:lang w:val="es_ES" w:bidi="es_ES"/>
-          </w:rPr>
-          <w:rPr>
-            <w:color w:val="0000EE"/>
-            <w:u w:val="single"/>
-          </w:rPr>
-          <w:t>1 Pedro 5:10–11</w:t>
-        </w:r>
-      </w:hyperlink>
-    </w:p>
-    <w:p>
-      <w:pPr>
-        <w:pStyle w:val="ListBullet"/>
-        <w:spacing w:line="240" w:lineRule="auto"/>
-        <w:ind w:left="720"/>
-      </w:pPr>
-      <w:r>
-        <w:rPr>
-          <w:lang w:val="es_ES" w:bidi="es_ES"/>
-        </w:rPr>
-      </w:r>
-      <w:hyperlink r:id="rId228">
-        <w:r>
-          <w:rPr>
-            <w:lang w:val="es_ES" w:bidi="es_ES"/>
-          </w:rPr>
-          <w:rPr>
-            <w:color w:val="0000EE"/>
-            <w:u w:val="single"/>
-          </w:rPr>
-          <w:t>Colosenses 1:13</w:t>
-        </w:r>
-      </w:hyperlink>
-    </w:p>
-    <w:p>
-      <w:pPr>
-        <w:pStyle w:val="ListBullet"/>
-        <w:spacing w:line="240" w:lineRule="auto"/>
-        <w:ind w:left="720"/>
-      </w:pPr>
-      <w:r>
-        <w:rPr>
-          <w:lang w:val="es_ES" w:bidi="es_ES"/>
-        </w:rPr>
-      </w:r>
-      <w:hyperlink r:id="rId229">
-        <w:r>
-          <w:rPr>
-            <w:lang w:val="es_ES" w:bidi="es_ES"/>
-          </w:rPr>
-          <w:rPr>
-            <w:color w:val="0000EE"/>
-            <w:u w:val="single"/>
-          </w:rPr>
-          <w:t>Judas 1:25</w:t>
-        </w:r>
-      </w:hyperlink>
+      <w:r>
+        <w:rPr>
+          <w:lang w:val="es_ES" w:bidi="es_ES"/>
+        </w:rPr>
+        <w:t>1 Pedro 5:10–11</w:t>
+      </w:r>
+    </w:p>
+    <w:p>
+      <w:pPr>
+        <w:pStyle w:val="ListBullet"/>
+        <w:spacing w:line="240" w:lineRule="auto"/>
+        <w:ind w:left="720"/>
+      </w:pPr>
+      <w:r>
+        <w:rPr>
+          <w:lang w:val="es_ES" w:bidi="es_ES"/>
+        </w:rPr>
+      </w:r>
+      <w:r>
+        <w:rPr>
+          <w:lang w:val="es_ES" w:bidi="es_ES"/>
+        </w:rPr>
+        <w:t>Colosenses 1:13</w:t>
+      </w:r>
+    </w:p>
+    <w:p>
+      <w:pPr>
+        <w:pStyle w:val="ListBullet"/>
+        <w:spacing w:line="240" w:lineRule="auto"/>
+        <w:ind w:left="720"/>
+      </w:pPr>
+      <w:r>
+        <w:rPr>
+          <w:lang w:val="es_ES" w:bidi="es_ES"/>
+        </w:rPr>
+      </w:r>
+      <w:r>
+        <w:rPr>
+          <w:lang w:val="es_ES" w:bidi="es_ES"/>
+        </w:rPr>
+        <w:t>Judas 1:25</w:t>
+      </w:r>
     </w:p>
     <w:p>
       <w:pPr>
@@ -17697,90 +16377,66 @@
           <w:lang w:val="es_ES" w:bidi="es_ES"/>
         </w:rPr>
       </w:r>
-      <w:hyperlink r:id="rId230">
-        <w:r>
-          <w:rPr>
-            <w:lang w:val="es_ES" w:bidi="es_ES"/>
-          </w:rPr>
-          <w:rPr>
-            <w:color w:val="0000EE"/>
-            <w:u w:val="single"/>
-          </w:rPr>
-          <w:t>1 Corintios 7:8–9</w:t>
-        </w:r>
-      </w:hyperlink>
-    </w:p>
-    <w:p>
-      <w:pPr>
-        <w:pStyle w:val="ListBullet"/>
-        <w:spacing w:line="240" w:lineRule="auto"/>
-        <w:ind w:left="720"/>
-      </w:pPr>
-      <w:r>
-        <w:rPr>
-          <w:lang w:val="es_ES" w:bidi="es_ES"/>
-        </w:rPr>
-      </w:r>
-      <w:hyperlink r:id="rId231">
-        <w:r>
-          <w:rPr>
-            <w:lang w:val="es_ES" w:bidi="es_ES"/>
-          </w:rPr>
-          <w:rPr>
-            <w:color w:val="0000EE"/>
-            <w:u w:val="single"/>
-          </w:rPr>
-          <w:t>2 Pedro 1:5–7</w:t>
-        </w:r>
-      </w:hyperlink>
-    </w:p>
-    <w:p>
-      <w:pPr>
-        <w:pStyle w:val="ListBullet"/>
-        <w:spacing w:line="240" w:lineRule="auto"/>
-        <w:ind w:left="720"/>
-      </w:pPr>
-      <w:r>
-        <w:rPr>
-          <w:lang w:val="es_ES" w:bidi="es_ES"/>
-        </w:rPr>
-      </w:r>
-      <w:hyperlink r:id="rId232">
-        <w:r>
-          <w:rPr>
-            <w:lang w:val="es_ES" w:bidi="es_ES"/>
-          </w:rPr>
-          <w:rPr>
-            <w:color w:val="0000EE"/>
-            <w:u w:val="single"/>
-          </w:rPr>
-          <w:t>2 Timoteo 3:1–4</w:t>
-        </w:r>
-      </w:hyperlink>
-    </w:p>
-    <w:p>
-      <w:pPr>
-        <w:pStyle w:val="ListBullet"/>
-        <w:spacing w:line="240" w:lineRule="auto"/>
-        <w:ind w:left="720"/>
-      </w:pPr>
-      <w:r>
-        <w:rPr>
-          <w:lang w:val="es_ES" w:bidi="es_ES"/>
-        </w:rPr>
-      </w:r>
-      <w:hyperlink r:id="rId233">
-        <w:r>
-          <w:rPr>
-            <w:lang w:val="es_ES" w:bidi="es_ES"/>
-          </w:rPr>
-          <w:rPr>
-            <w:color w:val="0000EE"/>
-            <w:u w:val="single"/>
-          </w:rPr>
-          <w:t>Gálatas 5:23</w:t>
-        </w:r>
-      </w:hyperlink>
+      <w:r>
+        <w:rPr>
+          <w:lang w:val="es_ES" w:bidi="es_ES"/>
+        </w:rPr>
+        <w:t>1 Corintios 7:8–9</w:t>
+      </w:r>
+    </w:p>
+    <w:p>
+      <w:pPr>
+        <w:pStyle w:val="ListBullet"/>
+        <w:spacing w:line="240" w:lineRule="auto"/>
+        <w:ind w:left="720"/>
+      </w:pPr>
+      <w:r>
+        <w:rPr>
+          <w:lang w:val="es_ES" w:bidi="es_ES"/>
+        </w:rPr>
+      </w:r>
+      <w:r>
+        <w:rPr>
+          <w:lang w:val="es_ES" w:bidi="es_ES"/>
+        </w:rPr>
+        <w:t>2 Pedro 1:5–7</w:t>
+      </w:r>
+    </w:p>
+    <w:p>
+      <w:pPr>
+        <w:pStyle w:val="ListBullet"/>
+        <w:spacing w:line="240" w:lineRule="auto"/>
+        <w:ind w:left="720"/>
+      </w:pPr>
+      <w:r>
+        <w:rPr>
+          <w:lang w:val="es_ES" w:bidi="es_ES"/>
+        </w:rPr>
+      </w:r>
+      <w:r>
+        <w:rPr>
+          <w:lang w:val="es_ES" w:bidi="es_ES"/>
+        </w:rPr>
+        <w:t>2 Timoteo 3:1–4</w:t>
+      </w:r>
+    </w:p>
+    <w:p>
+      <w:pPr>
+        <w:pStyle w:val="ListBullet"/>
+        <w:spacing w:line="240" w:lineRule="auto"/>
+        <w:ind w:left="720"/>
+      </w:pPr>
+      <w:r>
+        <w:rPr>
+          <w:lang w:val="es_ES" w:bidi="es_ES"/>
+        </w:rPr>
+      </w:r>
+      <w:r>
+        <w:rPr>
+          <w:lang w:val="es_ES" w:bidi="es_ES"/>
+        </w:rPr>
+        <w:t>Gálatas 5:23</w:t>
+      </w:r>
     </w:p>
     <w:p>
       <w:pPr>
